--- a/resume/CV-ZhaoYilong-Chinese_full.docx
+++ b/resume/CV-ZhaoYilong-Chinese_full.docx
@@ -6,7 +6,7 @@
       <w:pPr>
         <w:pStyle w:val="Heading1"/>
         <w:rPr>
-          <w:rFonts w:ascii="黑体" w:eastAsia="黑体" w:hAnsi="黑体"/>
+          <w:rFonts w:ascii="Times New Roman" w:eastAsia="黑体" w:hAnsi="Times New Roman"/>
           <w:color w:val="auto"/>
           <w:sz w:val="48"/>
           <w:szCs w:val="44"/>
@@ -15,7 +15,7 @@
       </w:pPr>
       <w:r>
         <w:rPr>
-          <w:rFonts w:ascii="黑体" w:eastAsia="黑体" w:hAnsi="黑体" w:cs="宋体" w:hint="eastAsia"/>
+          <w:rFonts w:ascii="Times New Roman" w:eastAsia="黑体" w:hAnsi="Times New Roman" w:cs="宋体" w:hint="eastAsia"/>
           <w:color w:val="auto"/>
           <w:sz w:val="48"/>
           <w:szCs w:val="44"/>
@@ -33,7 +33,7 @@
       </w:pPr>
       <w:r>
         <w:rPr>
-          <w:rFonts w:asciiTheme="minorEastAsia" w:eastAsiaTheme="minorEastAsia" w:hAnsiTheme="minorEastAsia" w:hint="eastAsia"/>
+          <w:rFonts w:eastAsiaTheme="minorEastAsia" w:hint="eastAsia"/>
         </w:rPr>
         <w:t>电子邮件</w:t>
       </w:r>
@@ -102,13 +102,7 @@
         <w:rPr>
           <w:rFonts w:eastAsia="宋体"/>
         </w:rPr>
-        <w:t xml:space="preserve"> </w:t>
-      </w:r>
-      <w:r>
-        <w:rPr>
-          <w:rFonts w:eastAsia="宋体"/>
-        </w:rPr>
-        <w:t>https://xiaoke0515.github.io</w:t>
+        <w:t xml:space="preserve"> https://xiaoke0515.github.io</w:t>
       </w:r>
     </w:p>
     <w:p>
@@ -131,7 +125,7 @@
         <w:spacing w:before="0" w:after="120"/>
         <w:jc w:val="left"/>
         <w:rPr>
-          <w:rFonts w:ascii="宋体" w:eastAsia="宋体" w:hAnsi="宋体" w:cs="宋体"/>
+          <w:rFonts w:ascii="Times New Roman" w:eastAsia="宋体" w:hAnsi="Times New Roman" w:cs="宋体"/>
           <w:sz w:val="28"/>
           <w:szCs w:val="28"/>
           <w:lang w:eastAsia="zh-CN"/>
@@ -139,7 +133,7 @@
       </w:pPr>
       <w:r>
         <w:rPr>
-          <w:rFonts w:ascii="宋体" w:eastAsia="宋体" w:hAnsi="宋体" w:cs="宋体" w:hint="eastAsia"/>
+          <w:rFonts w:ascii="Times New Roman" w:eastAsia="宋体" w:hAnsi="Times New Roman" w:cs="宋体" w:hint="eastAsia"/>
           <w:sz w:val="28"/>
           <w:szCs w:val="28"/>
           <w:lang w:eastAsia="zh-CN"/>
@@ -187,7 +181,7 @@
         <w:spacing w:before="0" w:after="120"/>
         <w:jc w:val="left"/>
         <w:rPr>
-          <w:rFonts w:ascii="Georgia" w:hAnsi="Georgia" w:cs="Courier New"/>
+          <w:rFonts w:ascii="Times New Roman" w:hAnsi="Times New Roman" w:cs="Courier New"/>
           <w:sz w:val="28"/>
           <w:szCs w:val="28"/>
           <w:lang w:eastAsia="zh-CN"/>
@@ -195,7 +189,7 @@
       </w:pPr>
       <w:r>
         <w:rPr>
-          <w:rFonts w:ascii="宋体" w:eastAsia="宋体" w:hAnsi="宋体" w:cs="宋体" w:hint="eastAsia"/>
+          <w:rFonts w:ascii="Times New Roman" w:eastAsia="宋体" w:hAnsi="Times New Roman" w:cs="宋体" w:hint="eastAsia"/>
           <w:sz w:val="28"/>
           <w:szCs w:val="28"/>
           <w:lang w:eastAsia="zh-CN"/>
@@ -235,87 +229,75 @@
         <w:rPr>
           <w:color w:val="000000" w:themeColor="text1"/>
         </w:rPr>
+        <w:t xml:space="preserve"> – </w:t>
+      </w:r>
+      <w:r>
+        <w:rPr>
+          <w:rFonts w:hint="eastAsia"/>
+          <w:color w:val="000000" w:themeColor="text1"/>
+        </w:rPr>
+        <w:t>2</w:t>
+      </w:r>
+      <w:r>
+        <w:rPr>
+          <w:color w:val="000000" w:themeColor="text1"/>
+        </w:rPr>
+        <w:t>026.6</w:t>
+      </w:r>
+      <w:r>
+        <w:rPr>
+          <w:rFonts w:eastAsia="宋体" w:cs="宋体" w:hint="eastAsia"/>
+          <w:color w:val="000000" w:themeColor="text1"/>
+        </w:rPr>
+        <w:t>（预计</w:t>
+      </w:r>
+      <w:r>
+        <w:rPr>
+          <w:rFonts w:eastAsia="宋体" w:cs="宋体" w:hint="eastAsia"/>
+          <w:color w:val="000000" w:themeColor="text1"/>
+        </w:rPr>
+        <w:t>毕业</w:t>
+      </w:r>
+      <w:r>
+        <w:rPr>
+          <w:rFonts w:eastAsia="宋体" w:cs="宋体" w:hint="eastAsia"/>
+          <w:color w:val="000000" w:themeColor="text1"/>
+        </w:rPr>
+        <w:t>）</w:t>
+      </w:r>
+      <w:r>
+        <w:rPr>
+          <w:rFonts w:eastAsia="宋体" w:cs="宋体" w:hint="eastAsia"/>
+          <w:b/>
+          <w:color w:val="000000" w:themeColor="text1"/>
+        </w:rPr>
+        <w:t>上海交通大学</w:t>
+      </w:r>
+      <w:r>
+        <w:rPr>
+          <w:b/>
+          <w:color w:val="000000" w:themeColor="text1"/>
+        </w:rPr>
+        <w:t xml:space="preserve"> (SJTU)</w:t>
+      </w:r>
+      <w:r>
+        <w:rPr>
+          <w:rFonts w:eastAsiaTheme="minorEastAsia" w:hint="eastAsia"/>
+          <w:b/>
+          <w:color w:val="000000" w:themeColor="text1"/>
+        </w:rPr>
+        <w:t>，</w:t>
+      </w:r>
+      <w:r>
+        <w:rPr>
+          <w:b/>
+          <w:color w:val="000000" w:themeColor="text1"/>
+        </w:rPr>
         <w:t xml:space="preserve"> </w:t>
       </w:r>
       <w:r>
         <w:rPr>
-          <w:color w:val="000000" w:themeColor="text1"/>
-        </w:rPr>
-        <w:t>–</w:t>
-      </w:r>
-      <w:r>
-        <w:rPr>
-          <w:color w:val="000000" w:themeColor="text1"/>
-        </w:rPr>
-        <w:t xml:space="preserve"> </w:t>
-      </w:r>
-      <w:r>
-        <w:rPr>
-          <w:rFonts w:hint="eastAsia"/>
-          <w:color w:val="000000" w:themeColor="text1"/>
-        </w:rPr>
-        <w:t>2</w:t>
-      </w:r>
-      <w:r>
-        <w:rPr>
-          <w:color w:val="000000" w:themeColor="text1"/>
-        </w:rPr>
-        <w:t>026.6</w:t>
-      </w:r>
-      <w:r>
-        <w:rPr>
-          <w:rFonts w:ascii="宋体" w:eastAsia="宋体" w:hAnsi="宋体" w:cs="宋体" w:hint="eastAsia"/>
-          <w:color w:val="000000" w:themeColor="text1"/>
-        </w:rPr>
-        <w:t>（预计</w:t>
-      </w:r>
-      <w:r>
-        <w:rPr>
-          <w:rFonts w:ascii="宋体" w:eastAsia="宋体" w:hAnsi="宋体" w:cs="宋体" w:hint="eastAsia"/>
-          <w:color w:val="000000" w:themeColor="text1"/>
-        </w:rPr>
-        <w:t>毕业</w:t>
-      </w:r>
-      <w:r>
-        <w:rPr>
-          <w:rFonts w:ascii="宋体" w:eastAsia="宋体" w:hAnsi="宋体" w:cs="宋体" w:hint="eastAsia"/>
-          <w:color w:val="000000" w:themeColor="text1"/>
-        </w:rPr>
-        <w:t>）</w:t>
-      </w:r>
-      <w:r>
-        <w:rPr>
-          <w:rFonts w:ascii="宋体" w:eastAsia="宋体" w:hAnsi="宋体" w:cs="宋体" w:hint="eastAsia"/>
-          <w:b/>
-          <w:color w:val="000000" w:themeColor="text1"/>
-        </w:rPr>
-        <w:t>上海交通大学</w:t>
-      </w:r>
-      <w:r>
-        <w:rPr>
-          <w:b/>
-          <w:color w:val="000000" w:themeColor="text1"/>
-        </w:rPr>
-        <w:t xml:space="preserve"> (SJTU)</w:t>
-      </w:r>
-      <w:r>
-        <w:rPr>
-          <w:rFonts w:asciiTheme="minorEastAsia" w:eastAsiaTheme="minorEastAsia" w:hAnsiTheme="minorEastAsia" w:hint="eastAsia"/>
-          <w:b/>
-          <w:color w:val="000000" w:themeColor="text1"/>
-        </w:rPr>
-        <w:t>，</w:t>
-      </w:r>
-      <w:r>
-        <w:rPr>
-          <w:b/>
-          <w:color w:val="000000" w:themeColor="text1"/>
-        </w:rPr>
-        <w:t xml:space="preserve"> </w:t>
-      </w:r>
-      <w:r>
-        <w:rPr>
-          <w:rFonts w:asciiTheme="minorEastAsia" w:eastAsiaTheme="minorEastAsia" w:hAnsiTheme="minorEastAsia" w:hint="eastAsia"/>
+          <w:rFonts w:eastAsiaTheme="minorEastAsia" w:hint="eastAsia"/>
           <w:b/>
           <w:color w:val="000000" w:themeColor="text1"/>
         </w:rPr>
@@ -327,48 +309,48 @@
         <w:spacing w:line="240" w:lineRule="exact"/>
         <w:ind w:leftChars="500" w:left="1050" w:firstLineChars="900" w:firstLine="1890"/>
         <w:rPr>
-          <w:rFonts w:ascii="宋体" w:eastAsia="宋体" w:hAnsi="宋体" w:cs="宋体"/>
-          <w:color w:val="000000" w:themeColor="text1"/>
-        </w:rPr>
-      </w:pPr>
-      <w:r>
-        <w:rPr>
-          <w:rFonts w:ascii="宋体" w:eastAsia="宋体" w:hAnsi="宋体" w:cs="宋体" w:hint="eastAsia"/>
+          <w:rFonts w:eastAsia="宋体" w:cs="宋体"/>
+          <w:color w:val="000000" w:themeColor="text1"/>
+        </w:rPr>
+      </w:pPr>
+      <w:r>
+        <w:rPr>
+          <w:rFonts w:eastAsia="宋体" w:cs="宋体" w:hint="eastAsia"/>
           <w:color w:val="000000" w:themeColor="text1"/>
         </w:rPr>
         <w:t>计算机</w:t>
       </w:r>
       <w:r>
         <w:rPr>
-          <w:rFonts w:ascii="宋体" w:eastAsia="宋体" w:hAnsi="宋体" w:cs="宋体" w:hint="eastAsia"/>
+          <w:rFonts w:eastAsia="宋体" w:cs="宋体" w:hint="eastAsia"/>
           <w:color w:val="000000" w:themeColor="text1"/>
         </w:rPr>
         <w:t>科学与</w:t>
       </w:r>
       <w:r>
         <w:rPr>
-          <w:rFonts w:ascii="宋体" w:eastAsia="宋体" w:hAnsi="宋体" w:cs="宋体" w:hint="eastAsia"/>
+          <w:rFonts w:eastAsia="宋体" w:cs="宋体" w:hint="eastAsia"/>
           <w:color w:val="000000" w:themeColor="text1"/>
         </w:rPr>
         <w:t>技术</w:t>
       </w:r>
       <w:r>
         <w:rPr>
-          <w:rFonts w:asciiTheme="minorEastAsia" w:eastAsiaTheme="minorEastAsia" w:hAnsiTheme="minorEastAsia" w:hint="eastAsia"/>
+          <w:rFonts w:eastAsiaTheme="minorEastAsia" w:hint="eastAsia"/>
           <w:color w:val="000000" w:themeColor="text1"/>
         </w:rPr>
         <w:t>，</w:t>
       </w:r>
       <w:r>
         <w:rPr>
-          <w:rFonts w:asciiTheme="minorEastAsia" w:eastAsiaTheme="minorEastAsia" w:hAnsiTheme="minorEastAsia" w:hint="eastAsia"/>
+          <w:rFonts w:eastAsiaTheme="minorEastAsia" w:hint="eastAsia"/>
           <w:color w:val="000000" w:themeColor="text1"/>
         </w:rPr>
         <w:t>博</w:t>
       </w:r>
       <w:r>
         <w:rPr>
-          <w:rFonts w:asciiTheme="minorEastAsia" w:eastAsiaTheme="minorEastAsia" w:hAnsiTheme="minorEastAsia" w:hint="eastAsia"/>
+          <w:rFonts w:eastAsiaTheme="minorEastAsia" w:hint="eastAsia"/>
           <w:color w:val="000000" w:themeColor="text1"/>
         </w:rPr>
         <w:t>士</w:t>
@@ -423,10 +405,24 @@
       </w:r>
       <w:r>
         <w:rPr>
-          <w:rFonts w:ascii="宋体" w:eastAsia="宋体" w:hAnsi="宋体" w:cs="宋体" w:hint="eastAsia"/>
-          <w:color w:val="000000" w:themeColor="text1"/>
-        </w:rPr>
-        <w:t>导师：蒋力 研究员</w:t>
+          <w:rFonts w:eastAsia="宋体" w:cs="宋体" w:hint="eastAsia"/>
+          <w:color w:val="000000" w:themeColor="text1"/>
+        </w:rPr>
+        <w:t>导师：蒋力</w:t>
+      </w:r>
+      <w:r>
+        <w:rPr>
+          <w:rFonts w:eastAsia="宋体" w:cs="宋体" w:hint="eastAsia"/>
+          <w:color w:val="000000" w:themeColor="text1"/>
+        </w:rPr>
+        <w:t xml:space="preserve"> </w:t>
+      </w:r>
+      <w:r>
+        <w:rPr>
+          <w:rFonts w:eastAsia="宋体" w:cs="宋体" w:hint="eastAsia"/>
+          <w:color w:val="000000" w:themeColor="text1"/>
+        </w:rPr>
+        <w:t>研究员</w:t>
       </w:r>
     </w:p>
     <w:p>
@@ -456,19 +452,7 @@
         <w:rPr>
           <w:color w:val="000000" w:themeColor="text1"/>
         </w:rPr>
-        <w:t xml:space="preserve">8.9 </w:t>
-      </w:r>
-      <w:r>
-        <w:rPr>
-          <w:color w:val="000000" w:themeColor="text1"/>
-        </w:rPr>
-        <w:t>–</w:t>
-      </w:r>
-      <w:r>
-        <w:rPr>
-          <w:color w:val="000000" w:themeColor="text1"/>
-        </w:rPr>
-        <w:t xml:space="preserve"> </w:t>
+        <w:t xml:space="preserve">8.9 – </w:t>
       </w:r>
       <w:r>
         <w:rPr>
@@ -494,13 +478,7 @@
         <w:rPr>
           <w:color w:val="000000" w:themeColor="text1"/>
         </w:rPr>
-        <w:t>3</w:t>
-      </w:r>
-      <w:r>
-        <w:rPr>
-          <w:color w:val="000000" w:themeColor="text1"/>
-        </w:rPr>
-        <w:t xml:space="preserve"> </w:t>
+        <w:t xml:space="preserve">3 </w:t>
       </w:r>
       <w:r>
         <w:rPr>
@@ -537,7 +515,7 @@
       </w:r>
       <w:r>
         <w:rPr>
-          <w:rFonts w:ascii="宋体" w:eastAsia="宋体" w:hAnsi="宋体" w:cs="宋体" w:hint="eastAsia"/>
+          <w:rFonts w:eastAsia="宋体" w:cs="宋体" w:hint="eastAsia"/>
           <w:b/>
           <w:color w:val="000000" w:themeColor="text1"/>
         </w:rPr>
@@ -552,7 +530,7 @@
       </w:r>
       <w:r>
         <w:rPr>
-          <w:rFonts w:asciiTheme="minorEastAsia" w:eastAsiaTheme="minorEastAsia" w:hAnsiTheme="minorEastAsia" w:hint="eastAsia"/>
+          <w:rFonts w:eastAsiaTheme="minorEastAsia" w:hint="eastAsia"/>
           <w:b/>
           <w:color w:val="000000" w:themeColor="text1"/>
         </w:rPr>
@@ -567,7 +545,7 @@
       </w:r>
       <w:r>
         <w:rPr>
-          <w:rFonts w:asciiTheme="minorEastAsia" w:eastAsiaTheme="minorEastAsia" w:hAnsiTheme="minorEastAsia" w:hint="eastAsia"/>
+          <w:rFonts w:eastAsiaTheme="minorEastAsia" w:hint="eastAsia"/>
           <w:b/>
           <w:color w:val="000000" w:themeColor="text1"/>
         </w:rPr>
@@ -585,14 +563,14 @@
       </w:pPr>
       <w:r>
         <w:rPr>
-          <w:rFonts w:ascii="宋体" w:eastAsia="宋体" w:hAnsi="宋体" w:cs="宋体" w:hint="eastAsia"/>
+          <w:rFonts w:eastAsia="宋体" w:cs="宋体" w:hint="eastAsia"/>
           <w:color w:val="000000" w:themeColor="text1"/>
         </w:rPr>
         <w:t>计算机技术</w:t>
       </w:r>
       <w:r>
         <w:rPr>
-          <w:rFonts w:asciiTheme="minorEastAsia" w:eastAsiaTheme="minorEastAsia" w:hAnsiTheme="minorEastAsia" w:hint="eastAsia"/>
+          <w:rFonts w:eastAsiaTheme="minorEastAsia" w:hint="eastAsia"/>
           <w:color w:val="000000" w:themeColor="text1"/>
         </w:rPr>
         <w:t>，硕士</w:t>
@@ -655,10 +633,24 @@
       </w:r>
       <w:r>
         <w:rPr>
-          <w:rFonts w:ascii="宋体" w:eastAsia="宋体" w:hAnsi="宋体" w:cs="宋体" w:hint="eastAsia"/>
-          <w:color w:val="000000" w:themeColor="text1"/>
-        </w:rPr>
-        <w:t>导师：蒋力 研究员</w:t>
+          <w:rFonts w:eastAsia="宋体" w:cs="宋体" w:hint="eastAsia"/>
+          <w:color w:val="000000" w:themeColor="text1"/>
+        </w:rPr>
+        <w:t>导师：蒋力</w:t>
+      </w:r>
+      <w:r>
+        <w:rPr>
+          <w:rFonts w:eastAsia="宋体" w:cs="宋体" w:hint="eastAsia"/>
+          <w:color w:val="000000" w:themeColor="text1"/>
+        </w:rPr>
+        <w:t xml:space="preserve"> </w:t>
+      </w:r>
+      <w:r>
+        <w:rPr>
+          <w:rFonts w:eastAsia="宋体" w:cs="宋体" w:hint="eastAsia"/>
+          <w:color w:val="000000" w:themeColor="text1"/>
+        </w:rPr>
+        <w:t>研究员</w:t>
       </w:r>
     </w:p>
     <w:p>
@@ -674,13 +666,7 @@
         <w:rPr>
           <w:color w:val="000000" w:themeColor="text1"/>
         </w:rPr>
-        <w:t>20</w:t>
-      </w:r>
-      <w:r>
-        <w:rPr>
-          <w:color w:val="000000" w:themeColor="text1"/>
-        </w:rPr>
-        <w:t>14</w:t>
+        <w:t>2014</w:t>
       </w:r>
       <w:r>
         <w:rPr>
@@ -692,95 +678,71 @@
         <w:rPr>
           <w:color w:val="000000" w:themeColor="text1"/>
         </w:rPr>
+        <w:t xml:space="preserve"> – 2018</w:t>
+      </w:r>
+      <w:r>
+        <w:rPr>
+          <w:color w:val="000000" w:themeColor="text1"/>
+        </w:rPr>
+        <w:t>.6</w:t>
+      </w:r>
+      <w:r>
+        <w:rPr>
+          <w:color w:val="000000" w:themeColor="text1"/>
+        </w:rPr>
         <w:t xml:space="preserve"> </w:t>
       </w:r>
       <w:r>
         <w:rPr>
           <w:color w:val="000000" w:themeColor="text1"/>
         </w:rPr>
-        <w:t>–</w:t>
-      </w:r>
-      <w:r>
-        <w:rPr>
+        <w:tab/>
+      </w:r>
+      <w:r>
+        <w:rPr>
+          <w:color w:val="000000" w:themeColor="text1"/>
+        </w:rPr>
+        <w:tab/>
+      </w:r>
+      <w:r>
+        <w:rPr>
+          <w:color w:val="000000" w:themeColor="text1"/>
+        </w:rPr>
+        <w:tab/>
+      </w:r>
+      <w:r>
+        <w:rPr>
+          <w:rFonts w:eastAsia="宋体" w:cs="宋体" w:hint="eastAsia"/>
+          <w:b/>
+          <w:color w:val="000000" w:themeColor="text1"/>
+        </w:rPr>
+        <w:t>上海交通大学</w:t>
+      </w:r>
+      <w:r>
+        <w:rPr>
+          <w:b/>
+          <w:color w:val="000000" w:themeColor="text1"/>
+        </w:rPr>
+        <w:t xml:space="preserve"> (SJTU)</w:t>
+      </w:r>
+      <w:r>
+        <w:rPr>
+          <w:rFonts w:eastAsiaTheme="minorEastAsia" w:hint="eastAsia"/>
+          <w:b/>
+          <w:color w:val="000000" w:themeColor="text1"/>
+        </w:rPr>
+        <w:t>，</w:t>
+      </w:r>
+      <w:r>
+        <w:rPr>
+          <w:b/>
           <w:color w:val="000000" w:themeColor="text1"/>
         </w:rPr>
         <w:t xml:space="preserve"> </w:t>
       </w:r>
       <w:r>
         <w:rPr>
-          <w:color w:val="000000" w:themeColor="text1"/>
-        </w:rPr>
-        <w:t>201</w:t>
-      </w:r>
-      <w:r>
-        <w:rPr>
-          <w:color w:val="000000" w:themeColor="text1"/>
-        </w:rPr>
-        <w:t>8</w:t>
-      </w:r>
-      <w:r>
-        <w:rPr>
-          <w:color w:val="000000" w:themeColor="text1"/>
-        </w:rPr>
-        <w:t>.6</w:t>
-      </w:r>
-      <w:r>
-        <w:rPr>
-          <w:color w:val="000000" w:themeColor="text1"/>
-        </w:rPr>
-        <w:t xml:space="preserve"> </w:t>
-      </w:r>
-      <w:r>
-        <w:rPr>
-          <w:color w:val="000000" w:themeColor="text1"/>
-        </w:rPr>
-        <w:tab/>
-      </w:r>
-      <w:r>
-        <w:rPr>
-          <w:color w:val="000000" w:themeColor="text1"/>
-        </w:rPr>
-        <w:tab/>
-      </w:r>
-      <w:r>
-        <w:rPr>
-          <w:color w:val="000000" w:themeColor="text1"/>
-        </w:rPr>
-        <w:tab/>
-      </w:r>
-      <w:r>
-        <w:rPr>
-          <w:rFonts w:ascii="宋体" w:eastAsia="宋体" w:hAnsi="宋体" w:cs="宋体" w:hint="eastAsia"/>
-          <w:b/>
-          <w:color w:val="000000" w:themeColor="text1"/>
-        </w:rPr>
-        <w:t>上海交通大学</w:t>
-      </w:r>
-      <w:r>
-        <w:rPr>
-          <w:b/>
-          <w:color w:val="000000" w:themeColor="text1"/>
-        </w:rPr>
-        <w:t xml:space="preserve"> (SJTU)</w:t>
-      </w:r>
-      <w:r>
-        <w:rPr>
-          <w:rFonts w:asciiTheme="minorEastAsia" w:eastAsiaTheme="minorEastAsia" w:hAnsiTheme="minorEastAsia" w:hint="eastAsia"/>
-          <w:b/>
-          <w:color w:val="000000" w:themeColor="text1"/>
-        </w:rPr>
-        <w:t>，</w:t>
-      </w:r>
-      <w:r>
-        <w:rPr>
-          <w:b/>
-          <w:color w:val="000000" w:themeColor="text1"/>
-        </w:rPr>
-        <w:t xml:space="preserve"> </w:t>
-      </w:r>
-      <w:r>
-        <w:rPr>
-          <w:rFonts w:asciiTheme="minorEastAsia" w:eastAsiaTheme="minorEastAsia" w:hAnsiTheme="minorEastAsia" w:hint="eastAsia"/>
+          <w:rFonts w:eastAsiaTheme="minorEastAsia" w:hint="eastAsia"/>
           <w:b/>
           <w:color w:val="000000" w:themeColor="text1"/>
         </w:rPr>
@@ -797,35 +759,28 @@
       </w:pPr>
       <w:r>
         <w:rPr>
-          <w:rFonts w:ascii="宋体" w:eastAsia="宋体" w:hAnsi="宋体" w:cs="宋体" w:hint="eastAsia"/>
-          <w:color w:val="000000" w:themeColor="text1"/>
-        </w:rPr>
-        <w:t>电子科学与</w:t>
-      </w:r>
-      <w:r>
-        <w:rPr>
-          <w:rFonts w:ascii="宋体" w:eastAsia="宋体" w:hAnsi="宋体" w:cs="宋体" w:hint="eastAsia"/>
-          <w:color w:val="000000" w:themeColor="text1"/>
-        </w:rPr>
-        <w:t>技术</w:t>
-      </w:r>
-      <w:r>
-        <w:rPr>
-          <w:rFonts w:asciiTheme="minorEastAsia" w:eastAsiaTheme="minorEastAsia" w:hAnsiTheme="minorEastAsia" w:hint="eastAsia"/>
+          <w:rFonts w:eastAsia="宋体" w:cs="宋体" w:hint="eastAsia"/>
+          <w:color w:val="000000" w:themeColor="text1"/>
+        </w:rPr>
+        <w:t>电子科学与技术</w:t>
+      </w:r>
+      <w:r>
+        <w:rPr>
+          <w:rFonts w:eastAsiaTheme="minorEastAsia" w:hint="eastAsia"/>
           <w:color w:val="000000" w:themeColor="text1"/>
         </w:rPr>
         <w:t>，</w:t>
       </w:r>
       <w:r>
         <w:rPr>
-          <w:rFonts w:asciiTheme="minorEastAsia" w:eastAsiaTheme="minorEastAsia" w:hAnsiTheme="minorEastAsia" w:hint="eastAsia"/>
+          <w:rFonts w:eastAsiaTheme="minorEastAsia" w:hint="eastAsia"/>
           <w:color w:val="000000" w:themeColor="text1"/>
         </w:rPr>
         <w:t>学</w:t>
       </w:r>
       <w:r>
         <w:rPr>
-          <w:rFonts w:asciiTheme="minorEastAsia" w:eastAsiaTheme="minorEastAsia" w:hAnsiTheme="minorEastAsia" w:hint="eastAsia"/>
+          <w:rFonts w:eastAsiaTheme="minorEastAsia" w:hint="eastAsia"/>
           <w:color w:val="000000" w:themeColor="text1"/>
         </w:rPr>
         <w:t>士</w:t>
@@ -902,14 +857,14 @@
         <w:spacing w:before="0" w:after="120"/>
         <w:jc w:val="both"/>
         <w:rPr>
-          <w:rFonts w:ascii="Georgia" w:eastAsia="宋体" w:hAnsi="Georgia" w:cs="Courier New"/>
+          <w:rFonts w:ascii="Times New Roman" w:eastAsia="宋体" w:hAnsi="Times New Roman" w:cs="Courier New"/>
           <w:szCs w:val="24"/>
           <w:lang w:eastAsia="zh-CN"/>
         </w:rPr>
       </w:pPr>
       <w:r>
         <w:rPr>
-          <w:rFonts w:ascii="Georgia" w:eastAsia="宋体" w:hAnsi="Georgia" w:cs="Courier New" w:hint="eastAsia"/>
+          <w:rFonts w:ascii="Times New Roman" w:eastAsia="宋体" w:hAnsi="Times New Roman" w:cs="Courier New" w:hint="eastAsia"/>
           <w:sz w:val="28"/>
           <w:szCs w:val="28"/>
           <w:lang w:eastAsia="zh-CN"/>
@@ -918,7 +873,7 @@
       </w:r>
       <w:r>
         <w:rPr>
-          <w:rFonts w:ascii="Georgia" w:eastAsia="宋体" w:hAnsi="Georgia" w:cs="Courier New" w:hint="eastAsia"/>
+          <w:rFonts w:ascii="Times New Roman" w:eastAsia="宋体" w:hAnsi="Times New Roman" w:cs="Courier New" w:hint="eastAsia"/>
           <w:sz w:val="28"/>
           <w:szCs w:val="28"/>
           <w:lang w:eastAsia="zh-CN"/>
@@ -927,67 +882,12 @@
       </w:r>
       <w:r>
         <w:rPr>
-          <w:rFonts w:ascii="Georgia" w:eastAsia="宋体" w:hAnsi="Georgia" w:cs="Courier New" w:hint="eastAsia"/>
+          <w:rFonts w:ascii="Times New Roman" w:eastAsia="宋体" w:hAnsi="Times New Roman" w:cs="Courier New" w:hint="eastAsia"/>
           <w:sz w:val="28"/>
           <w:szCs w:val="28"/>
           <w:lang w:eastAsia="zh-CN"/>
         </w:rPr>
         <w:t>专利</w:t>
-      </w:r>
-      <w:r>
-        <w:rPr>
-          <w:rFonts w:ascii="Georgia" w:eastAsia="宋体" w:hAnsi="Georgia" w:cs="Courier New" w:hint="eastAsia"/>
-          <w:sz w:val="28"/>
-          <w:szCs w:val="28"/>
-          <w:lang w:eastAsia="zh-CN"/>
-        </w:rPr>
-        <w:t xml:space="preserve"> </w:t>
-      </w:r>
-      <w:r>
-        <w:rPr>
-          <w:rFonts w:ascii="Georgia" w:eastAsia="宋体" w:hAnsi="Georgia" w:cs="Courier New" w:hint="eastAsia"/>
-          <w:szCs w:val="24"/>
-          <w:lang w:eastAsia="zh-CN"/>
-        </w:rPr>
-        <w:t>（完整列表</w:t>
-      </w:r>
-      <w:r>
-        <w:fldChar w:fldCharType="begin"/>
-      </w:r>
-      <w:r>
-        <w:rPr>
-          <w:lang w:eastAsia="zh-CN"/>
-        </w:rPr>
-        <w:instrText xml:space="preserve"> HYPERLINK "https://xiaoke0515.github.io/publications/" </w:instrText>
-      </w:r>
-      <w:r>
-        <w:fldChar w:fldCharType="separate"/>
-      </w:r>
-      <w:r>
-        <w:rPr>
-          <w:rStyle w:val="Hyperlink"/>
-          <w:rFonts w:ascii="Georgia" w:eastAsia="宋体" w:hAnsi="Georgia" w:cs="Courier New" w:hint="eastAsia"/>
-          <w:szCs w:val="24"/>
-          <w:lang w:eastAsia="zh-CN"/>
-        </w:rPr>
-        <w:t>见此</w:t>
-      </w:r>
-      <w:r>
-        <w:rPr>
-          <w:rStyle w:val="Hyperlink"/>
-          <w:rFonts w:ascii="Georgia" w:eastAsia="宋体" w:hAnsi="Georgia" w:cs="Courier New"/>
-          <w:szCs w:val="24"/>
-          <w:lang w:eastAsia="zh-CN"/>
-        </w:rPr>
-        <w:fldChar w:fldCharType="end"/>
-      </w:r>
-      <w:r>
-        <w:rPr>
-          <w:rFonts w:ascii="Georgia" w:eastAsia="宋体" w:hAnsi="Georgia" w:cs="Courier New" w:hint="eastAsia"/>
-          <w:szCs w:val="24"/>
-          <w:lang w:eastAsia="zh-CN"/>
-        </w:rPr>
-        <w:t>）</w:t>
       </w:r>
     </w:p>
     <w:p>
@@ -1001,14 +901,13 @@
         <w:spacing w:after="40"/>
         <w:ind w:leftChars="171" w:left="359"/>
         <w:rPr>
-          <w:rFonts w:ascii="Times New Roman" w:eastAsia="宋体" w:hAnsi="Times New Roman" w:cs="宋体" w:hint="eastAsia"/>
+          <w:rFonts w:ascii="Times New Roman" w:eastAsia="宋体" w:hAnsi="Times New Roman" w:cs="宋体"/>
           <w:b/>
           <w:bCs/>
           <w:u w:val="single"/>
           <w:lang w:eastAsia="zh-CN"/>
         </w:rPr>
       </w:pPr>
-      <w:proofErr w:type="gramStart"/>
       <w:r>
         <w:rPr>
           <w:rFonts w:ascii="Times New Roman" w:eastAsia="宋体" w:hAnsi="Times New Roman" w:cs="宋体" w:hint="eastAsia"/>
@@ -1017,9 +916,8 @@
           <w:u w:val="single"/>
           <w:lang w:eastAsia="zh-CN"/>
         </w:rPr>
-        <w:t>一</w:t>
-      </w:r>
-      <w:proofErr w:type="gramEnd"/>
+        <w:t>一作</w:t>
+      </w:r>
       <w:r>
         <w:rPr>
           <w:rFonts w:ascii="Times New Roman" w:eastAsia="宋体" w:hAnsi="Times New Roman" w:cs="宋体" w:hint="eastAsia"/>
@@ -1028,7 +926,7 @@
           <w:u w:val="single"/>
           <w:lang w:eastAsia="zh-CN"/>
         </w:rPr>
-        <w:t>作</w:t>
+        <w:t>/</w:t>
       </w:r>
       <w:r>
         <w:rPr>
@@ -1038,39 +936,7 @@
           <w:u w:val="single"/>
           <w:lang w:eastAsia="zh-CN"/>
         </w:rPr>
-        <w:t>/</w:t>
-      </w:r>
-      <w:r>
-        <w:rPr>
-          <w:rFonts w:ascii="Times New Roman" w:eastAsia="宋体" w:hAnsi="Times New Roman" w:cs="宋体" w:hint="eastAsia"/>
-          <w:b/>
-          <w:bCs/>
-          <w:u w:val="single"/>
-          <w:lang w:eastAsia="zh-CN"/>
-        </w:rPr>
-        <w:t>共</w:t>
-      </w:r>
-      <w:proofErr w:type="gramStart"/>
-      <w:r>
-        <w:rPr>
-          <w:rFonts w:ascii="Times New Roman" w:eastAsia="宋体" w:hAnsi="Times New Roman" w:cs="宋体" w:hint="eastAsia"/>
-          <w:b/>
-          <w:bCs/>
-          <w:u w:val="single"/>
-          <w:lang w:eastAsia="zh-CN"/>
-        </w:rPr>
-        <w:t>一</w:t>
-      </w:r>
-      <w:proofErr w:type="gramEnd"/>
-      <w:r>
-        <w:rPr>
-          <w:rFonts w:ascii="Times New Roman" w:eastAsia="宋体" w:hAnsi="Times New Roman" w:cs="宋体" w:hint="eastAsia"/>
-          <w:b/>
-          <w:bCs/>
-          <w:u w:val="single"/>
-          <w:lang w:eastAsia="zh-CN"/>
-        </w:rPr>
-        <w:t>：</w:t>
+        <w:t>共一：</w:t>
       </w:r>
     </w:p>
     <w:p>
@@ -1105,108 +971,84 @@
           <w:rFonts w:ascii="Times New Roman" w:eastAsia="宋体" w:hAnsi="Times New Roman" w:cs="宋体"/>
           <w:lang w:eastAsia="zh-CN"/>
         </w:rPr>
+        <w:t xml:space="preserve">, Fangxin Liu, </w:t>
+      </w:r>
+      <w:r>
+        <w:rPr>
+          <w:rFonts w:ascii="Times New Roman" w:eastAsia="宋体" w:hAnsi="Times New Roman" w:cs="宋体"/>
+          <w:lang w:eastAsia="zh-CN"/>
+        </w:rPr>
+        <w:t>Onur Mutlu</w:t>
+      </w:r>
+      <w:r>
+        <w:rPr>
+          <w:rFonts w:ascii="Times New Roman" w:eastAsia="宋体" w:hAnsi="Times New Roman" w:cs="宋体"/>
+          <w:lang w:eastAsia="zh-CN"/>
+        </w:rPr>
         <w:t xml:space="preserve">, </w:t>
       </w:r>
-      <w:proofErr w:type="spellStart"/>
-      <w:r>
-        <w:rPr>
-          <w:rFonts w:ascii="Times New Roman" w:eastAsia="宋体" w:hAnsi="Times New Roman" w:cs="宋体"/>
-          <w:lang w:eastAsia="zh-CN"/>
-        </w:rPr>
-        <w:t>Mingyu</w:t>
-      </w:r>
-      <w:proofErr w:type="spellEnd"/>
-      <w:r>
-        <w:rPr>
-          <w:rFonts w:ascii="Times New Roman" w:eastAsia="宋体" w:hAnsi="Times New Roman" w:cs="宋体"/>
-          <w:lang w:eastAsia="zh-CN"/>
-        </w:rPr>
-        <w:t xml:space="preserve"> Gao, </w:t>
-      </w:r>
-      <w:proofErr w:type="spellStart"/>
-      <w:r>
-        <w:rPr>
-          <w:rFonts w:ascii="Times New Roman" w:eastAsia="宋体" w:hAnsi="Times New Roman" w:cs="宋体"/>
-          <w:lang w:eastAsia="zh-CN"/>
-        </w:rPr>
-        <w:t>Huanchen</w:t>
-      </w:r>
-      <w:proofErr w:type="spellEnd"/>
-      <w:r>
-        <w:rPr>
-          <w:rFonts w:ascii="Times New Roman" w:eastAsia="宋体" w:hAnsi="Times New Roman" w:cs="宋体"/>
-          <w:lang w:eastAsia="zh-CN"/>
-        </w:rPr>
-        <w:t xml:space="preserve"> Zhang, </w:t>
-      </w:r>
-      <w:proofErr w:type="spellStart"/>
-      <w:r>
-        <w:rPr>
-          <w:rFonts w:ascii="Times New Roman" w:eastAsia="宋体" w:hAnsi="Times New Roman" w:cs="宋体"/>
-          <w:lang w:eastAsia="zh-CN"/>
-        </w:rPr>
-        <w:t>Fangxin</w:t>
-      </w:r>
-      <w:proofErr w:type="spellEnd"/>
-      <w:r>
-        <w:rPr>
-          <w:rFonts w:ascii="Times New Roman" w:eastAsia="宋体" w:hAnsi="Times New Roman" w:cs="宋体"/>
-          <w:lang w:eastAsia="zh-CN"/>
-        </w:rPr>
-        <w:t xml:space="preserve"> Liu, </w:t>
-      </w:r>
-      <w:proofErr w:type="spellStart"/>
-      <w:r>
-        <w:rPr>
-          <w:rFonts w:ascii="Times New Roman" w:eastAsia="宋体" w:hAnsi="Times New Roman" w:cs="宋体"/>
-          <w:lang w:eastAsia="zh-CN"/>
-        </w:rPr>
-        <w:t>Gongye</w:t>
-      </w:r>
-      <w:proofErr w:type="spellEnd"/>
-      <w:r>
-        <w:rPr>
-          <w:rFonts w:ascii="Times New Roman" w:eastAsia="宋体" w:hAnsi="Times New Roman" w:cs="宋体"/>
-          <w:lang w:eastAsia="zh-CN"/>
-        </w:rPr>
-        <w:t xml:space="preserve"> Chen, He Xian, Haibin</w:t>
-      </w:r>
-      <w:r>
-        <w:rPr>
-          <w:rFonts w:ascii="Times New Roman" w:eastAsia="宋体" w:hAnsi="Times New Roman" w:cs="宋体" w:hint="eastAsia"/>
-          <w:lang w:eastAsia="zh-CN"/>
-        </w:rPr>
-        <w:t>g</w:t>
-      </w:r>
-      <w:r>
-        <w:rPr>
-          <w:rFonts w:ascii="Times New Roman" w:eastAsia="宋体" w:hAnsi="Times New Roman" w:cs="宋体"/>
-          <w:lang w:eastAsia="zh-CN"/>
-        </w:rPr>
-        <w:t xml:space="preserve"> Guan, and Li Jiang, </w:t>
-      </w:r>
-      <w:r>
-        <w:rPr>
-          <w:rFonts w:ascii="Times New Roman" w:eastAsia="宋体" w:hAnsi="Times New Roman" w:cs="宋体"/>
-          <w:lang w:eastAsia="zh-CN"/>
-        </w:rPr>
-        <w:t>"</w:t>
-      </w:r>
-      <w:proofErr w:type="spellStart"/>
-      <w:r>
-        <w:rPr>
-          <w:rFonts w:ascii="Times New Roman" w:eastAsia="宋体" w:hAnsi="Times New Roman" w:cs="宋体"/>
-          <w:lang w:eastAsia="zh-CN"/>
-        </w:rPr>
-        <w:t>PUSHtap</w:t>
-      </w:r>
-      <w:proofErr w:type="spellEnd"/>
-      <w:r>
-        <w:rPr>
-          <w:rFonts w:ascii="Times New Roman" w:eastAsia="宋体" w:hAnsi="Times New Roman" w:cs="宋体"/>
-          <w:lang w:eastAsia="zh-CN"/>
-        </w:rPr>
-        <w:t>: PIM-based In-Memory HTAP with Unified Data Storage Format</w:t>
+      <w:r>
+        <w:rPr>
+          <w:rFonts w:ascii="Times New Roman" w:eastAsia="宋体" w:hAnsi="Times New Roman" w:cs="宋体"/>
+          <w:lang w:eastAsia="zh-CN"/>
+        </w:rPr>
+        <w:t>Mingyu Gao</w:t>
+      </w:r>
+      <w:r>
+        <w:rPr>
+          <w:rFonts w:ascii="Times New Roman" w:eastAsia="宋体" w:hAnsi="Times New Roman" w:cs="宋体"/>
+          <w:lang w:eastAsia="zh-CN"/>
+        </w:rPr>
+        <w:t xml:space="preserve">, </w:t>
+      </w:r>
+      <w:r>
+        <w:rPr>
+          <w:rFonts w:ascii="Times New Roman" w:eastAsia="宋体" w:hAnsi="Times New Roman" w:cs="宋体"/>
+          <w:lang w:eastAsia="zh-CN"/>
+        </w:rPr>
+        <w:t>Jian Liu</w:t>
+      </w:r>
+      <w:r>
+        <w:rPr>
+          <w:rFonts w:ascii="Times New Roman" w:eastAsia="宋体" w:hAnsi="Times New Roman" w:cs="宋体"/>
+          <w:lang w:eastAsia="zh-CN"/>
+        </w:rPr>
+        <w:t xml:space="preserve">, </w:t>
+      </w:r>
+      <w:r>
+        <w:rPr>
+          <w:rFonts w:ascii="Times New Roman" w:eastAsia="宋体" w:hAnsi="Times New Roman" w:cs="宋体"/>
+          <w:lang w:eastAsia="zh-CN"/>
+        </w:rPr>
+        <w:t>Li Liang</w:t>
+      </w:r>
+      <w:r>
+        <w:rPr>
+          <w:rFonts w:ascii="Times New Roman" w:eastAsia="宋体" w:hAnsi="Times New Roman" w:cs="宋体"/>
+          <w:lang w:eastAsia="zh-CN"/>
+        </w:rPr>
+        <w:t xml:space="preserve">, and </w:t>
+      </w:r>
+      <w:r>
+        <w:rPr>
+          <w:rFonts w:ascii="Times New Roman" w:eastAsia="宋体" w:hAnsi="Times New Roman" w:cs="宋体"/>
+          <w:lang w:eastAsia="zh-CN"/>
+        </w:rPr>
+        <w:t>Haibing Guan</w:t>
+      </w:r>
+      <w:r>
+        <w:rPr>
+          <w:rFonts w:ascii="Times New Roman" w:eastAsia="宋体" w:hAnsi="Times New Roman" w:cs="宋体"/>
+          <w:lang w:eastAsia="zh-CN"/>
+        </w:rPr>
+        <w:t>, "</w:t>
+      </w:r>
+      <w:r>
+        <w:rPr>
+          <w:rFonts w:ascii="Times New Roman" w:eastAsia="宋体" w:hAnsi="Times New Roman" w:cs="宋体"/>
+          <w:lang w:eastAsia="zh-CN"/>
+        </w:rPr>
+        <w:t>COMET: A Cooperative Scheduling Framework for Concurrent PIM/CPU Execution on Mobile Devices</w:t>
       </w:r>
       <w:r>
         <w:rPr>
@@ -1215,84 +1057,117 @@
           <w:iCs/>
           <w:lang w:eastAsia="zh-CN"/>
         </w:rPr>
+        <w:t>", in Proceedings of</w:t>
+      </w:r>
+      <w:r>
+        <w:rPr>
+          <w:rFonts w:ascii="Times New Roman" w:eastAsia="宋体" w:hAnsi="Times New Roman" w:cs="宋体"/>
+          <w:i/>
+          <w:iCs/>
+          <w:lang w:eastAsia="zh-CN"/>
+        </w:rPr>
+        <w:t xml:space="preserve"> the</w:t>
+      </w:r>
+      <w:r>
+        <w:rPr>
+          <w:rFonts w:ascii="Times New Roman" w:eastAsia="宋体" w:hAnsi="Times New Roman" w:cs="宋体"/>
+          <w:lang w:eastAsia="zh-CN"/>
+        </w:rPr>
+        <w:t xml:space="preserve"> </w:t>
+      </w:r>
+      <w:r>
+        <w:rPr>
+          <w:rFonts w:ascii="Times New Roman" w:eastAsia="宋体" w:hAnsi="Times New Roman" w:cs="宋体"/>
+          <w:i/>
+          <w:lang w:eastAsia="zh-CN"/>
+        </w:rPr>
+        <w:t>5</w:t>
+      </w:r>
+      <w:r>
+        <w:rPr>
+          <w:rFonts w:ascii="Times New Roman" w:eastAsia="宋体" w:hAnsi="Times New Roman" w:cs="宋体"/>
+          <w:i/>
+          <w:lang w:eastAsia="zh-CN"/>
+        </w:rPr>
+        <w:t>3</w:t>
+      </w:r>
+      <w:r>
+        <w:rPr>
+          <w:rFonts w:ascii="Times New Roman" w:eastAsia="宋体" w:hAnsi="Times New Roman" w:cs="宋体"/>
+          <w:i/>
+          <w:lang w:eastAsia="zh-CN"/>
+        </w:rPr>
+        <w:t>st International Symposium on Computer Architecture</w:t>
+      </w:r>
+      <w:r>
+        <w:rPr>
+          <w:rFonts w:ascii="Times New Roman" w:eastAsia="宋体" w:hAnsi="Times New Roman" w:cs="宋体"/>
+          <w:lang w:eastAsia="zh-CN"/>
+        </w:rPr>
+        <w:t xml:space="preserve"> (</w:t>
+      </w:r>
+      <w:r>
+        <w:rPr>
+          <w:rFonts w:ascii="Times New Roman" w:eastAsia="宋体" w:hAnsi="Times New Roman" w:cs="宋体" w:hint="eastAsia"/>
+          <w:b/>
+          <w:bCs/>
+          <w:lang w:eastAsia="zh-CN"/>
+        </w:rPr>
+        <w:t>ISCA</w:t>
+      </w:r>
+      <w:r>
+        <w:rPr>
+          <w:rFonts w:ascii="Times New Roman" w:eastAsia="宋体" w:hAnsi="Times New Roman" w:cs="宋体"/>
+          <w:b/>
+          <w:bCs/>
+          <w:lang w:eastAsia="zh-CN"/>
+        </w:rPr>
+        <w:t>’</w:t>
+      </w:r>
+      <w:r>
+        <w:rPr>
+          <w:rFonts w:ascii="Times New Roman" w:eastAsia="宋体" w:hAnsi="Times New Roman" w:cs="宋体"/>
+          <w:b/>
+          <w:bCs/>
+          <w:lang w:eastAsia="zh-CN"/>
+        </w:rPr>
+        <w:t>26, CCF-</w:t>
+      </w:r>
+      <w:r>
+        <w:rPr>
+          <w:rFonts w:ascii="Times New Roman" w:eastAsia="宋体" w:hAnsi="Times New Roman" w:cs="宋体"/>
+          <w:b/>
+          <w:bCs/>
+          <w:lang w:eastAsia="zh-CN"/>
+        </w:rPr>
+        <w:t>A</w:t>
+      </w:r>
+      <w:r>
+        <w:rPr>
+          <w:rFonts w:ascii="Times New Roman" w:eastAsia="宋体" w:hAnsi="Times New Roman" w:cs="宋体"/>
+          <w:b/>
+          <w:bCs/>
+          <w:lang w:eastAsia="zh-CN"/>
+        </w:rPr>
         <w:t xml:space="preserve">, </w:t>
       </w:r>
       <w:r>
         <w:rPr>
-          <w:rFonts w:ascii="Times New Roman" w:eastAsia="宋体" w:hAnsi="Times New Roman" w:cs="宋体"/>
-          <w:lang w:eastAsia="zh-CN"/>
-        </w:rPr>
-        <w:t>"</w:t>
-      </w:r>
-      <w:r>
-        <w:rPr>
-          <w:rFonts w:ascii="Times New Roman" w:eastAsia="宋体" w:hAnsi="Times New Roman" w:cs="宋体"/>
-          <w:lang w:eastAsia="zh-CN"/>
-        </w:rPr>
-        <w:t xml:space="preserve"> in</w:t>
-      </w:r>
-      <w:r>
-        <w:rPr>
-          <w:rFonts w:ascii="Times New Roman" w:eastAsia="宋体" w:hAnsi="Times New Roman" w:cs="宋体"/>
-          <w:lang w:eastAsia="zh-CN"/>
-        </w:rPr>
-        <w:t xml:space="preserve"> </w:t>
-      </w:r>
-      <w:r>
-        <w:rPr>
-          <w:rFonts w:ascii="Times New Roman" w:eastAsia="宋体" w:hAnsi="Times New Roman" w:cs="宋体"/>
-          <w:i/>
-          <w:iCs/>
-          <w:lang w:eastAsia="zh-CN"/>
-        </w:rPr>
-        <w:t xml:space="preserve">Proceedings of the 30th </w:t>
-      </w:r>
-      <w:r>
-        <w:rPr>
-          <w:rFonts w:ascii="Times New Roman" w:eastAsia="宋体" w:hAnsi="Times New Roman" w:cs="宋体"/>
-          <w:i/>
-          <w:iCs/>
-          <w:lang w:eastAsia="zh-CN"/>
-        </w:rPr>
-        <w:t>ACM International Conference on Architectural Support for Programming Languages and Operating Systems</w:t>
-      </w:r>
-      <w:r>
-        <w:rPr>
-          <w:rFonts w:ascii="Times New Roman" w:eastAsia="宋体" w:hAnsi="Times New Roman" w:cs="宋体"/>
-          <w:lang w:eastAsia="zh-CN"/>
-        </w:rPr>
-        <w:t xml:space="preserve"> </w:t>
-      </w:r>
-      <w:r>
-        <w:rPr>
-          <w:rFonts w:ascii="Times New Roman" w:eastAsia="宋体" w:hAnsi="Times New Roman" w:cs="宋体"/>
-          <w:lang w:eastAsia="zh-CN"/>
-        </w:rPr>
-        <w:t>(</w:t>
-      </w:r>
-      <w:r>
-        <w:rPr>
-          <w:rFonts w:ascii="Times New Roman" w:eastAsia="宋体" w:hAnsi="Times New Roman" w:cs="宋体"/>
-          <w:b/>
-          <w:bCs/>
-          <w:lang w:eastAsia="zh-CN"/>
-        </w:rPr>
-        <w:t>ASPLOS’25</w:t>
-      </w:r>
-      <w:r>
-        <w:rPr>
-          <w:rFonts w:ascii="Times New Roman" w:eastAsia="宋体" w:hAnsi="Times New Roman" w:cs="宋体"/>
-          <w:b/>
-          <w:bCs/>
-          <w:lang w:eastAsia="zh-CN"/>
-        </w:rPr>
-        <w:t>, CCF-A</w:t>
-      </w:r>
-      <w:r>
-        <w:rPr>
-          <w:rFonts w:ascii="Times New Roman" w:eastAsia="宋体" w:hAnsi="Times New Roman" w:cs="宋体"/>
-          <w:b/>
-          <w:bCs/>
+          <w:rFonts w:ascii="Times New Roman" w:eastAsia="宋体" w:hAnsi="Times New Roman" w:cs="宋体" w:hint="eastAsia"/>
+          <w:lang w:eastAsia="zh-CN"/>
+        </w:rPr>
+        <w:t>Acce</w:t>
+      </w:r>
+      <w:r>
+        <w:rPr>
+          <w:rFonts w:ascii="Times New Roman" w:eastAsia="宋体" w:hAnsi="Times New Roman" w:cs="宋体"/>
+          <w:lang w:eastAsia="zh-CN"/>
+        </w:rPr>
+        <w:t>pted</w:t>
+      </w:r>
+      <w:r>
+        <w:rPr>
+          <w:rFonts w:ascii="Times New Roman" w:eastAsia="宋体" w:hAnsi="Times New Roman" w:cs="宋体"/>
           <w:lang w:eastAsia="zh-CN"/>
         </w:rPr>
         <w:t>)</w:t>
@@ -1312,7 +1187,7 @@
         <w:spacing w:after="40"/>
         <w:ind w:leftChars="171" w:left="719"/>
         <w:rPr>
-          <w:rFonts w:ascii="Times New Roman" w:eastAsia="宋体" w:hAnsi="Times New Roman" w:cs="宋体"/>
+          <w:rFonts w:ascii="Times New Roman" w:eastAsia="宋体" w:hAnsi="Times New Roman" w:cs="宋体" w:hint="eastAsia"/>
           <w:lang w:eastAsia="zh-CN"/>
         </w:rPr>
       </w:pPr>
@@ -1330,103 +1205,7 @@
           <w:rFonts w:ascii="Times New Roman" w:eastAsia="宋体" w:hAnsi="Times New Roman" w:cs="宋体"/>
           <w:lang w:eastAsia="zh-CN"/>
         </w:rPr>
-        <w:t xml:space="preserve">, </w:t>
-      </w:r>
-      <w:proofErr w:type="spellStart"/>
-      <w:r>
-        <w:rPr>
-          <w:rFonts w:ascii="Times New Roman" w:eastAsia="宋体" w:hAnsi="Times New Roman" w:cs="宋体"/>
-          <w:lang w:eastAsia="zh-CN"/>
-        </w:rPr>
-        <w:t>Mingyu</w:t>
-      </w:r>
-      <w:proofErr w:type="spellEnd"/>
-      <w:r>
-        <w:rPr>
-          <w:rFonts w:ascii="Times New Roman" w:eastAsia="宋体" w:hAnsi="Times New Roman" w:cs="宋体"/>
-          <w:lang w:eastAsia="zh-CN"/>
-        </w:rPr>
-        <w:t xml:space="preserve"> Gao, </w:t>
-      </w:r>
-      <w:proofErr w:type="spellStart"/>
-      <w:r>
-        <w:rPr>
-          <w:rFonts w:ascii="Times New Roman" w:eastAsia="宋体" w:hAnsi="Times New Roman" w:cs="宋体"/>
-          <w:lang w:eastAsia="zh-CN"/>
-        </w:rPr>
-        <w:t>Fangxin</w:t>
-      </w:r>
-      <w:proofErr w:type="spellEnd"/>
-      <w:r>
-        <w:rPr>
-          <w:rFonts w:ascii="Times New Roman" w:eastAsia="宋体" w:hAnsi="Times New Roman" w:cs="宋体"/>
-          <w:lang w:eastAsia="zh-CN"/>
-        </w:rPr>
-        <w:t xml:space="preserve"> Liu, </w:t>
-      </w:r>
-      <w:proofErr w:type="spellStart"/>
-      <w:r>
-        <w:rPr>
-          <w:rFonts w:ascii="Times New Roman" w:eastAsia="宋体" w:hAnsi="Times New Roman" w:cs="宋体"/>
-          <w:lang w:eastAsia="zh-CN"/>
-        </w:rPr>
-        <w:t>Yiwei</w:t>
-      </w:r>
-      <w:proofErr w:type="spellEnd"/>
-      <w:r>
-        <w:rPr>
-          <w:rFonts w:ascii="Times New Roman" w:eastAsia="宋体" w:hAnsi="Times New Roman" w:cs="宋体"/>
-          <w:lang w:eastAsia="zh-CN"/>
-        </w:rPr>
-        <w:t xml:space="preserve"> Hu, </w:t>
-      </w:r>
-      <w:proofErr w:type="spellStart"/>
-      <w:r>
-        <w:rPr>
-          <w:rFonts w:ascii="Times New Roman" w:eastAsia="宋体" w:hAnsi="Times New Roman" w:cs="宋体"/>
-          <w:lang w:eastAsia="zh-CN"/>
-        </w:rPr>
-        <w:t>Zongwu</w:t>
-      </w:r>
-      <w:proofErr w:type="spellEnd"/>
-      <w:r>
-        <w:rPr>
-          <w:rFonts w:ascii="Times New Roman" w:eastAsia="宋体" w:hAnsi="Times New Roman" w:cs="宋体"/>
-          <w:lang w:eastAsia="zh-CN"/>
-        </w:rPr>
-        <w:t xml:space="preserve"> Wang, Han Lin, Ji Li, He Xian, </w:t>
-      </w:r>
-      <w:proofErr w:type="spellStart"/>
-      <w:r>
-        <w:rPr>
-          <w:rFonts w:ascii="Times New Roman" w:eastAsia="宋体" w:hAnsi="Times New Roman" w:cs="宋体"/>
-          <w:lang w:eastAsia="zh-CN"/>
-        </w:rPr>
-        <w:t>Hanlin</w:t>
-      </w:r>
-      <w:proofErr w:type="spellEnd"/>
-      <w:r>
-        <w:rPr>
-          <w:rFonts w:ascii="Times New Roman" w:eastAsia="宋体" w:hAnsi="Times New Roman" w:cs="宋体"/>
-          <w:lang w:eastAsia="zh-CN"/>
-        </w:rPr>
-        <w:t xml:space="preserve"> Dong, Tao Yang, </w:t>
-      </w:r>
-      <w:proofErr w:type="spellStart"/>
-      <w:r>
-        <w:rPr>
-          <w:rFonts w:ascii="Times New Roman" w:eastAsia="宋体" w:hAnsi="Times New Roman" w:cs="宋体"/>
-          <w:lang w:eastAsia="zh-CN"/>
-        </w:rPr>
-        <w:t>Naifeng</w:t>
-      </w:r>
-      <w:proofErr w:type="spellEnd"/>
-      <w:r>
-        <w:rPr>
-          <w:rFonts w:ascii="Times New Roman" w:eastAsia="宋体" w:hAnsi="Times New Roman" w:cs="宋体"/>
-          <w:lang w:eastAsia="zh-CN"/>
-        </w:rPr>
-        <w:t xml:space="preserve"> Jing, Xiaoyao Liang, and Li Jiang, UM-PIM: DRAM-based PIM with Uniform &amp; Shared Memory Space, in </w:t>
+        <w:t>, Fangxin Liu, Zongwu Wang, Mingjian Li, Mingxing Zhang, Chixiao Chen, and Li Jiang, "BLADE: Boosting LLM Decoding's Communication Efficiency in DRAM-based PIM</w:t>
       </w:r>
       <w:r>
         <w:rPr>
@@ -1435,61 +1214,48 @@
           <w:iCs/>
           <w:lang w:eastAsia="zh-CN"/>
         </w:rPr>
-        <w:t>Proceedings of the</w:t>
-      </w:r>
-      <w:r>
-        <w:rPr>
-          <w:rFonts w:ascii="Times New Roman" w:eastAsia="宋体" w:hAnsi="Times New Roman" w:cs="宋体"/>
-          <w:lang w:eastAsia="zh-CN"/>
-        </w:rPr>
-        <w:t xml:space="preserve"> </w:t>
-      </w:r>
-      <w:r>
-        <w:rPr>
-          <w:rFonts w:ascii="Times New Roman" w:eastAsia="宋体" w:hAnsi="Times New Roman" w:cs="宋体"/>
-          <w:i/>
-          <w:lang w:eastAsia="zh-CN"/>
-        </w:rPr>
-        <w:t xml:space="preserve">51st International Symposium on Computer Architecture </w:t>
-      </w:r>
-      <w:r>
-        <w:rPr>
-          <w:rFonts w:ascii="Times New Roman" w:eastAsia="宋体" w:hAnsi="Times New Roman" w:cs="宋体"/>
-          <w:lang w:eastAsia="zh-CN"/>
-        </w:rPr>
-        <w:t>(</w:t>
-      </w:r>
-      <w:r>
-        <w:rPr>
-          <w:rFonts w:ascii="Times New Roman" w:eastAsia="宋体" w:hAnsi="Times New Roman" w:cs="宋体"/>
-          <w:b/>
-          <w:bCs/>
-          <w:lang w:eastAsia="zh-CN"/>
-        </w:rPr>
-        <w:t>ISCA’24</w:t>
-      </w:r>
-      <w:r>
-        <w:rPr>
-          <w:rFonts w:ascii="Times New Roman" w:eastAsia="宋体" w:hAnsi="Times New Roman" w:cs="宋体"/>
-          <w:b/>
-          <w:bCs/>
-          <w:lang w:eastAsia="zh-CN"/>
-        </w:rPr>
-        <w:t>, CCF-A</w:t>
-      </w:r>
-      <w:r>
-        <w:rPr>
-          <w:rFonts w:ascii="Times New Roman" w:eastAsia="宋体" w:hAnsi="Times New Roman" w:cs="宋体"/>
-          <w:lang w:eastAsia="zh-CN"/>
-        </w:rPr>
-        <w:t>)</w:t>
-      </w:r>
-      <w:r>
-        <w:rPr>
-          <w:rFonts w:ascii="Times New Roman" w:eastAsia="宋体" w:hAnsi="Times New Roman" w:cs="宋体"/>
-          <w:lang w:eastAsia="zh-CN"/>
-        </w:rPr>
-        <w:t xml:space="preserve"> </w:t>
+        <w:t>", in Proceedings of the 31st Asia and South Pacific Design Automation Conference</w:t>
+      </w:r>
+      <w:r>
+        <w:rPr>
+          <w:rFonts w:ascii="Times New Roman" w:eastAsia="宋体" w:hAnsi="Times New Roman" w:cs="宋体"/>
+          <w:lang w:eastAsia="zh-CN"/>
+        </w:rPr>
+        <w:t xml:space="preserve"> (</w:t>
+      </w:r>
+      <w:r>
+        <w:rPr>
+          <w:rFonts w:ascii="Times New Roman" w:eastAsia="宋体" w:hAnsi="Times New Roman" w:cs="宋体"/>
+          <w:b/>
+          <w:bCs/>
+          <w:lang w:eastAsia="zh-CN"/>
+        </w:rPr>
+        <w:t>ASP-DAC</w:t>
+      </w:r>
+      <w:r>
+        <w:rPr>
+          <w:rFonts w:ascii="Times New Roman" w:eastAsia="宋体" w:hAnsi="Times New Roman" w:cs="宋体"/>
+          <w:b/>
+          <w:bCs/>
+          <w:lang w:eastAsia="zh-CN"/>
+        </w:rPr>
+        <w:t>’</w:t>
+      </w:r>
+      <w:r>
+        <w:rPr>
+          <w:rFonts w:ascii="Times New Roman" w:eastAsia="宋体" w:hAnsi="Times New Roman" w:cs="宋体"/>
+          <w:b/>
+          <w:bCs/>
+          <w:lang w:eastAsia="zh-CN"/>
+        </w:rPr>
+        <w:t>26, CCF-C</w:t>
+      </w:r>
+      <w:r>
+        <w:rPr>
+          <w:rFonts w:ascii="Times New Roman" w:eastAsia="宋体" w:hAnsi="Times New Roman" w:cs="宋体"/>
+          <w:lang w:eastAsia="zh-CN"/>
+        </w:rPr>
+        <w:t xml:space="preserve">) </w:t>
       </w:r>
     </w:p>
     <w:p>
@@ -1506,7 +1272,7 @@
         <w:spacing w:after="40"/>
         <w:ind w:leftChars="171" w:left="719"/>
         <w:rPr>
-          <w:rFonts w:ascii="Times New Roman" w:eastAsia="宋体" w:hAnsi="Times New Roman" w:cs="宋体" w:hint="eastAsia"/>
+          <w:rFonts w:ascii="Times New Roman" w:eastAsia="宋体" w:hAnsi="Times New Roman" w:cs="宋体"/>
           <w:lang w:eastAsia="zh-CN"/>
         </w:rPr>
       </w:pPr>
@@ -1524,136 +1290,37 @@
           <w:rFonts w:ascii="Times New Roman" w:eastAsia="宋体" w:hAnsi="Times New Roman" w:cs="宋体"/>
           <w:lang w:eastAsia="zh-CN"/>
         </w:rPr>
+        <w:t>, Mingyu Gao, Huanchen Zhang, Fangxin Liu, Gongye Chen, He Xian, Haibin</w:t>
+      </w:r>
+      <w:r>
+        <w:rPr>
+          <w:rFonts w:ascii="Times New Roman" w:eastAsia="宋体" w:hAnsi="Times New Roman" w:cs="宋体" w:hint="eastAsia"/>
+          <w:lang w:eastAsia="zh-CN"/>
+        </w:rPr>
+        <w:t>g</w:t>
+      </w:r>
+      <w:r>
+        <w:rPr>
+          <w:rFonts w:ascii="Times New Roman" w:eastAsia="宋体" w:hAnsi="Times New Roman" w:cs="宋体"/>
+          <w:lang w:eastAsia="zh-CN"/>
+        </w:rPr>
+        <w:t xml:space="preserve"> Guan, and Li Jiang, "PUSHtap: PIM-based In-Memory HTAP with Unified Data Storage Format</w:t>
+      </w:r>
+      <w:r>
+        <w:rPr>
+          <w:rFonts w:ascii="Times New Roman" w:eastAsia="宋体" w:hAnsi="Times New Roman" w:cs="宋体"/>
+          <w:i/>
+          <w:iCs/>
+          <w:lang w:eastAsia="zh-CN"/>
+        </w:rPr>
         <w:t xml:space="preserve">, </w:t>
       </w:r>
-      <w:proofErr w:type="spellStart"/>
-      <w:r>
-        <w:rPr>
-          <w:rFonts w:ascii="Times New Roman" w:eastAsia="宋体" w:hAnsi="Times New Roman" w:cs="宋体"/>
-          <w:lang w:eastAsia="zh-CN"/>
-        </w:rPr>
-        <w:t>Fangxin</w:t>
-      </w:r>
-      <w:proofErr w:type="spellEnd"/>
-      <w:r>
-        <w:rPr>
-          <w:rFonts w:ascii="Times New Roman" w:eastAsia="宋体" w:hAnsi="Times New Roman" w:cs="宋体"/>
-          <w:lang w:eastAsia="zh-CN"/>
-        </w:rPr>
-        <w:t xml:space="preserve"> Liu, Xiaoyao Liang, </w:t>
-      </w:r>
-      <w:proofErr w:type="spellStart"/>
-      <w:r>
-        <w:rPr>
-          <w:rFonts w:ascii="Times New Roman" w:eastAsia="宋体" w:hAnsi="Times New Roman" w:cs="宋体"/>
-          <w:lang w:eastAsia="zh-CN"/>
-        </w:rPr>
-        <w:t>Mingyu</w:t>
-      </w:r>
-      <w:proofErr w:type="spellEnd"/>
-      <w:r>
-        <w:rPr>
-          <w:rFonts w:ascii="Times New Roman" w:eastAsia="宋体" w:hAnsi="Times New Roman" w:cs="宋体"/>
-          <w:lang w:eastAsia="zh-CN"/>
-        </w:rPr>
-        <w:t xml:space="preserve"> Gao, </w:t>
-      </w:r>
-      <w:proofErr w:type="spellStart"/>
-      <w:r>
-        <w:rPr>
-          <w:rFonts w:ascii="Times New Roman" w:eastAsia="宋体" w:hAnsi="Times New Roman" w:cs="宋体"/>
-          <w:lang w:eastAsia="zh-CN"/>
-        </w:rPr>
-        <w:t>Naifeng</w:t>
-      </w:r>
-      <w:proofErr w:type="spellEnd"/>
-      <w:r>
-        <w:rPr>
-          <w:rFonts w:ascii="Times New Roman" w:eastAsia="宋体" w:hAnsi="Times New Roman" w:cs="宋体"/>
-          <w:lang w:eastAsia="zh-CN"/>
-        </w:rPr>
-        <w:t xml:space="preserve"> Jing, </w:t>
-      </w:r>
-      <w:proofErr w:type="spellStart"/>
-      <w:r>
-        <w:rPr>
-          <w:rFonts w:ascii="Times New Roman" w:eastAsia="宋体" w:hAnsi="Times New Roman" w:cs="宋体"/>
-          <w:lang w:eastAsia="zh-CN"/>
-        </w:rPr>
-        <w:t>Chengyang</w:t>
-      </w:r>
-      <w:proofErr w:type="spellEnd"/>
-      <w:r>
-        <w:rPr>
-          <w:rFonts w:ascii="Times New Roman" w:eastAsia="宋体" w:hAnsi="Times New Roman" w:cs="宋体"/>
-          <w:lang w:eastAsia="zh-CN"/>
-        </w:rPr>
-        <w:t xml:space="preserve"> Gu, </w:t>
-      </w:r>
-      <w:proofErr w:type="spellStart"/>
-      <w:r>
-        <w:rPr>
-          <w:rFonts w:ascii="Times New Roman" w:eastAsia="宋体" w:hAnsi="Times New Roman" w:cs="宋体"/>
-          <w:lang w:eastAsia="zh-CN"/>
-        </w:rPr>
-        <w:t>Qidong</w:t>
-      </w:r>
-      <w:proofErr w:type="spellEnd"/>
-      <w:r>
-        <w:rPr>
-          <w:rFonts w:ascii="Times New Roman" w:eastAsia="宋体" w:hAnsi="Times New Roman" w:cs="宋体"/>
-          <w:lang w:eastAsia="zh-CN"/>
-        </w:rPr>
-        <w:t xml:space="preserve"> Tang, Tao Yang, and Li Jiang, </w:t>
-      </w:r>
-      <w:r>
-        <w:rPr>
-          <w:rFonts w:ascii="Times New Roman" w:eastAsia="宋体" w:hAnsi="Times New Roman" w:cs="宋体"/>
-          <w:lang w:eastAsia="zh-CN"/>
-        </w:rPr>
-        <w:t>"</w:t>
-      </w:r>
-      <w:r>
-        <w:rPr>
-          <w:rFonts w:ascii="Times New Roman" w:eastAsia="宋体" w:hAnsi="Times New Roman" w:cs="宋体"/>
-          <w:lang w:eastAsia="zh-CN"/>
-        </w:rPr>
-        <w:t>STAMP: Accelerating Second-order DNN Training Via ReRAM-based Processing-in-Memory Architecture,</w:t>
-      </w:r>
-      <w:r>
-        <w:rPr>
-          <w:rFonts w:ascii="Times New Roman" w:eastAsia="宋体" w:hAnsi="Times New Roman" w:cs="宋体"/>
-          <w:lang w:eastAsia="zh-CN"/>
-        </w:rPr>
-        <w:t xml:space="preserve"> </w:t>
-      </w:r>
-      <w:r>
-        <w:rPr>
-          <w:rFonts w:ascii="Times New Roman" w:eastAsia="宋体" w:hAnsi="Times New Roman" w:cs="宋体"/>
-          <w:lang w:eastAsia="zh-CN"/>
-        </w:rPr>
-        <w:t>"</w:t>
-      </w:r>
-      <w:r>
-        <w:rPr>
-          <w:rFonts w:ascii="Times New Roman" w:eastAsia="宋体" w:hAnsi="Times New Roman" w:cs="宋体"/>
-          <w:lang w:eastAsia="zh-CN"/>
-        </w:rPr>
-        <w:t xml:space="preserve"> </w:t>
-      </w:r>
-      <w:r>
-        <w:rPr>
-          <w:rFonts w:ascii="Times New Roman" w:eastAsia="宋体" w:hAnsi="Times New Roman" w:cs="宋体"/>
-          <w:lang w:eastAsia="zh-CN"/>
-        </w:rPr>
-        <w:t>in</w:t>
-      </w:r>
-      <w:r>
-        <w:rPr>
-          <w:rFonts w:ascii="Times New Roman" w:eastAsia="宋体" w:hAnsi="Times New Roman" w:cs="宋体"/>
-          <w:lang w:eastAsia="zh-CN"/>
-        </w:rPr>
-        <w:t xml:space="preserve"> </w:t>
+      <w:r>
+        <w:rPr>
+          <w:rFonts w:ascii="Times New Roman" w:eastAsia="宋体" w:hAnsi="Times New Roman" w:cs="宋体"/>
+          <w:lang w:eastAsia="zh-CN"/>
+        </w:rPr>
+        <w:t xml:space="preserve">" in </w:t>
       </w:r>
       <w:r>
         <w:rPr>
@@ -1662,57 +1329,23 @@
           <w:iCs/>
           <w:lang w:eastAsia="zh-CN"/>
         </w:rPr>
-        <w:t>Proceedings of</w:t>
-      </w:r>
-      <w:r>
-        <w:rPr>
-          <w:rFonts w:ascii="Times New Roman" w:eastAsia="宋体" w:hAnsi="Times New Roman" w:cs="宋体"/>
-          <w:i/>
-          <w:iCs/>
-          <w:lang w:eastAsia="zh-CN"/>
-        </w:rPr>
-        <w:t xml:space="preserve"> the</w:t>
-      </w:r>
-      <w:r>
-        <w:rPr>
-          <w:rFonts w:ascii="Times New Roman" w:eastAsia="宋体" w:hAnsi="Times New Roman" w:cs="宋体"/>
-          <w:i/>
-          <w:iCs/>
-          <w:lang w:eastAsia="zh-CN"/>
-        </w:rPr>
-        <w:t xml:space="preserve"> 16th International Symposium on Advanced Parallel Processing Technology</w:t>
-      </w:r>
-      <w:r>
-        <w:rPr>
-          <w:rFonts w:ascii="Times New Roman" w:eastAsia="宋体" w:hAnsi="Times New Roman" w:cs="宋体"/>
-          <w:lang w:eastAsia="zh-CN"/>
-        </w:rPr>
-        <w:t xml:space="preserve"> </w:t>
-      </w:r>
-      <w:r>
-        <w:rPr>
-          <w:rFonts w:ascii="Times New Roman" w:eastAsia="宋体" w:hAnsi="Times New Roman" w:cs="宋体" w:hint="eastAsia"/>
-          <w:lang w:eastAsia="zh-CN"/>
-        </w:rPr>
-        <w:t>(</w:t>
-      </w:r>
-      <w:r>
-        <w:rPr>
-          <w:rFonts w:ascii="Times New Roman" w:eastAsia="宋体" w:hAnsi="Times New Roman" w:cs="宋体"/>
-          <w:b/>
-          <w:bCs/>
-          <w:lang w:eastAsia="zh-CN"/>
-        </w:rPr>
-        <w:t>APPT’25</w:t>
-      </w:r>
-      <w:r>
-        <w:rPr>
-          <w:rFonts w:ascii="Times New Roman" w:eastAsia="宋体" w:hAnsi="Times New Roman" w:cs="宋体"/>
-          <w:b/>
-          <w:bCs/>
-          <w:lang w:eastAsia="zh-CN"/>
-        </w:rPr>
-        <w:t>)</w:t>
+        <w:t>Proceedings of the 30th ACM International Conference on Architectural Support for Programming Languages and Operating Systems</w:t>
+      </w:r>
+      <w:r>
+        <w:rPr>
+          <w:rFonts w:ascii="Times New Roman" w:eastAsia="宋体" w:hAnsi="Times New Roman" w:cs="宋体"/>
+          <w:lang w:eastAsia="zh-CN"/>
+        </w:rPr>
+        <w:t xml:space="preserve"> (</w:t>
+      </w:r>
+      <w:r>
+        <w:rPr>
+          <w:rFonts w:ascii="Times New Roman" w:eastAsia="宋体" w:hAnsi="Times New Roman" w:cs="宋体"/>
+          <w:b/>
+          <w:bCs/>
+          <w:lang w:eastAsia="zh-CN"/>
+        </w:rPr>
+        <w:t>ASPLOS’25, CCF-A)</w:t>
       </w:r>
       <w:r>
         <w:rPr>
@@ -1742,26 +1375,11 @@
           <w:lang w:eastAsia="zh-CN"/>
         </w:rPr>
       </w:pPr>
-      <w:proofErr w:type="spellStart"/>
-      <w:r>
-        <w:rPr>
-          <w:rFonts w:ascii="Times New Roman" w:eastAsia="宋体" w:hAnsi="Times New Roman" w:cs="宋体"/>
-          <w:lang w:eastAsia="zh-CN"/>
-        </w:rPr>
-        <w:t>Weidong</w:t>
-      </w:r>
-      <w:proofErr w:type="spellEnd"/>
-      <w:r>
-        <w:rPr>
-          <w:rFonts w:ascii="Times New Roman" w:eastAsia="宋体" w:hAnsi="Times New Roman" w:cs="宋体"/>
-          <w:lang w:eastAsia="zh-CN"/>
-        </w:rPr>
-        <w:t xml:space="preserve"> Cao, </w:t>
-      </w:r>
-      <w:r>
-        <w:rPr>
-          <w:rFonts w:ascii="Times New Roman" w:eastAsia="宋体" w:hAnsi="Times New Roman" w:cs="宋体"/>
-          <w:b/>
+      <w:r>
+        <w:rPr>
+          <w:rFonts w:ascii="Times New Roman" w:eastAsia="宋体" w:hAnsi="Times New Roman" w:cs="宋体"/>
+          <w:b/>
+          <w:bCs/>
           <w:lang w:eastAsia="zh-CN"/>
         </w:rPr>
         <w:t>Yilong Zhao</w:t>
@@ -1769,140 +1387,59 @@
       <w:r>
         <w:rPr>
           <w:rFonts w:ascii="Times New Roman" w:eastAsia="宋体" w:hAnsi="Times New Roman" w:cs="宋体"/>
-          <w:b/>
+          <w:lang w:eastAsia="zh-CN"/>
+        </w:rPr>
+        <w:t xml:space="preserve">, Fangxin Liu, Xiaoyao Liang, Mingyu Gao, Naifeng Jing, Chengyang Gu, Qidong Tang, Tao Yang, and Li Jiang, "STAMP: Accelerating Second-order DNN Training Via ReRAM-based Processing-in-Memory Architecture, " in </w:t>
+      </w:r>
+      <w:r>
+        <w:rPr>
+          <w:rFonts w:ascii="Times New Roman" w:eastAsia="宋体" w:hAnsi="Times New Roman" w:cs="宋体"/>
+          <w:i/>
+          <w:iCs/>
+          <w:lang w:eastAsia="zh-CN"/>
+        </w:rPr>
+        <w:t>Proceedings of the 16th International Symposium on Advanced Parallel Processing Technology</w:t>
+      </w:r>
+      <w:r>
+        <w:rPr>
+          <w:rFonts w:ascii="Times New Roman" w:eastAsia="宋体" w:hAnsi="Times New Roman" w:cs="宋体"/>
           <w:lang w:eastAsia="zh-CN"/>
         </w:rPr>
         <w:t xml:space="preserve"> </w:t>
       </w:r>
       <w:r>
         <w:rPr>
-          <w:rFonts w:ascii="Times New Roman" w:eastAsia="宋体" w:hAnsi="Times New Roman" w:cs="宋体"/>
-          <w:b/>
+          <w:rFonts w:ascii="Times New Roman" w:eastAsia="宋体" w:hAnsi="Times New Roman" w:cs="宋体" w:hint="eastAsia"/>
           <w:lang w:eastAsia="zh-CN"/>
         </w:rPr>
         <w:t>(</w:t>
       </w:r>
       <w:r>
         <w:rPr>
-          <w:rFonts w:ascii="Times New Roman" w:eastAsia="宋体" w:hAnsi="Times New Roman" w:cs="宋体" w:hint="eastAsia"/>
-          <w:b/>
-          <w:lang w:eastAsia="zh-CN"/>
-        </w:rPr>
-        <w:t>共同</w:t>
-      </w:r>
-      <w:proofErr w:type="gramStart"/>
-      <w:r>
-        <w:rPr>
-          <w:rFonts w:ascii="Times New Roman" w:eastAsia="宋体" w:hAnsi="Times New Roman" w:cs="宋体" w:hint="eastAsia"/>
-          <w:b/>
-          <w:lang w:eastAsia="zh-CN"/>
-        </w:rPr>
-        <w:t>一</w:t>
-      </w:r>
-      <w:proofErr w:type="gramEnd"/>
-      <w:r>
-        <w:rPr>
-          <w:rFonts w:ascii="Times New Roman" w:eastAsia="宋体" w:hAnsi="Times New Roman" w:cs="宋体" w:hint="eastAsia"/>
-          <w:b/>
-          <w:lang w:eastAsia="zh-CN"/>
-        </w:rPr>
-        <w:t>作</w:t>
-      </w:r>
-      <w:r>
-        <w:rPr>
-          <w:rFonts w:ascii="Times New Roman" w:eastAsia="宋体" w:hAnsi="Times New Roman" w:cs="宋体"/>
-          <w:b/>
-          <w:lang w:eastAsia="zh-CN"/>
-        </w:rPr>
-        <w:t>)</w:t>
-      </w:r>
-      <w:r>
-        <w:rPr>
-          <w:rFonts w:ascii="Times New Roman" w:eastAsia="宋体" w:hAnsi="Times New Roman" w:cs="宋体"/>
-          <w:lang w:eastAsia="zh-CN"/>
-        </w:rPr>
-        <w:t xml:space="preserve">, </w:t>
-      </w:r>
-      <w:proofErr w:type="spellStart"/>
-      <w:r>
-        <w:rPr>
-          <w:rFonts w:ascii="Times New Roman" w:eastAsia="宋体" w:hAnsi="Times New Roman" w:cs="宋体"/>
-          <w:lang w:eastAsia="zh-CN"/>
-        </w:rPr>
-        <w:t>Adith</w:t>
-      </w:r>
-      <w:proofErr w:type="spellEnd"/>
-      <w:r>
-        <w:rPr>
-          <w:rFonts w:ascii="Times New Roman" w:eastAsia="宋体" w:hAnsi="Times New Roman" w:cs="宋体"/>
-          <w:lang w:eastAsia="zh-CN"/>
-        </w:rPr>
-        <w:t xml:space="preserve"> </w:t>
-      </w:r>
-      <w:proofErr w:type="spellStart"/>
-      <w:r>
-        <w:rPr>
-          <w:rFonts w:ascii="Times New Roman" w:eastAsia="宋体" w:hAnsi="Times New Roman" w:cs="宋体"/>
-          <w:lang w:eastAsia="zh-CN"/>
-        </w:rPr>
-        <w:t>Boloor</w:t>
-      </w:r>
-      <w:proofErr w:type="spellEnd"/>
-      <w:r>
-        <w:rPr>
-          <w:rFonts w:ascii="Times New Roman" w:eastAsia="宋体" w:hAnsi="Times New Roman" w:cs="宋体"/>
-          <w:lang w:eastAsia="zh-CN"/>
-        </w:rPr>
-        <w:t xml:space="preserve">, Yinhe Han, Xuan Zhang, and Li Jiang, "Neural-PIM: Efficient Processing-In-Memory with Neural Approximation of Peripherals, " in </w:t>
-      </w:r>
-      <w:r>
-        <w:rPr>
-          <w:rFonts w:ascii="Times New Roman" w:eastAsia="宋体" w:hAnsi="Times New Roman" w:cs="宋体"/>
-          <w:i/>
-          <w:lang w:eastAsia="zh-CN"/>
-        </w:rPr>
-        <w:t>IEEE Transactions on Computers,</w:t>
-      </w:r>
-      <w:r>
-        <w:rPr>
-          <w:rFonts w:ascii="Times New Roman" w:eastAsia="宋体" w:hAnsi="Times New Roman" w:cs="宋体"/>
-          <w:lang w:eastAsia="zh-CN"/>
-        </w:rPr>
-        <w:t xml:space="preserve"> (</w:t>
-      </w:r>
-      <w:r>
-        <w:rPr>
-          <w:rFonts w:ascii="Times New Roman" w:eastAsia="宋体" w:hAnsi="Times New Roman" w:cs="宋体"/>
-          <w:b/>
-          <w:bCs/>
-          <w:lang w:eastAsia="zh-CN"/>
-        </w:rPr>
-        <w:t>TC</w:t>
-      </w:r>
-      <w:r>
-        <w:rPr>
-          <w:rFonts w:ascii="Times New Roman" w:eastAsia="宋体" w:hAnsi="Times New Roman" w:cs="宋体"/>
-          <w:b/>
-          <w:bCs/>
-          <w:lang w:eastAsia="zh-CN"/>
-        </w:rPr>
-        <w:t>, 2021</w:t>
-      </w:r>
-      <w:r>
-        <w:rPr>
-          <w:rFonts w:ascii="Times New Roman" w:eastAsia="宋体" w:hAnsi="Times New Roman" w:cs="宋体"/>
-          <w:b/>
-          <w:bCs/>
-          <w:lang w:eastAsia="zh-CN"/>
-        </w:rPr>
-        <w:t>, CCF-A</w:t>
-      </w:r>
-      <w:r>
-        <w:rPr>
-          <w:rFonts w:ascii="Times New Roman" w:eastAsia="宋体" w:hAnsi="Times New Roman" w:cs="宋体"/>
-          <w:lang w:eastAsia="zh-CN"/>
-        </w:rPr>
-        <w:t>)</w:t>
+          <w:rFonts w:ascii="Times New Roman" w:eastAsia="宋体" w:hAnsi="Times New Roman" w:cs="宋体"/>
+          <w:b/>
+          <w:bCs/>
+          <w:lang w:eastAsia="zh-CN"/>
+        </w:rPr>
+        <w:t>APPT’25</w:t>
+      </w:r>
+      <w:r>
+        <w:rPr>
+          <w:rFonts w:ascii="Times New Roman" w:eastAsia="宋体" w:hAnsi="Times New Roman" w:cs="宋体"/>
+          <w:b/>
+          <w:bCs/>
+          <w:lang w:eastAsia="zh-CN"/>
+        </w:rPr>
+        <w:t>, CCF-C</w:t>
+      </w:r>
+      <w:r>
+        <w:rPr>
+          <w:rFonts w:ascii="Times New Roman" w:eastAsia="宋体" w:hAnsi="Times New Roman" w:cs="宋体"/>
+          <w:b/>
+          <w:bCs/>
+          <w:lang w:eastAsia="zh-CN"/>
+        </w:rPr>
+        <w:t xml:space="preserve">) </w:t>
       </w:r>
     </w:p>
     <w:p>
@@ -1919,7 +1456,7 @@
         <w:spacing w:after="40"/>
         <w:ind w:leftChars="171" w:left="719"/>
         <w:rPr>
-          <w:rFonts w:ascii="Times New Roman" w:eastAsia="宋体" w:hAnsi="Times New Roman" w:cs="宋体" w:hint="eastAsia"/>
+          <w:rFonts w:ascii="Times New Roman" w:eastAsia="宋体" w:hAnsi="Times New Roman" w:cs="宋体"/>
           <w:lang w:eastAsia="zh-CN"/>
         </w:rPr>
       </w:pPr>
@@ -1937,108 +1474,7 @@
           <w:rFonts w:ascii="Times New Roman" w:eastAsia="宋体" w:hAnsi="Times New Roman" w:cs="宋体"/>
           <w:lang w:eastAsia="zh-CN"/>
         </w:rPr>
-        <w:t xml:space="preserve">, </w:t>
-      </w:r>
-      <w:proofErr w:type="spellStart"/>
-      <w:r>
-        <w:rPr>
-          <w:rFonts w:ascii="Times New Roman" w:eastAsia="宋体" w:hAnsi="Times New Roman" w:cs="宋体"/>
-          <w:lang w:eastAsia="zh-CN"/>
-        </w:rPr>
-        <w:t>Fangxin</w:t>
-      </w:r>
-      <w:proofErr w:type="spellEnd"/>
-      <w:r>
-        <w:rPr>
-          <w:rFonts w:ascii="Times New Roman" w:eastAsia="宋体" w:hAnsi="Times New Roman" w:cs="宋体"/>
-          <w:lang w:eastAsia="zh-CN"/>
-        </w:rPr>
-        <w:t xml:space="preserve"> Liu, </w:t>
-      </w:r>
-      <w:proofErr w:type="spellStart"/>
-      <w:r>
-        <w:rPr>
-          <w:rFonts w:ascii="Times New Roman" w:eastAsia="宋体" w:hAnsi="Times New Roman" w:cs="宋体"/>
-          <w:lang w:eastAsia="zh-CN"/>
-        </w:rPr>
-        <w:t>Zongwu</w:t>
-      </w:r>
-      <w:proofErr w:type="spellEnd"/>
-      <w:r>
-        <w:rPr>
-          <w:rFonts w:ascii="Times New Roman" w:eastAsia="宋体" w:hAnsi="Times New Roman" w:cs="宋体"/>
-          <w:lang w:eastAsia="zh-CN"/>
-        </w:rPr>
-        <w:t xml:space="preserve"> Wang, </w:t>
-      </w:r>
-      <w:proofErr w:type="spellStart"/>
-      <w:r>
-        <w:rPr>
-          <w:rFonts w:ascii="Times New Roman" w:eastAsia="宋体" w:hAnsi="Times New Roman" w:cs="宋体"/>
-          <w:lang w:eastAsia="zh-CN"/>
-        </w:rPr>
-        <w:t>Mingjian</w:t>
-      </w:r>
-      <w:proofErr w:type="spellEnd"/>
-      <w:r>
-        <w:rPr>
-          <w:rFonts w:ascii="Times New Roman" w:eastAsia="宋体" w:hAnsi="Times New Roman" w:cs="宋体"/>
-          <w:lang w:eastAsia="zh-CN"/>
-        </w:rPr>
-        <w:t xml:space="preserve"> Li, </w:t>
-      </w:r>
-      <w:proofErr w:type="spellStart"/>
-      <w:r>
-        <w:rPr>
-          <w:rFonts w:ascii="Times New Roman" w:eastAsia="宋体" w:hAnsi="Times New Roman" w:cs="宋体"/>
-          <w:lang w:eastAsia="zh-CN"/>
-        </w:rPr>
-        <w:t>Mingxing</w:t>
-      </w:r>
-      <w:proofErr w:type="spellEnd"/>
-      <w:r>
-        <w:rPr>
-          <w:rFonts w:ascii="Times New Roman" w:eastAsia="宋体" w:hAnsi="Times New Roman" w:cs="宋体"/>
-          <w:lang w:eastAsia="zh-CN"/>
-        </w:rPr>
-        <w:t xml:space="preserve"> Zhang, </w:t>
-      </w:r>
-      <w:proofErr w:type="spellStart"/>
-      <w:r>
-        <w:rPr>
-          <w:rFonts w:ascii="Times New Roman" w:eastAsia="宋体" w:hAnsi="Times New Roman" w:cs="宋体"/>
-          <w:lang w:eastAsia="zh-CN"/>
-        </w:rPr>
-        <w:t>Chixiao</w:t>
-      </w:r>
-      <w:proofErr w:type="spellEnd"/>
-      <w:r>
-        <w:rPr>
-          <w:rFonts w:ascii="Times New Roman" w:eastAsia="宋体" w:hAnsi="Times New Roman" w:cs="宋体"/>
-          <w:lang w:eastAsia="zh-CN"/>
-        </w:rPr>
-        <w:t xml:space="preserve"> Chen, and Li Jiang, </w:t>
-      </w:r>
-      <w:r>
-        <w:rPr>
-          <w:rFonts w:ascii="Times New Roman" w:eastAsia="宋体" w:hAnsi="Times New Roman" w:cs="宋体"/>
-          <w:lang w:eastAsia="zh-CN"/>
-        </w:rPr>
-        <w:t>"</w:t>
-      </w:r>
-      <w:r>
-        <w:rPr>
-          <w:rFonts w:ascii="Times New Roman" w:eastAsia="宋体" w:hAnsi="Times New Roman" w:cs="宋体"/>
-          <w:lang w:eastAsia="zh-CN"/>
-        </w:rPr>
-        <w:t>BLADE: Boosting LLM Decoding's Communication Efficiency in DRAM-ba</w:t>
-      </w:r>
-      <w:r>
-        <w:rPr>
-          <w:rFonts w:ascii="Times New Roman" w:eastAsia="宋体" w:hAnsi="Times New Roman" w:cs="宋体"/>
-          <w:lang w:eastAsia="zh-CN"/>
-        </w:rPr>
-        <w:t>sed PIM</w:t>
+        <w:t xml:space="preserve">, Mingyu Gao, Fangxin Liu, Yiwei Hu, Zongwu Wang, Han Lin, Ji Li, He Xian, Hanlin Dong, Tao Yang, Naifeng Jing, Xiaoyao Liang, and Li Jiang, UM-PIM: DRAM-based PIM with Uniform &amp; Shared Memory Space, in </w:t>
       </w:r>
       <w:r>
         <w:rPr>
@@ -2047,39 +1483,52 @@
           <w:iCs/>
           <w:lang w:eastAsia="zh-CN"/>
         </w:rPr>
-        <w:t>", in Proceedings of the 31st Asia and South Pacific Design Automation Conference</w:t>
-      </w:r>
-      <w:r>
-        <w:rPr>
-          <w:rFonts w:ascii="Times New Roman" w:eastAsia="宋体" w:hAnsi="Times New Roman" w:cs="宋体"/>
-          <w:lang w:eastAsia="zh-CN"/>
-        </w:rPr>
-        <w:t xml:space="preserve"> (</w:t>
-      </w:r>
-      <w:r>
-        <w:rPr>
-          <w:rFonts w:ascii="Times New Roman" w:eastAsia="宋体" w:hAnsi="Times New Roman" w:cs="宋体"/>
-          <w:b/>
-          <w:bCs/>
-          <w:lang w:eastAsia="zh-CN"/>
-        </w:rPr>
-        <w:t>ASP-DAC'26</w:t>
-      </w:r>
-      <w:r>
-        <w:rPr>
-          <w:rFonts w:ascii="Times New Roman" w:eastAsia="宋体" w:hAnsi="Times New Roman" w:cs="宋体"/>
-          <w:b/>
-          <w:bCs/>
-          <w:lang w:eastAsia="zh-CN"/>
-        </w:rPr>
-        <w:t>, CCF-C</w:t>
-      </w:r>
-      <w:r>
-        <w:rPr>
-          <w:rFonts w:ascii="Times New Roman" w:eastAsia="宋体" w:hAnsi="Times New Roman" w:cs="宋体"/>
-          <w:lang w:eastAsia="zh-CN"/>
-        </w:rPr>
-        <w:t xml:space="preserve">) </w:t>
+        <w:t>Proceedings of the</w:t>
+      </w:r>
+      <w:r>
+        <w:rPr>
+          <w:rFonts w:ascii="Times New Roman" w:eastAsia="宋体" w:hAnsi="Times New Roman" w:cs="宋体"/>
+          <w:lang w:eastAsia="zh-CN"/>
+        </w:rPr>
+        <w:t xml:space="preserve"> </w:t>
+      </w:r>
+      <w:r>
+        <w:rPr>
+          <w:rFonts w:ascii="Times New Roman" w:eastAsia="宋体" w:hAnsi="Times New Roman" w:cs="宋体"/>
+          <w:i/>
+          <w:lang w:eastAsia="zh-CN"/>
+        </w:rPr>
+        <w:t xml:space="preserve">51st International Symposium on Computer Architecture </w:t>
+      </w:r>
+      <w:r>
+        <w:rPr>
+          <w:rFonts w:ascii="Times New Roman" w:eastAsia="宋体" w:hAnsi="Times New Roman" w:cs="宋体"/>
+          <w:lang w:eastAsia="zh-CN"/>
+        </w:rPr>
+        <w:t>(</w:t>
+      </w:r>
+      <w:r>
+        <w:rPr>
+          <w:rFonts w:ascii="Times New Roman" w:eastAsia="宋体" w:hAnsi="Times New Roman" w:cs="宋体"/>
+          <w:b/>
+          <w:bCs/>
+          <w:lang w:eastAsia="zh-CN"/>
+        </w:rPr>
+        <w:t>ISCA’24, CCF-A</w:t>
+      </w:r>
+      <w:r>
+        <w:rPr>
+          <w:rFonts w:ascii="Times New Roman" w:eastAsia="宋体" w:hAnsi="Times New Roman" w:cs="宋体"/>
+          <w:lang w:eastAsia="zh-CN"/>
+        </w:rPr>
+        <w:t>)</w:t>
+      </w:r>
+      <w:r>
+        <w:rPr>
+          <w:rFonts w:ascii="Times New Roman" w:eastAsia="宋体" w:hAnsi="Times New Roman" w:cs="宋体"/>
+          <w:lang w:eastAsia="zh-CN"/>
+        </w:rPr>
+        <w:t xml:space="preserve"> </w:t>
       </w:r>
     </w:p>
     <w:p>
@@ -2103,6 +1552,13 @@
       <w:r>
         <w:rPr>
           <w:rFonts w:ascii="Times New Roman" w:eastAsia="宋体" w:hAnsi="Times New Roman" w:cs="宋体"/>
+          <w:lang w:eastAsia="zh-CN"/>
+        </w:rPr>
+        <w:t xml:space="preserve">Weidong Cao, </w:t>
+      </w:r>
+      <w:r>
+        <w:rPr>
+          <w:rFonts w:ascii="Times New Roman" w:eastAsia="宋体" w:hAnsi="Times New Roman" w:cs="宋体"/>
           <w:b/>
           <w:lang w:eastAsia="zh-CN"/>
         </w:rPr>
@@ -2111,25 +1567,131 @@
       <w:r>
         <w:rPr>
           <w:rFonts w:ascii="Times New Roman" w:eastAsia="宋体" w:hAnsi="Times New Roman" w:cs="宋体"/>
-          <w:lang w:eastAsia="zh-CN"/>
-        </w:rPr>
-        <w:t xml:space="preserve">, Zhezhi He, </w:t>
-      </w:r>
-      <w:proofErr w:type="spellStart"/>
-      <w:r>
-        <w:rPr>
-          <w:rFonts w:ascii="Times New Roman" w:eastAsia="宋体" w:hAnsi="Times New Roman" w:cs="宋体"/>
-          <w:lang w:eastAsia="zh-CN"/>
-        </w:rPr>
-        <w:t>Naifeng</w:t>
-      </w:r>
-      <w:proofErr w:type="spellEnd"/>
-      <w:r>
-        <w:rPr>
-          <w:rFonts w:ascii="Times New Roman" w:eastAsia="宋体" w:hAnsi="Times New Roman" w:cs="宋体"/>
-          <w:lang w:eastAsia="zh-CN"/>
-        </w:rPr>
-        <w:t xml:space="preserve"> Jing, Xiaoyao Liang, and Li Jiang. Re2PIM: A Reconfigurable ReRAM-Based PIM Design for Variable-Sized Vector-Matrix Multiplication. In </w:t>
+          <w:b/>
+          <w:lang w:eastAsia="zh-CN"/>
+        </w:rPr>
+        <w:t xml:space="preserve"> </w:t>
+      </w:r>
+      <w:r>
+        <w:rPr>
+          <w:rFonts w:ascii="Times New Roman" w:eastAsia="宋体" w:hAnsi="Times New Roman" w:cs="宋体"/>
+          <w:b/>
+          <w:lang w:eastAsia="zh-CN"/>
+        </w:rPr>
+        <w:t>(</w:t>
+      </w:r>
+      <w:r>
+        <w:rPr>
+          <w:rFonts w:ascii="Times New Roman" w:eastAsia="宋体" w:hAnsi="Times New Roman" w:cs="宋体" w:hint="eastAsia"/>
+          <w:b/>
+          <w:lang w:eastAsia="zh-CN"/>
+        </w:rPr>
+        <w:t>共同一作</w:t>
+      </w:r>
+      <w:r>
+        <w:rPr>
+          <w:rFonts w:ascii="Times New Roman" w:eastAsia="宋体" w:hAnsi="Times New Roman" w:cs="宋体"/>
+          <w:b/>
+          <w:lang w:eastAsia="zh-CN"/>
+        </w:rPr>
+        <w:t>)</w:t>
+      </w:r>
+      <w:r>
+        <w:rPr>
+          <w:rFonts w:ascii="Times New Roman" w:eastAsia="宋体" w:hAnsi="Times New Roman" w:cs="宋体"/>
+          <w:lang w:eastAsia="zh-CN"/>
+        </w:rPr>
+        <w:t xml:space="preserve">, Adith Boloor, Yinhe Han, Xuan Zhang, and Li Jiang, "Neural-PIM: Efficient Processing-In-Memory with Neural Approximation of Peripherals, " in </w:t>
+      </w:r>
+      <w:r>
+        <w:rPr>
+          <w:rFonts w:ascii="Times New Roman" w:eastAsia="宋体" w:hAnsi="Times New Roman" w:cs="宋体"/>
+          <w:i/>
+          <w:lang w:eastAsia="zh-CN"/>
+        </w:rPr>
+        <w:t>IEEE Transactions on Computers,</w:t>
+      </w:r>
+      <w:r>
+        <w:rPr>
+          <w:rFonts w:ascii="Times New Roman" w:eastAsia="宋体" w:hAnsi="Times New Roman" w:cs="宋体"/>
+          <w:lang w:eastAsia="zh-CN"/>
+        </w:rPr>
+        <w:t xml:space="preserve"> (</w:t>
+      </w:r>
+      <w:r>
+        <w:rPr>
+          <w:rFonts w:ascii="Times New Roman" w:eastAsia="宋体" w:hAnsi="Times New Roman" w:cs="宋体"/>
+          <w:b/>
+          <w:bCs/>
+          <w:lang w:eastAsia="zh-CN"/>
+        </w:rPr>
+        <w:t>TC</w:t>
+      </w:r>
+      <w:r>
+        <w:rPr>
+          <w:rFonts w:ascii="Times New Roman" w:eastAsia="宋体" w:hAnsi="Times New Roman" w:cs="宋体"/>
+          <w:b/>
+          <w:bCs/>
+          <w:lang w:eastAsia="zh-CN"/>
+        </w:rPr>
+        <w:t>, 2021</w:t>
+      </w:r>
+      <w:r>
+        <w:rPr>
+          <w:rFonts w:ascii="Times New Roman" w:eastAsia="宋体" w:hAnsi="Times New Roman" w:cs="宋体"/>
+          <w:b/>
+          <w:bCs/>
+          <w:lang w:eastAsia="zh-CN"/>
+        </w:rPr>
+        <w:t>, CCF-A</w:t>
+      </w:r>
+      <w:r>
+        <w:rPr>
+          <w:rFonts w:ascii="Times New Roman" w:eastAsia="宋体" w:hAnsi="Times New Roman" w:cs="宋体"/>
+          <w:lang w:eastAsia="zh-CN"/>
+        </w:rPr>
+        <w:t>)</w:t>
+      </w:r>
+      <w:r>
+        <w:rPr>
+          <w:rFonts w:ascii="Times New Roman" w:eastAsia="宋体" w:hAnsi="Times New Roman" w:cs="宋体"/>
+          <w:lang w:eastAsia="zh-CN"/>
+        </w:rPr>
+        <w:t xml:space="preserve"> </w:t>
+      </w:r>
+    </w:p>
+    <w:p>
+      <w:pPr>
+        <w:pStyle w:val="Body"/>
+        <w:numPr>
+          <w:ilvl w:val="0"/>
+          <w:numId w:val="1"/>
+        </w:numPr>
+        <w:tabs>
+          <w:tab w:val="left" w:pos="720"/>
+          <w:tab w:val="left" w:pos="1080"/>
+        </w:tabs>
+        <w:spacing w:after="40"/>
+        <w:ind w:leftChars="171" w:left="719"/>
+        <w:rPr>
+          <w:rFonts w:ascii="Times New Roman" w:eastAsia="宋体" w:hAnsi="Times New Roman" w:cs="宋体"/>
+          <w:lang w:eastAsia="zh-CN"/>
+        </w:rPr>
+      </w:pPr>
+      <w:r>
+        <w:rPr>
+          <w:rFonts w:ascii="Times New Roman" w:eastAsia="宋体" w:hAnsi="Times New Roman" w:cs="宋体"/>
+          <w:b/>
+          <w:lang w:eastAsia="zh-CN"/>
+        </w:rPr>
+        <w:t>Yilong Zhao</w:t>
+      </w:r>
+      <w:r>
+        <w:rPr>
+          <w:rFonts w:ascii="Times New Roman" w:eastAsia="宋体" w:hAnsi="Times New Roman" w:cs="宋体"/>
+          <w:lang w:eastAsia="zh-CN"/>
+        </w:rPr>
+        <w:t xml:space="preserve">, Zhezhi He, Naifeng Jing, Xiaoyao Liang, and Li Jiang. Re2PIM: A Reconfigurable ReRAM-Based PIM Design for Variable-Sized Vector-Matrix Multiplication. In </w:t>
       </w:r>
       <w:r>
         <w:rPr>
@@ -2215,7 +1777,7 @@
         </w:tabs>
         <w:spacing w:after="40"/>
         <w:rPr>
-          <w:rFonts w:ascii="Times New Roman" w:eastAsia="宋体" w:hAnsi="Times New Roman" w:cs="宋体" w:hint="eastAsia"/>
+          <w:rFonts w:ascii="Times New Roman" w:eastAsia="宋体" w:hAnsi="Times New Roman" w:cs="宋体"/>
           <w:lang w:eastAsia="zh-CN"/>
         </w:rPr>
       </w:pPr>
@@ -2231,7 +1793,7 @@
         <w:spacing w:after="40"/>
         <w:ind w:leftChars="171" w:left="359"/>
         <w:rPr>
-          <w:rFonts w:ascii="Times New Roman" w:eastAsia="宋体" w:hAnsi="Times New Roman" w:cs="宋体" w:hint="eastAsia"/>
+          <w:rFonts w:ascii="Times New Roman" w:eastAsia="宋体" w:hAnsi="Times New Roman" w:cs="宋体"/>
           <w:b/>
           <w:bCs/>
           <w:u w:val="single"/>
@@ -2246,7 +1808,6 @@
           <w:u w:val="single"/>
           <w:lang w:eastAsia="zh-CN"/>
         </w:rPr>
-        <w:lastRenderedPageBreak/>
         <w:t>其他论文：</w:t>
       </w:r>
     </w:p>
@@ -2267,53 +1828,12 @@
           <w:lang w:eastAsia="zh-CN"/>
         </w:rPr>
       </w:pPr>
-      <w:proofErr w:type="spellStart"/>
-      <w:r>
-        <w:rPr>
-          <w:rFonts w:ascii="Times New Roman" w:eastAsia="宋体" w:hAnsi="Times New Roman" w:cs="宋体"/>
-          <w:lang w:eastAsia="zh-CN"/>
-        </w:rPr>
-        <w:t>Yiwei</w:t>
-      </w:r>
-      <w:proofErr w:type="spellEnd"/>
-      <w:r>
-        <w:rPr>
-          <w:rFonts w:ascii="Times New Roman" w:eastAsia="宋体" w:hAnsi="Times New Roman" w:cs="宋体"/>
-          <w:lang w:eastAsia="zh-CN"/>
-        </w:rPr>
-        <w:t xml:space="preserve"> Hu, </w:t>
-      </w:r>
-      <w:proofErr w:type="spellStart"/>
-      <w:r>
-        <w:rPr>
-          <w:rFonts w:ascii="Times New Roman" w:eastAsia="宋体" w:hAnsi="Times New Roman" w:cs="宋体"/>
-          <w:lang w:eastAsia="zh-CN"/>
-        </w:rPr>
-        <w:t>Fangxin</w:t>
-      </w:r>
-      <w:proofErr w:type="spellEnd"/>
-      <w:r>
-        <w:rPr>
-          <w:rFonts w:ascii="Times New Roman" w:eastAsia="宋体" w:hAnsi="Times New Roman" w:cs="宋体"/>
-          <w:lang w:eastAsia="zh-CN"/>
-        </w:rPr>
-        <w:t xml:space="preserve"> Liu, </w:t>
-      </w:r>
-      <w:proofErr w:type="spellStart"/>
-      <w:r>
-        <w:rPr>
-          <w:rFonts w:ascii="Times New Roman" w:eastAsia="宋体" w:hAnsi="Times New Roman" w:cs="宋体"/>
-          <w:lang w:eastAsia="zh-CN"/>
-        </w:rPr>
-        <w:t>Zongwu</w:t>
-      </w:r>
-      <w:proofErr w:type="spellEnd"/>
-      <w:r>
-        <w:rPr>
-          <w:rFonts w:ascii="Times New Roman" w:eastAsia="宋体" w:hAnsi="Times New Roman" w:cs="宋体"/>
-          <w:lang w:eastAsia="zh-CN"/>
-        </w:rPr>
-        <w:t xml:space="preserve"> Wang, </w:t>
+      <w:r>
+        <w:rPr>
+          <w:rFonts w:ascii="Times New Roman" w:eastAsia="宋体" w:hAnsi="Times New Roman" w:cs="宋体"/>
+          <w:lang w:eastAsia="zh-CN"/>
+        </w:rPr>
+        <w:t xml:space="preserve">Yiwei Hu, Fangxin Liu, Zongwu Wang, </w:t>
       </w:r>
       <w:r>
         <w:rPr>
@@ -2329,28 +1849,7 @@
           <w:rFonts w:ascii="Times New Roman" w:eastAsia="宋体" w:hAnsi="Times New Roman" w:cs="宋体"/>
           <w:lang w:eastAsia="zh-CN"/>
         </w:rPr>
-        <w:t>, Tao Yang, Haibing Guan, and Li Jiang</w:t>
-      </w:r>
-      <w:r>
-        <w:rPr>
-          <w:rFonts w:ascii="Times New Roman" w:eastAsia="宋体" w:hAnsi="Times New Roman" w:cs="宋体"/>
-          <w:lang w:eastAsia="zh-CN"/>
-        </w:rPr>
-        <w:t xml:space="preserve">, </w:t>
-      </w:r>
-      <w:r>
-        <w:rPr>
-          <w:rFonts w:ascii="Times New Roman" w:eastAsia="宋体" w:hAnsi="Times New Roman" w:cs="宋体"/>
-          <w:lang w:eastAsia="zh-CN"/>
-        </w:rPr>
-        <w:t>"PLAIN: Leveraging High Internal Bandwidth in PIM for Accelerating Large Language Model Inference via Mixed-Precision Quantization"</w:t>
-      </w:r>
-      <w:r>
-        <w:rPr>
-          <w:rFonts w:ascii="Times New Roman" w:eastAsia="宋体" w:hAnsi="Times New Roman" w:cs="宋体"/>
-          <w:lang w:eastAsia="zh-CN"/>
-        </w:rPr>
-        <w:t>, In</w:t>
+        <w:t>, Tao Yang, Haibing Guan, and Li Jiang, "PLAIN: Leveraging High Internal Bandwidth in PIM for Accelerating Large Language Model Inference via Mixed-Precision Quantization", In</w:t>
       </w:r>
       <w:r>
         <w:rPr>
@@ -2366,25 +1865,7 @@
           <w:iCs/>
           <w:lang w:eastAsia="zh-CN"/>
         </w:rPr>
-        <w:t>Proceedings of the 4</w:t>
-      </w:r>
-      <w:r>
-        <w:rPr>
-          <w:rFonts w:ascii="Times New Roman" w:eastAsia="宋体" w:hAnsi="Times New Roman" w:cs="宋体"/>
-          <w:i/>
-          <w:iCs/>
-          <w:lang w:eastAsia="zh-CN"/>
-        </w:rPr>
-        <w:t>4th</w:t>
-      </w:r>
-      <w:r>
-        <w:rPr>
-          <w:rFonts w:ascii="Times New Roman" w:eastAsia="宋体" w:hAnsi="Times New Roman" w:cs="宋体"/>
-          <w:i/>
-          <w:iCs/>
-          <w:lang w:eastAsia="zh-CN"/>
-        </w:rPr>
-        <w:t xml:space="preserve"> IEEE/ACM International Conference on Computer-Aided Design</w:t>
+        <w:t>Proceedings of the 44th IEEE/ACM International Conference on Computer-Aided Design</w:t>
       </w:r>
       <w:r>
         <w:rPr>
@@ -2411,53 +1892,12 @@
           <w:lang w:eastAsia="zh-CN"/>
         </w:rPr>
       </w:pPr>
-      <w:proofErr w:type="spellStart"/>
-      <w:r>
-        <w:rPr>
-          <w:rFonts w:ascii="Times New Roman" w:eastAsia="宋体" w:hAnsi="Times New Roman" w:cs="宋体"/>
-          <w:lang w:eastAsia="zh-CN"/>
-        </w:rPr>
-        <w:t>Fangxin</w:t>
-      </w:r>
-      <w:proofErr w:type="spellEnd"/>
-      <w:r>
-        <w:rPr>
-          <w:rFonts w:ascii="Times New Roman" w:eastAsia="宋体" w:hAnsi="Times New Roman" w:cs="宋体"/>
-          <w:lang w:eastAsia="zh-CN"/>
-        </w:rPr>
-        <w:t xml:space="preserve"> Liu, </w:t>
-      </w:r>
-      <w:proofErr w:type="spellStart"/>
-      <w:r>
-        <w:rPr>
-          <w:rFonts w:ascii="Times New Roman" w:eastAsia="宋体" w:hAnsi="Times New Roman" w:cs="宋体"/>
-          <w:lang w:eastAsia="zh-CN"/>
-        </w:rPr>
-        <w:t>Wenbo</w:t>
-      </w:r>
-      <w:proofErr w:type="spellEnd"/>
-      <w:r>
-        <w:rPr>
-          <w:rFonts w:ascii="Times New Roman" w:eastAsia="宋体" w:hAnsi="Times New Roman" w:cs="宋体"/>
-          <w:lang w:eastAsia="zh-CN"/>
-        </w:rPr>
-        <w:t xml:space="preserve"> Zhao, </w:t>
-      </w:r>
-      <w:proofErr w:type="spellStart"/>
-      <w:r>
-        <w:rPr>
-          <w:rFonts w:ascii="Times New Roman" w:eastAsia="宋体" w:hAnsi="Times New Roman" w:cs="宋体"/>
-          <w:lang w:eastAsia="zh-CN"/>
-        </w:rPr>
-        <w:t>Zongwu</w:t>
-      </w:r>
-      <w:proofErr w:type="spellEnd"/>
-      <w:r>
-        <w:rPr>
-          <w:rFonts w:ascii="Times New Roman" w:eastAsia="宋体" w:hAnsi="Times New Roman" w:cs="宋体"/>
-          <w:lang w:eastAsia="zh-CN"/>
-        </w:rPr>
-        <w:t xml:space="preserve"> Wang, </w:t>
+      <w:r>
+        <w:rPr>
+          <w:rFonts w:ascii="Times New Roman" w:eastAsia="宋体" w:hAnsi="Times New Roman" w:cs="宋体"/>
+          <w:lang w:eastAsia="zh-CN"/>
+        </w:rPr>
+        <w:t xml:space="preserve">Fangxin Liu, Wenbo Zhao, Zongwu Wang, </w:t>
       </w:r>
       <w:r>
         <w:rPr>
@@ -2473,72 +1913,7 @@
           <w:rFonts w:ascii="Times New Roman" w:eastAsia="宋体" w:hAnsi="Times New Roman" w:cs="宋体"/>
           <w:lang w:eastAsia="zh-CN"/>
         </w:rPr>
-        <w:t xml:space="preserve">, Tao Yang, </w:t>
-      </w:r>
-      <w:proofErr w:type="spellStart"/>
-      <w:r>
-        <w:rPr>
-          <w:rFonts w:ascii="Times New Roman" w:eastAsia="宋体" w:hAnsi="Times New Roman" w:cs="宋体"/>
-          <w:lang w:eastAsia="zh-CN"/>
-        </w:rPr>
-        <w:t>Yiran</w:t>
-      </w:r>
-      <w:proofErr w:type="spellEnd"/>
-      <w:r>
-        <w:rPr>
-          <w:rFonts w:ascii="Times New Roman" w:eastAsia="宋体" w:hAnsi="Times New Roman" w:cs="宋体"/>
-          <w:lang w:eastAsia="zh-CN"/>
-        </w:rPr>
-        <w:t xml:space="preserve"> Chen, Li Jiang</w:t>
-      </w:r>
-      <w:r>
-        <w:rPr>
-          <w:rFonts w:ascii="Times New Roman" w:eastAsia="宋体" w:hAnsi="Times New Roman" w:cs="宋体"/>
-          <w:lang w:eastAsia="zh-CN"/>
-        </w:rPr>
-        <w:t>,</w:t>
-      </w:r>
-      <w:r>
-        <w:rPr>
-          <w:rFonts w:ascii="Times New Roman" w:eastAsia="宋体" w:hAnsi="Times New Roman" w:cs="宋体"/>
-          <w:lang w:eastAsia="zh-CN"/>
-        </w:rPr>
-        <w:t xml:space="preserve"> </w:t>
-      </w:r>
-      <w:r>
-        <w:rPr>
-          <w:rFonts w:ascii="Times New Roman" w:eastAsia="宋体" w:hAnsi="Times New Roman" w:cs="宋体"/>
-          <w:lang w:eastAsia="zh-CN"/>
-        </w:rPr>
-        <w:t>"</w:t>
-      </w:r>
-      <w:r>
-        <w:rPr>
-          <w:rFonts w:ascii="Times New Roman" w:eastAsia="宋体" w:hAnsi="Times New Roman" w:cs="宋体"/>
-          <w:lang w:eastAsia="zh-CN"/>
-        </w:rPr>
-        <w:t>IVQ: In-Memory Acceleration of DNN Inference Exploiting Varied Quantization</w:t>
-      </w:r>
-      <w:r>
-        <w:rPr>
-          <w:rFonts w:ascii="Times New Roman" w:eastAsia="宋体" w:hAnsi="Times New Roman" w:cs="宋体"/>
-          <w:lang w:eastAsia="zh-CN"/>
-        </w:rPr>
-        <w:t>"</w:t>
-      </w:r>
-      <w:r>
-        <w:rPr>
-          <w:rFonts w:ascii="Times New Roman" w:eastAsia="宋体" w:hAnsi="Times New Roman" w:cs="宋体"/>
-          <w:lang w:eastAsia="zh-CN"/>
-        </w:rPr>
-        <w:t xml:space="preserve">, </w:t>
-      </w:r>
-      <w:r>
-        <w:rPr>
-          <w:rFonts w:ascii="Times New Roman" w:eastAsia="宋体" w:hAnsi="Times New Roman" w:cs="宋体"/>
-          <w:lang w:eastAsia="zh-CN"/>
-        </w:rPr>
-        <w:t xml:space="preserve">in </w:t>
+        <w:t xml:space="preserve">, Tao Yang, Yiran Chen, Li Jiang, "IVQ: In-Memory Acceleration of DNN Inference Exploiting Varied Quantization", in </w:t>
       </w:r>
       <w:r>
         <w:rPr>
@@ -2554,21 +1929,7 @@
           <w:rFonts w:ascii="Times New Roman" w:eastAsia="宋体" w:hAnsi="Times New Roman" w:cs="宋体"/>
           <w:lang w:eastAsia="zh-CN"/>
         </w:rPr>
-        <w:t>, (TCAD, 202</w:t>
-      </w:r>
-      <w:r>
-        <w:rPr>
-          <w:rFonts w:ascii="Times New Roman" w:eastAsia="宋体" w:hAnsi="Times New Roman" w:cs="宋体"/>
-          <w:lang w:eastAsia="zh-CN"/>
-        </w:rPr>
-        <w:t>2</w:t>
-      </w:r>
-      <w:r>
-        <w:rPr>
-          <w:rFonts w:ascii="Times New Roman" w:eastAsia="宋体" w:hAnsi="Times New Roman" w:cs="宋体"/>
-          <w:lang w:eastAsia="zh-CN"/>
-        </w:rPr>
-        <w:t>)</w:t>
+        <w:t>, (TCAD, 2022)</w:t>
       </w:r>
     </w:p>
     <w:p>
@@ -2588,53 +1949,12 @@
           <w:lang w:eastAsia="zh-CN"/>
         </w:rPr>
       </w:pPr>
-      <w:proofErr w:type="spellStart"/>
-      <w:r>
-        <w:rPr>
-          <w:rFonts w:ascii="Times New Roman" w:eastAsia="宋体" w:hAnsi="Times New Roman" w:cs="宋体"/>
-          <w:lang w:eastAsia="zh-CN"/>
-        </w:rPr>
-        <w:t>Fangxin</w:t>
-      </w:r>
-      <w:proofErr w:type="spellEnd"/>
-      <w:r>
-        <w:rPr>
-          <w:rFonts w:ascii="Times New Roman" w:eastAsia="宋体" w:hAnsi="Times New Roman" w:cs="宋体"/>
-          <w:lang w:eastAsia="zh-CN"/>
-        </w:rPr>
-        <w:t xml:space="preserve"> Liu, </w:t>
-      </w:r>
-      <w:proofErr w:type="spellStart"/>
-      <w:r>
-        <w:rPr>
-          <w:rFonts w:ascii="Times New Roman" w:eastAsia="宋体" w:hAnsi="Times New Roman" w:cs="宋体"/>
-          <w:lang w:eastAsia="zh-CN"/>
-        </w:rPr>
-        <w:t>Wenbo</w:t>
-      </w:r>
-      <w:proofErr w:type="spellEnd"/>
-      <w:r>
-        <w:rPr>
-          <w:rFonts w:ascii="Times New Roman" w:eastAsia="宋体" w:hAnsi="Times New Roman" w:cs="宋体"/>
-          <w:lang w:eastAsia="zh-CN"/>
-        </w:rPr>
-        <w:t xml:space="preserve"> Zhao, Zhezhi He, </w:t>
-      </w:r>
-      <w:proofErr w:type="spellStart"/>
-      <w:r>
-        <w:rPr>
-          <w:rFonts w:ascii="Times New Roman" w:eastAsia="宋体" w:hAnsi="Times New Roman" w:cs="宋体"/>
-          <w:lang w:eastAsia="zh-CN"/>
-        </w:rPr>
-        <w:t>Zongwu</w:t>
-      </w:r>
-      <w:proofErr w:type="spellEnd"/>
-      <w:r>
-        <w:rPr>
-          <w:rFonts w:ascii="Times New Roman" w:eastAsia="宋体" w:hAnsi="Times New Roman" w:cs="宋体"/>
-          <w:lang w:eastAsia="zh-CN"/>
-        </w:rPr>
-        <w:t xml:space="preserve"> Wang, </w:t>
+      <w:r>
+        <w:rPr>
+          <w:rFonts w:ascii="Times New Roman" w:eastAsia="宋体" w:hAnsi="Times New Roman" w:cs="宋体"/>
+          <w:lang w:eastAsia="zh-CN"/>
+        </w:rPr>
+        <w:t xml:space="preserve">Fangxin Liu, Wenbo Zhao, Zhezhi He, Zongwu Wang, </w:t>
       </w:r>
       <w:r>
         <w:rPr>
@@ -2650,23 +1970,7 @@
           <w:rFonts w:ascii="Times New Roman" w:eastAsia="宋体" w:hAnsi="Times New Roman" w:cs="宋体"/>
           <w:lang w:eastAsia="zh-CN"/>
         </w:rPr>
-        <w:t xml:space="preserve">, </w:t>
-      </w:r>
-      <w:proofErr w:type="spellStart"/>
-      <w:r>
-        <w:rPr>
-          <w:rFonts w:ascii="Times New Roman" w:eastAsia="宋体" w:hAnsi="Times New Roman" w:cs="宋体"/>
-          <w:lang w:eastAsia="zh-CN"/>
-        </w:rPr>
-        <w:t>Yongbiao</w:t>
-      </w:r>
-      <w:proofErr w:type="spellEnd"/>
-      <w:r>
-        <w:rPr>
-          <w:rFonts w:ascii="Times New Roman" w:eastAsia="宋体" w:hAnsi="Times New Roman" w:cs="宋体"/>
-          <w:lang w:eastAsia="zh-CN"/>
-        </w:rPr>
-        <w:t xml:space="preserve"> Chen</w:t>
+        <w:t>, Yongbiao Chen</w:t>
       </w:r>
       <w:r>
         <w:rPr>
@@ -2694,23 +1998,7 @@
           <w:rFonts w:ascii="Times New Roman" w:eastAsia="宋体" w:hAnsi="Times New Roman" w:cs="宋体"/>
           <w:lang w:eastAsia="zh-CN"/>
         </w:rPr>
-        <w:t xml:space="preserve">Bit-Transformer: Transforming Bit-level Sparsity into Higher </w:t>
-      </w:r>
-      <w:proofErr w:type="spellStart"/>
-      <w:r>
-        <w:rPr>
-          <w:rFonts w:ascii="Times New Roman" w:eastAsia="宋体" w:hAnsi="Times New Roman" w:cs="宋体"/>
-          <w:lang w:eastAsia="zh-CN"/>
-        </w:rPr>
-        <w:t>Preformance</w:t>
-      </w:r>
-      <w:proofErr w:type="spellEnd"/>
-      <w:r>
-        <w:rPr>
-          <w:rFonts w:ascii="Times New Roman" w:eastAsia="宋体" w:hAnsi="Times New Roman" w:cs="宋体"/>
-          <w:lang w:eastAsia="zh-CN"/>
-        </w:rPr>
-        <w:t xml:space="preserve"> in ReRAM-based Accelerator</w:t>
+        <w:t>Bit-Transformer: Transforming Bit-level Sparsity into Higher Preformance in ReRAM-based Accelerator</w:t>
       </w:r>
       <w:r>
         <w:rPr>
@@ -2724,14 +2012,7 @@
           <w:rFonts w:ascii="Times New Roman" w:eastAsia="宋体" w:hAnsi="Times New Roman" w:cs="宋体"/>
           <w:lang w:eastAsia="zh-CN"/>
         </w:rPr>
-        <w:t>, I</w:t>
-      </w:r>
-      <w:r>
-        <w:rPr>
-          <w:rFonts w:ascii="Times New Roman" w:eastAsia="宋体" w:hAnsi="Times New Roman" w:cs="宋体"/>
-          <w:lang w:eastAsia="zh-CN"/>
-        </w:rPr>
-        <w:t xml:space="preserve">n </w:t>
+        <w:t xml:space="preserve">, In </w:t>
       </w:r>
       <w:r>
         <w:rPr>
@@ -2767,21 +2048,12 @@
           <w:lang w:eastAsia="zh-CN"/>
         </w:rPr>
       </w:pPr>
-      <w:proofErr w:type="spellStart"/>
-      <w:r>
-        <w:rPr>
-          <w:rFonts w:ascii="Times New Roman" w:eastAsia="宋体" w:hAnsi="Times New Roman" w:cs="宋体"/>
-          <w:lang w:eastAsia="zh-CN"/>
-        </w:rPr>
-        <w:t>Fangxin</w:t>
-      </w:r>
-      <w:proofErr w:type="spellEnd"/>
-      <w:r>
-        <w:rPr>
-          <w:rFonts w:ascii="Times New Roman" w:eastAsia="宋体" w:hAnsi="Times New Roman" w:cs="宋体"/>
-          <w:lang w:eastAsia="zh-CN"/>
-        </w:rPr>
-        <w:t xml:space="preserve"> </w:t>
+      <w:r>
+        <w:rPr>
+          <w:rFonts w:ascii="Times New Roman" w:eastAsia="宋体" w:hAnsi="Times New Roman" w:cs="宋体"/>
+          <w:lang w:eastAsia="zh-CN"/>
+        </w:rPr>
+        <w:t xml:space="preserve">Fangxin </w:t>
       </w:r>
       <w:r>
         <w:rPr>
@@ -2795,171 +2067,23 @@
           <w:rFonts w:ascii="Times New Roman" w:eastAsia="宋体" w:hAnsi="Times New Roman" w:cs="宋体"/>
           <w:lang w:eastAsia="zh-CN"/>
         </w:rPr>
-        <w:t xml:space="preserve">, </w:t>
-      </w:r>
-      <w:proofErr w:type="spellStart"/>
-      <w:r>
-        <w:rPr>
-          <w:rFonts w:ascii="Times New Roman" w:eastAsia="宋体" w:hAnsi="Times New Roman" w:cs="宋体"/>
-          <w:lang w:eastAsia="zh-CN"/>
-        </w:rPr>
-        <w:t>Wenbo</w:t>
-      </w:r>
-      <w:proofErr w:type="spellEnd"/>
-      <w:r>
-        <w:rPr>
-          <w:rFonts w:ascii="Times New Roman" w:eastAsia="宋体" w:hAnsi="Times New Roman" w:cs="宋体"/>
-          <w:lang w:eastAsia="zh-CN"/>
-        </w:rPr>
-        <w:t xml:space="preserve"> Zhao,</w:t>
-      </w:r>
-      <w:r>
-        <w:rPr>
-          <w:rFonts w:ascii="Times New Roman" w:eastAsia="宋体" w:hAnsi="Times New Roman" w:cs="宋体"/>
-          <w:lang w:eastAsia="zh-CN"/>
-        </w:rPr>
-        <w:t xml:space="preserve"> Zhezhi</w:t>
-      </w:r>
-      <w:r>
-        <w:rPr>
-          <w:rFonts w:ascii="Times New Roman" w:eastAsia="宋体" w:hAnsi="Times New Roman" w:cs="宋体"/>
-          <w:lang w:eastAsia="zh-CN"/>
-        </w:rPr>
-        <w:t xml:space="preserve"> He,</w:t>
-      </w:r>
-      <w:r>
-        <w:rPr>
-          <w:rFonts w:ascii="Times New Roman" w:eastAsia="宋体" w:hAnsi="Times New Roman" w:cs="宋体"/>
-          <w:lang w:eastAsia="zh-CN"/>
-        </w:rPr>
-        <w:t xml:space="preserve"> </w:t>
-      </w:r>
-      <w:proofErr w:type="spellStart"/>
-      <w:r>
-        <w:rPr>
-          <w:rFonts w:ascii="Times New Roman" w:eastAsia="宋体" w:hAnsi="Times New Roman" w:cs="宋体"/>
-          <w:lang w:eastAsia="zh-CN"/>
-        </w:rPr>
-        <w:t>Zongwu</w:t>
-      </w:r>
-      <w:proofErr w:type="spellEnd"/>
-      <w:r>
-        <w:rPr>
-          <w:rFonts w:ascii="Times New Roman" w:eastAsia="宋体" w:hAnsi="Times New Roman" w:cs="宋体"/>
-          <w:lang w:eastAsia="zh-CN"/>
-        </w:rPr>
-        <w:t xml:space="preserve"> Wang,</w:t>
-      </w:r>
-      <w:r>
-        <w:rPr>
-          <w:rFonts w:ascii="Times New Roman" w:eastAsia="宋体" w:hAnsi="Times New Roman" w:cs="宋体"/>
-          <w:lang w:eastAsia="zh-CN"/>
-        </w:rPr>
-        <w:t xml:space="preserve"> </w:t>
-      </w:r>
-      <w:r>
-        <w:rPr>
-          <w:rFonts w:ascii="Times New Roman" w:eastAsia="宋体" w:hAnsi="Times New Roman" w:cs="宋体"/>
-          <w:b/>
-          <w:bCs/>
-          <w:lang w:eastAsia="zh-CN"/>
-        </w:rPr>
-        <w:t>Yilong</w:t>
-      </w:r>
-      <w:r>
-        <w:rPr>
-          <w:rFonts w:ascii="Times New Roman" w:eastAsia="宋体" w:hAnsi="Times New Roman" w:cs="宋体"/>
-          <w:b/>
-          <w:bCs/>
-          <w:lang w:eastAsia="zh-CN"/>
-        </w:rPr>
-        <w:t xml:space="preserve"> Zhao</w:t>
-      </w:r>
-      <w:r>
-        <w:rPr>
-          <w:rFonts w:ascii="Times New Roman" w:eastAsia="宋体" w:hAnsi="Times New Roman" w:cs="宋体"/>
-          <w:lang w:eastAsia="zh-CN"/>
-        </w:rPr>
-        <w:t>,</w:t>
-      </w:r>
-      <w:r>
-        <w:rPr>
-          <w:rFonts w:ascii="Times New Roman" w:eastAsia="宋体" w:hAnsi="Times New Roman" w:cs="宋体"/>
-          <w:lang w:eastAsia="zh-CN"/>
-        </w:rPr>
-        <w:t xml:space="preserve"> Tao</w:t>
-      </w:r>
-      <w:r>
-        <w:rPr>
-          <w:rFonts w:ascii="Times New Roman" w:eastAsia="宋体" w:hAnsi="Times New Roman" w:cs="宋体"/>
-          <w:lang w:eastAsia="zh-CN"/>
-        </w:rPr>
-        <w:t xml:space="preserve"> Yang, </w:t>
-      </w:r>
-      <w:proofErr w:type="spellStart"/>
-      <w:r>
-        <w:rPr>
-          <w:rFonts w:ascii="Times New Roman" w:eastAsia="宋体" w:hAnsi="Times New Roman" w:cs="宋体"/>
-          <w:lang w:eastAsia="zh-CN"/>
-        </w:rPr>
-        <w:t>Naifeng</w:t>
-      </w:r>
-      <w:proofErr w:type="spellEnd"/>
-      <w:r>
-        <w:rPr>
-          <w:rFonts w:ascii="Times New Roman" w:eastAsia="宋体" w:hAnsi="Times New Roman" w:cs="宋体"/>
-          <w:lang w:eastAsia="zh-CN"/>
-        </w:rPr>
-        <w:t xml:space="preserve"> Jing</w:t>
-      </w:r>
-      <w:r>
-        <w:rPr>
-          <w:rFonts w:ascii="Times New Roman" w:eastAsia="宋体" w:hAnsi="Times New Roman" w:cs="宋体"/>
-          <w:lang w:eastAsia="zh-CN"/>
-        </w:rPr>
-        <w:t>,</w:t>
-      </w:r>
-      <w:r>
-        <w:rPr>
-          <w:rFonts w:ascii="Times New Roman" w:eastAsia="宋体" w:hAnsi="Times New Roman" w:cs="宋体"/>
-          <w:lang w:eastAsia="zh-CN"/>
-        </w:rPr>
-        <w:t xml:space="preserve"> </w:t>
-      </w:r>
-      <w:r>
-        <w:rPr>
-          <w:rFonts w:ascii="Times New Roman" w:eastAsia="宋体" w:hAnsi="Times New Roman" w:cs="宋体"/>
-          <w:lang w:eastAsia="zh-CN"/>
-        </w:rPr>
-        <w:t>Xiaoyao</w:t>
-      </w:r>
-      <w:r>
-        <w:rPr>
-          <w:rFonts w:ascii="Times New Roman" w:eastAsia="宋体" w:hAnsi="Times New Roman" w:cs="宋体"/>
-          <w:lang w:eastAsia="zh-CN"/>
-        </w:rPr>
-        <w:t xml:space="preserve"> Liang,</w:t>
-      </w:r>
-      <w:r>
-        <w:rPr>
-          <w:rFonts w:ascii="Times New Roman" w:eastAsia="宋体" w:hAnsi="Times New Roman" w:cs="宋体"/>
-          <w:lang w:eastAsia="zh-CN"/>
-        </w:rPr>
-        <w:t xml:space="preserve"> and Li</w:t>
-      </w:r>
-      <w:r>
-        <w:rPr>
-          <w:rFonts w:ascii="Times New Roman" w:eastAsia="宋体" w:hAnsi="Times New Roman" w:cs="宋体"/>
-          <w:lang w:eastAsia="zh-CN"/>
-        </w:rPr>
-        <w:t xml:space="preserve"> Jiang</w:t>
-      </w:r>
-      <w:r>
-        <w:rPr>
-          <w:rFonts w:ascii="Times New Roman" w:eastAsia="宋体" w:hAnsi="Times New Roman" w:cs="宋体"/>
-          <w:lang w:eastAsia="zh-CN"/>
-        </w:rPr>
-        <w:t>, "SME: ReRAM-based Sparse-Multiplication-Engine to Squeeze-Out Bit Sparsity of Neural Network,"</w:t>
+        <w:t xml:space="preserve">, Wenbo Zhao, Zhezhi He, Zongwu Wang, </w:t>
+      </w:r>
+      <w:r>
+        <w:rPr>
+          <w:rFonts w:ascii="Times New Roman" w:eastAsia="宋体" w:hAnsi="Times New Roman" w:cs="宋体"/>
+          <w:b/>
+          <w:bCs/>
+          <w:lang w:eastAsia="zh-CN"/>
+        </w:rPr>
+        <w:t>Yilong Zhao</w:t>
+      </w:r>
+      <w:r>
+        <w:rPr>
+          <w:rFonts w:ascii="Times New Roman" w:eastAsia="宋体" w:hAnsi="Times New Roman" w:cs="宋体"/>
+          <w:lang w:eastAsia="zh-CN"/>
+        </w:rPr>
+        <w:t>, Tao Yang, Naifeng Jing, Xiaoyao Liang, and Li Jiang, "SME: ReRAM-based Sparse-Multiplication-Engine to Squeeze-Out Bit Sparsity of Neural Network,"</w:t>
       </w:r>
       <w:r>
         <w:rPr>
@@ -3071,23 +2195,7 @@
           <w:rFonts w:ascii="Times New Roman" w:eastAsia="宋体" w:hAnsi="Times New Roman" w:cs="宋体"/>
           <w:lang w:eastAsia="zh-CN"/>
         </w:rPr>
-        <w:t xml:space="preserve">Tao Yang, Dongyue Li, </w:t>
-      </w:r>
-      <w:proofErr w:type="spellStart"/>
-      <w:r>
-        <w:rPr>
-          <w:rFonts w:ascii="Times New Roman" w:eastAsia="宋体" w:hAnsi="Times New Roman" w:cs="宋体"/>
-          <w:lang w:eastAsia="zh-CN"/>
-        </w:rPr>
-        <w:t>Yibo</w:t>
-      </w:r>
-      <w:proofErr w:type="spellEnd"/>
-      <w:r>
-        <w:rPr>
-          <w:rFonts w:ascii="Times New Roman" w:eastAsia="宋体" w:hAnsi="Times New Roman" w:cs="宋体"/>
-          <w:lang w:eastAsia="zh-CN"/>
-        </w:rPr>
-        <w:t xml:space="preserve"> Han, </w:t>
+        <w:t xml:space="preserve">Tao Yang, Dongyue Li, Yibo Han, </w:t>
       </w:r>
       <w:r>
         <w:rPr>
@@ -3103,79 +2211,35 @@
           <w:rFonts w:ascii="Times New Roman" w:eastAsia="宋体" w:hAnsi="Times New Roman" w:cs="宋体"/>
           <w:lang w:eastAsia="zh-CN"/>
         </w:rPr>
+        <w:t xml:space="preserve">, Fangxin Liu, Xiaoyao Liang, Zhezhi He, and Li Jiang, </w:t>
+      </w:r>
+      <w:r>
+        <w:rPr>
+          <w:rFonts w:ascii="Times New Roman" w:eastAsia="宋体" w:hAnsi="Times New Roman" w:cs="宋体"/>
+          <w:lang w:eastAsia="zh-CN"/>
+        </w:rPr>
+        <w:t>"</w:t>
+      </w:r>
+      <w:r>
+        <w:rPr>
+          <w:rFonts w:ascii="Times New Roman" w:eastAsia="宋体" w:hAnsi="Times New Roman" w:cs="宋体"/>
+          <w:lang w:eastAsia="zh-CN"/>
+        </w:rPr>
+        <w:t>PIMGCN: A ReRAM-Based PIM Design for Graph Convolutional Network Acceleration</w:t>
+      </w:r>
+      <w:r>
+        <w:rPr>
+          <w:rFonts w:ascii="Times New Roman" w:eastAsia="宋体" w:hAnsi="Times New Roman" w:cs="宋体"/>
+          <w:lang w:eastAsia="zh-CN"/>
+        </w:rPr>
+        <w:t>"</w:t>
+      </w:r>
+      <w:r>
+        <w:rPr>
+          <w:rFonts w:ascii="Times New Roman" w:eastAsia="宋体" w:hAnsi="Times New Roman" w:cs="宋体"/>
+          <w:lang w:eastAsia="zh-CN"/>
+        </w:rPr>
         <w:t xml:space="preserve">, </w:t>
-      </w:r>
-      <w:proofErr w:type="spellStart"/>
-      <w:r>
-        <w:rPr>
-          <w:rFonts w:ascii="Times New Roman" w:eastAsia="宋体" w:hAnsi="Times New Roman" w:cs="宋体"/>
-          <w:lang w:eastAsia="zh-CN"/>
-        </w:rPr>
-        <w:t>Fangxin</w:t>
-      </w:r>
-      <w:proofErr w:type="spellEnd"/>
-      <w:r>
-        <w:rPr>
-          <w:rFonts w:ascii="Times New Roman" w:eastAsia="宋体" w:hAnsi="Times New Roman" w:cs="宋体"/>
-          <w:lang w:eastAsia="zh-CN"/>
-        </w:rPr>
-        <w:t xml:space="preserve"> Liu, Xiaoyao Liang, Zhezhi He</w:t>
-      </w:r>
-      <w:r>
-        <w:rPr>
-          <w:rFonts w:ascii="Times New Roman" w:eastAsia="宋体" w:hAnsi="Times New Roman" w:cs="宋体"/>
-          <w:lang w:eastAsia="zh-CN"/>
-        </w:rPr>
-        <w:t>,</w:t>
-      </w:r>
-      <w:r>
-        <w:rPr>
-          <w:rFonts w:ascii="Times New Roman" w:eastAsia="宋体" w:hAnsi="Times New Roman" w:cs="宋体"/>
-          <w:lang w:eastAsia="zh-CN"/>
-        </w:rPr>
-        <w:t xml:space="preserve"> and</w:t>
-      </w:r>
-      <w:r>
-        <w:rPr>
-          <w:rFonts w:ascii="Times New Roman" w:eastAsia="宋体" w:hAnsi="Times New Roman" w:cs="宋体"/>
-          <w:lang w:eastAsia="zh-CN"/>
-        </w:rPr>
-        <w:t xml:space="preserve"> Li Jiang, </w:t>
-      </w:r>
-      <w:r>
-        <w:rPr>
-          <w:rFonts w:ascii="Times New Roman" w:eastAsia="宋体" w:hAnsi="Times New Roman" w:cs="宋体"/>
-          <w:lang w:eastAsia="zh-CN"/>
-        </w:rPr>
-        <w:t>"</w:t>
-      </w:r>
-      <w:r>
-        <w:rPr>
-          <w:rFonts w:ascii="Times New Roman" w:eastAsia="宋体" w:hAnsi="Times New Roman" w:cs="宋体"/>
-          <w:lang w:eastAsia="zh-CN"/>
-        </w:rPr>
-        <w:t>PIMGCN: A ReRAM-Based PIM Design for Graph Convolutional Network Acceleration</w:t>
-      </w:r>
-      <w:r>
-        <w:rPr>
-          <w:rFonts w:ascii="Times New Roman" w:eastAsia="宋体" w:hAnsi="Times New Roman" w:cs="宋体"/>
-          <w:lang w:eastAsia="zh-CN"/>
-        </w:rPr>
-        <w:t>"</w:t>
-      </w:r>
-      <w:r>
-        <w:rPr>
-          <w:rFonts w:ascii="Times New Roman" w:eastAsia="宋体" w:hAnsi="Times New Roman" w:cs="宋体"/>
-          <w:lang w:eastAsia="zh-CN"/>
-        </w:rPr>
-        <w:t>,</w:t>
-      </w:r>
-      <w:r>
-        <w:rPr>
-          <w:rFonts w:ascii="Times New Roman" w:eastAsia="宋体" w:hAnsi="Times New Roman" w:cs="宋体"/>
-          <w:lang w:eastAsia="zh-CN"/>
-        </w:rPr>
-        <w:t xml:space="preserve"> </w:t>
       </w:r>
       <w:r>
         <w:rPr>
@@ -3252,7 +2316,6 @@
           <w:lang w:eastAsia="zh-CN"/>
         </w:rPr>
       </w:pPr>
-      <w:proofErr w:type="spellStart"/>
       <w:r>
         <w:rPr>
           <w:rFonts w:ascii="Times New Roman" w:eastAsia="宋体" w:hAnsi="Times New Roman" w:cs="宋体"/>
@@ -3267,21 +2330,12 @@
         </w:rPr>
         <w:t>iqi</w:t>
       </w:r>
-      <w:proofErr w:type="spellEnd"/>
-      <w:r>
-        <w:rPr>
-          <w:rFonts w:ascii="Times New Roman" w:eastAsia="宋体" w:hAnsi="Times New Roman" w:cs="宋体"/>
-          <w:lang w:eastAsia="zh-CN"/>
-        </w:rPr>
-        <w:t xml:space="preserve"> Meng, </w:t>
-      </w:r>
-      <w:proofErr w:type="spellStart"/>
-      <w:r>
-        <w:rPr>
-          <w:rFonts w:ascii="Times New Roman" w:eastAsia="宋体" w:hAnsi="Times New Roman" w:cs="宋体"/>
-          <w:lang w:eastAsia="zh-CN"/>
-        </w:rPr>
-        <w:t>W</w:t>
+      <w:r>
+        <w:rPr>
+          <w:rFonts w:ascii="Times New Roman" w:eastAsia="宋体" w:hAnsi="Times New Roman" w:cs="宋体"/>
+          <w:lang w:eastAsia="zh-CN"/>
+        </w:rPr>
+        <w:t xml:space="preserve"> Meng, W</w:t>
       </w:r>
       <w:r>
         <w:rPr>
@@ -3290,7 +2344,110 @@
         </w:rPr>
         <w:t>eikang</w:t>
       </w:r>
-      <w:proofErr w:type="spellEnd"/>
+      <w:r>
+        <w:rPr>
+          <w:rFonts w:ascii="Times New Roman" w:eastAsia="宋体" w:hAnsi="Times New Roman" w:cs="宋体"/>
+          <w:lang w:eastAsia="zh-CN"/>
+        </w:rPr>
+        <w:t xml:space="preserve"> Oian, </w:t>
+      </w:r>
+      <w:r>
+        <w:rPr>
+          <w:rFonts w:ascii="Times New Roman" w:eastAsia="宋体" w:hAnsi="Times New Roman" w:cs="宋体"/>
+          <w:b/>
+          <w:bCs/>
+          <w:lang w:eastAsia="zh-CN"/>
+        </w:rPr>
+        <w:t>Y</w:t>
+      </w:r>
+      <w:r>
+        <w:rPr>
+          <w:rFonts w:ascii="Times New Roman" w:eastAsia="宋体" w:hAnsi="Times New Roman" w:cs="宋体"/>
+          <w:b/>
+          <w:bCs/>
+          <w:lang w:eastAsia="zh-CN"/>
+        </w:rPr>
+        <w:t>ilong</w:t>
+      </w:r>
+      <w:r>
+        <w:rPr>
+          <w:rFonts w:ascii="Times New Roman" w:eastAsia="宋体" w:hAnsi="Times New Roman" w:cs="宋体"/>
+          <w:b/>
+          <w:bCs/>
+          <w:lang w:eastAsia="zh-CN"/>
+        </w:rPr>
+        <w:t xml:space="preserve"> Zhao</w:t>
+      </w:r>
+      <w:r>
+        <w:rPr>
+          <w:rFonts w:ascii="Times New Roman" w:eastAsia="宋体" w:hAnsi="Times New Roman" w:cs="宋体"/>
+          <w:lang w:eastAsia="zh-CN"/>
+        </w:rPr>
+        <w:t>, Y</w:t>
+      </w:r>
+      <w:r>
+        <w:rPr>
+          <w:rFonts w:ascii="Times New Roman" w:eastAsia="宋体" w:hAnsi="Times New Roman" w:cs="宋体"/>
+          <w:lang w:eastAsia="zh-CN"/>
+        </w:rPr>
+        <w:t>anan</w:t>
+      </w:r>
+      <w:r>
+        <w:rPr>
+          <w:rFonts w:ascii="Times New Roman" w:eastAsia="宋体" w:hAnsi="Times New Roman" w:cs="宋体"/>
+          <w:lang w:eastAsia="zh-CN"/>
+        </w:rPr>
+        <w:t xml:space="preserve"> Sun, R</w:t>
+      </w:r>
+      <w:r>
+        <w:rPr>
+          <w:rFonts w:ascii="Times New Roman" w:eastAsia="宋体" w:hAnsi="Times New Roman" w:cs="宋体"/>
+          <w:lang w:eastAsia="zh-CN"/>
+        </w:rPr>
+        <w:t>ui</w:t>
+      </w:r>
+      <w:r>
+        <w:rPr>
+          <w:rFonts w:ascii="Times New Roman" w:eastAsia="宋体" w:hAnsi="Times New Roman" w:cs="宋体"/>
+          <w:lang w:eastAsia="zh-CN"/>
+        </w:rPr>
+        <w:t xml:space="preserve"> Yang</w:t>
+      </w:r>
+      <w:r>
+        <w:rPr>
+          <w:rFonts w:ascii="Times New Roman" w:eastAsia="宋体" w:hAnsi="Times New Roman" w:cs="宋体"/>
+          <w:lang w:eastAsia="zh-CN"/>
+        </w:rPr>
+        <w:t>,</w:t>
+      </w:r>
+      <w:r>
+        <w:rPr>
+          <w:rFonts w:ascii="Times New Roman" w:eastAsia="宋体" w:hAnsi="Times New Roman" w:cs="宋体"/>
+          <w:lang w:eastAsia="zh-CN"/>
+        </w:rPr>
+        <w:t xml:space="preserve"> and L</w:t>
+      </w:r>
+      <w:r>
+        <w:rPr>
+          <w:rFonts w:ascii="Times New Roman" w:eastAsia="宋体" w:hAnsi="Times New Roman" w:cs="宋体"/>
+          <w:lang w:eastAsia="zh-CN"/>
+        </w:rPr>
+        <w:t>i</w:t>
+      </w:r>
+      <w:r>
+        <w:rPr>
+          <w:rFonts w:ascii="Times New Roman" w:eastAsia="宋体" w:hAnsi="Times New Roman" w:cs="宋体"/>
+          <w:lang w:eastAsia="zh-CN"/>
+        </w:rPr>
+        <w:t xml:space="preserve"> Jiang, "Digital Offset for RRAM-based Neuromorphic Computing: A Novel Solution to Conquer Cycle-to-cycle Variation,"</w:t>
+      </w:r>
+      <w:r>
+        <w:rPr>
+          <w:rFonts w:ascii="Times New Roman" w:eastAsia="宋体" w:hAnsi="Times New Roman" w:cs="宋体"/>
+          <w:lang w:eastAsia="zh-CN"/>
+        </w:rPr>
+        <w:t xml:space="preserve"> In</w:t>
+      </w:r>
       <w:r>
         <w:rPr>
           <w:rFonts w:ascii="Times New Roman" w:eastAsia="宋体" w:hAnsi="Times New Roman" w:cs="宋体"/>
@@ -3298,15 +2455,15 @@
         </w:rPr>
         <w:t xml:space="preserve"> </w:t>
       </w:r>
-      <w:proofErr w:type="spellStart"/>
-      <w:r>
-        <w:rPr>
-          <w:rFonts w:ascii="Times New Roman" w:eastAsia="宋体" w:hAnsi="Times New Roman" w:cs="宋体"/>
-          <w:lang w:eastAsia="zh-CN"/>
-        </w:rPr>
-        <w:t>Oian</w:t>
-      </w:r>
-      <w:proofErr w:type="spellEnd"/>
+      <w:r>
+        <w:rPr>
+          <w:rFonts w:ascii="Times New Roman" w:eastAsia="宋体" w:hAnsi="Times New Roman" w:cs="宋体"/>
+          <w:i/>
+          <w:iCs/>
+          <w:lang w:eastAsia="zh-CN"/>
+        </w:rPr>
+        <w:t>Proceedings of the 24th Conference on Design, Automation and Test in Europe</w:t>
+      </w:r>
       <w:r>
         <w:rPr>
           <w:rFonts w:ascii="Times New Roman" w:eastAsia="宋体" w:hAnsi="Times New Roman" w:cs="宋体"/>
@@ -3317,160 +2474,6 @@
       <w:r>
         <w:rPr>
           <w:rFonts w:ascii="Times New Roman" w:eastAsia="宋体" w:hAnsi="Times New Roman" w:cs="宋体"/>
-          <w:b/>
-          <w:bCs/>
-          <w:lang w:eastAsia="zh-CN"/>
-        </w:rPr>
-        <w:t>Y</w:t>
-      </w:r>
-      <w:r>
-        <w:rPr>
-          <w:rFonts w:ascii="Times New Roman" w:eastAsia="宋体" w:hAnsi="Times New Roman" w:cs="宋体"/>
-          <w:b/>
-          <w:bCs/>
-          <w:lang w:eastAsia="zh-CN"/>
-        </w:rPr>
-        <w:t>ilong</w:t>
-      </w:r>
-      <w:r>
-        <w:rPr>
-          <w:rFonts w:ascii="Times New Roman" w:eastAsia="宋体" w:hAnsi="Times New Roman" w:cs="宋体"/>
-          <w:b/>
-          <w:bCs/>
-          <w:lang w:eastAsia="zh-CN"/>
-        </w:rPr>
-        <w:t xml:space="preserve"> Zhao</w:t>
-      </w:r>
-      <w:r>
-        <w:rPr>
-          <w:rFonts w:ascii="Times New Roman" w:eastAsia="宋体" w:hAnsi="Times New Roman" w:cs="宋体"/>
-          <w:lang w:eastAsia="zh-CN"/>
-        </w:rPr>
-        <w:t xml:space="preserve">, </w:t>
-      </w:r>
-      <w:proofErr w:type="spellStart"/>
-      <w:r>
-        <w:rPr>
-          <w:rFonts w:ascii="Times New Roman" w:eastAsia="宋体" w:hAnsi="Times New Roman" w:cs="宋体"/>
-          <w:lang w:eastAsia="zh-CN"/>
-        </w:rPr>
-        <w:t>Y</w:t>
-      </w:r>
-      <w:r>
-        <w:rPr>
-          <w:rFonts w:ascii="Times New Roman" w:eastAsia="宋体" w:hAnsi="Times New Roman" w:cs="宋体"/>
-          <w:lang w:eastAsia="zh-CN"/>
-        </w:rPr>
-        <w:t>anan</w:t>
-      </w:r>
-      <w:proofErr w:type="spellEnd"/>
-      <w:r>
-        <w:rPr>
-          <w:rFonts w:ascii="Times New Roman" w:eastAsia="宋体" w:hAnsi="Times New Roman" w:cs="宋体"/>
-          <w:lang w:eastAsia="zh-CN"/>
-        </w:rPr>
-        <w:t xml:space="preserve"> Sun, R</w:t>
-      </w:r>
-      <w:r>
-        <w:rPr>
-          <w:rFonts w:ascii="Times New Roman" w:eastAsia="宋体" w:hAnsi="Times New Roman" w:cs="宋体"/>
-          <w:lang w:eastAsia="zh-CN"/>
-        </w:rPr>
-        <w:t>ui</w:t>
-      </w:r>
-      <w:r>
-        <w:rPr>
-          <w:rFonts w:ascii="Times New Roman" w:eastAsia="宋体" w:hAnsi="Times New Roman" w:cs="宋体"/>
-          <w:lang w:eastAsia="zh-CN"/>
-        </w:rPr>
-        <w:t xml:space="preserve"> Yang</w:t>
-      </w:r>
-      <w:r>
-        <w:rPr>
-          <w:rFonts w:ascii="Times New Roman" w:eastAsia="宋体" w:hAnsi="Times New Roman" w:cs="宋体"/>
-          <w:lang w:eastAsia="zh-CN"/>
-        </w:rPr>
-        <w:t>,</w:t>
-      </w:r>
-      <w:r>
-        <w:rPr>
-          <w:rFonts w:ascii="Times New Roman" w:eastAsia="宋体" w:hAnsi="Times New Roman" w:cs="宋体"/>
-          <w:lang w:eastAsia="zh-CN"/>
-        </w:rPr>
-        <w:t xml:space="preserve"> and L</w:t>
-      </w:r>
-      <w:r>
-        <w:rPr>
-          <w:rFonts w:ascii="Times New Roman" w:eastAsia="宋体" w:hAnsi="Times New Roman" w:cs="宋体"/>
-          <w:lang w:eastAsia="zh-CN"/>
-        </w:rPr>
-        <w:t>i</w:t>
-      </w:r>
-      <w:r>
-        <w:rPr>
-          <w:rFonts w:ascii="Times New Roman" w:eastAsia="宋体" w:hAnsi="Times New Roman" w:cs="宋体"/>
-          <w:lang w:eastAsia="zh-CN"/>
-        </w:rPr>
-        <w:t xml:space="preserve"> Jiang, "Digital Offset for RRAM-based Neuromorphic Computing: A Novel Solution to Conquer Cycle-to-cycle Variation,"</w:t>
-      </w:r>
-      <w:r>
-        <w:rPr>
-          <w:rFonts w:ascii="Times New Roman" w:eastAsia="宋体" w:hAnsi="Times New Roman" w:cs="宋体"/>
-          <w:lang w:eastAsia="zh-CN"/>
-        </w:rPr>
-        <w:t xml:space="preserve"> In</w:t>
-      </w:r>
-      <w:r>
-        <w:rPr>
-          <w:rFonts w:ascii="Times New Roman" w:eastAsia="宋体" w:hAnsi="Times New Roman" w:cs="宋体"/>
-          <w:lang w:eastAsia="zh-CN"/>
-        </w:rPr>
-        <w:t xml:space="preserve"> </w:t>
-      </w:r>
-      <w:r>
-        <w:rPr>
-          <w:rFonts w:ascii="Times New Roman" w:eastAsia="宋体" w:hAnsi="Times New Roman" w:cs="宋体"/>
-          <w:i/>
-          <w:iCs/>
-          <w:lang w:eastAsia="zh-CN"/>
-        </w:rPr>
-        <w:t>Proceedings of the 2</w:t>
-      </w:r>
-      <w:r>
-        <w:rPr>
-          <w:rFonts w:ascii="Times New Roman" w:eastAsia="宋体" w:hAnsi="Times New Roman" w:cs="宋体"/>
-          <w:i/>
-          <w:iCs/>
-          <w:lang w:eastAsia="zh-CN"/>
-        </w:rPr>
-        <w:t>4th</w:t>
-      </w:r>
-      <w:r>
-        <w:rPr>
-          <w:rFonts w:ascii="Times New Roman" w:eastAsia="宋体" w:hAnsi="Times New Roman" w:cs="宋体"/>
-          <w:i/>
-          <w:iCs/>
-          <w:lang w:eastAsia="zh-CN"/>
-        </w:rPr>
-        <w:t xml:space="preserve"> Conference on Design, Automation and Test in Europe</w:t>
-      </w:r>
-      <w:r>
-        <w:rPr>
-          <w:rFonts w:ascii="Times New Roman" w:eastAsia="宋体" w:hAnsi="Times New Roman" w:cs="宋体"/>
-          <w:lang w:eastAsia="zh-CN"/>
-        </w:rPr>
-        <w:t>,</w:t>
-      </w:r>
-      <w:r>
-        <w:rPr>
-          <w:rFonts w:ascii="Times New Roman" w:eastAsia="宋体" w:hAnsi="Times New Roman" w:cs="宋体"/>
-          <w:lang w:eastAsia="zh-CN"/>
-        </w:rPr>
-        <w:t xml:space="preserve"> </w:t>
-      </w:r>
-      <w:r>
-        <w:rPr>
-          <w:rFonts w:ascii="Times New Roman" w:eastAsia="宋体" w:hAnsi="Times New Roman" w:cs="宋体"/>
           <w:lang w:eastAsia="zh-CN"/>
         </w:rPr>
         <w:t>(DATE</w:t>
@@ -3487,14 +2490,7 @@
           <w:rFonts w:ascii="Times New Roman" w:eastAsia="宋体" w:hAnsi="Times New Roman" w:cs="宋体"/>
           <w:lang w:eastAsia="zh-CN"/>
         </w:rPr>
-        <w:t>)</w:t>
-      </w:r>
-      <w:r>
-        <w:rPr>
-          <w:rFonts w:ascii="Times New Roman" w:eastAsia="宋体" w:hAnsi="Times New Roman" w:cs="宋体"/>
-          <w:lang w:eastAsia="zh-CN"/>
-        </w:rPr>
-        <w:t>.</w:t>
+        <w:t>).</w:t>
       </w:r>
     </w:p>
     <w:p>
@@ -3514,37 +2510,12 @@
           <w:lang w:eastAsia="zh-CN"/>
         </w:rPr>
       </w:pPr>
-      <w:proofErr w:type="spellStart"/>
-      <w:r>
-        <w:rPr>
-          <w:rFonts w:ascii="Times New Roman" w:eastAsia="宋体" w:hAnsi="Times New Roman" w:cs="宋体"/>
-          <w:lang w:eastAsia="zh-CN"/>
-        </w:rPr>
-        <w:t>Yanan</w:t>
-      </w:r>
-      <w:proofErr w:type="spellEnd"/>
-      <w:r>
-        <w:rPr>
-          <w:rFonts w:ascii="Times New Roman" w:eastAsia="宋体" w:hAnsi="Times New Roman" w:cs="宋体"/>
-          <w:lang w:eastAsia="zh-CN"/>
-        </w:rPr>
-        <w:t xml:space="preserve"> Sun, Chang Ma, </w:t>
-      </w:r>
-      <w:proofErr w:type="spellStart"/>
-      <w:r>
-        <w:rPr>
-          <w:rFonts w:ascii="Times New Roman" w:eastAsia="宋体" w:hAnsi="Times New Roman" w:cs="宋体"/>
-          <w:lang w:eastAsia="zh-CN"/>
-        </w:rPr>
-        <w:t>Zhi</w:t>
-      </w:r>
-      <w:proofErr w:type="spellEnd"/>
-      <w:r>
-        <w:rPr>
-          <w:rFonts w:ascii="Times New Roman" w:eastAsia="宋体" w:hAnsi="Times New Roman" w:cs="宋体"/>
-          <w:lang w:eastAsia="zh-CN"/>
-        </w:rPr>
-        <w:t xml:space="preserve"> Li, </w:t>
+      <w:r>
+        <w:rPr>
+          <w:rFonts w:ascii="Times New Roman" w:eastAsia="宋体" w:hAnsi="Times New Roman" w:cs="宋体"/>
+          <w:lang w:eastAsia="zh-CN"/>
+        </w:rPr>
+        <w:t xml:space="preserve">Yanan Sun, Chang Ma, Zhi Li, </w:t>
       </w:r>
       <w:r>
         <w:rPr>
@@ -3560,39 +2531,7 @@
           <w:rFonts w:ascii="Times New Roman" w:eastAsia="宋体" w:hAnsi="Times New Roman" w:cs="宋体"/>
           <w:lang w:eastAsia="zh-CN"/>
         </w:rPr>
-        <w:t xml:space="preserve"> </w:t>
-      </w:r>
-      <w:proofErr w:type="spellStart"/>
-      <w:r>
-        <w:rPr>
-          <w:rFonts w:ascii="Times New Roman" w:eastAsia="宋体" w:hAnsi="Times New Roman" w:cs="宋体"/>
-          <w:lang w:eastAsia="zh-CN"/>
-        </w:rPr>
-        <w:t>Jiachen</w:t>
-      </w:r>
-      <w:proofErr w:type="spellEnd"/>
-      <w:r>
-        <w:rPr>
-          <w:rFonts w:ascii="Times New Roman" w:eastAsia="宋体" w:hAnsi="Times New Roman" w:cs="宋体"/>
-          <w:lang w:eastAsia="zh-CN"/>
-        </w:rPr>
-        <w:t xml:space="preserve"> Jiang, </w:t>
-      </w:r>
-      <w:proofErr w:type="spellStart"/>
-      <w:r>
-        <w:rPr>
-          <w:rFonts w:ascii="Times New Roman" w:eastAsia="宋体" w:hAnsi="Times New Roman" w:cs="宋体"/>
-          <w:lang w:eastAsia="zh-CN"/>
-        </w:rPr>
-        <w:t>Weikang</w:t>
-      </w:r>
-      <w:proofErr w:type="spellEnd"/>
-      <w:r>
-        <w:rPr>
-          <w:rFonts w:ascii="Times New Roman" w:eastAsia="宋体" w:hAnsi="Times New Roman" w:cs="宋体"/>
-          <w:lang w:eastAsia="zh-CN"/>
-        </w:rPr>
-        <w:t xml:space="preserve"> Qian, Rui Yang, Zhezhi He and Li Jiang, "Unary Coding and Variation-Aware Optimal Mapping Scheme for Reliable ReRAM-based Neuromorphic Computing," in </w:t>
+        <w:t xml:space="preserve"> Jiachen Jiang, Weikang Qian, Rui Yang, Zhezhi He and Li Jiang, "Unary Coding and Variation-Aware Optimal Mapping Scheme for Reliable ReRAM-based Neuromorphic Computing," in </w:t>
       </w:r>
       <w:r>
         <w:rPr>
@@ -3649,21 +2588,12 @@
           <w:lang w:eastAsia="zh-CN"/>
         </w:rPr>
       </w:pPr>
-      <w:proofErr w:type="spellStart"/>
-      <w:r>
-        <w:rPr>
-          <w:rFonts w:ascii="Times New Roman" w:eastAsia="宋体" w:hAnsi="Times New Roman" w:cs="宋体"/>
-          <w:lang w:eastAsia="zh-CN"/>
-        </w:rPr>
-        <w:t>Zhuoran</w:t>
-      </w:r>
-      <w:proofErr w:type="spellEnd"/>
-      <w:r>
-        <w:rPr>
-          <w:rFonts w:ascii="Times New Roman" w:eastAsia="宋体" w:hAnsi="Times New Roman" w:cs="宋体"/>
-          <w:lang w:eastAsia="zh-CN"/>
-        </w:rPr>
-        <w:t xml:space="preserve"> Song, </w:t>
+      <w:r>
+        <w:rPr>
+          <w:rFonts w:ascii="Times New Roman" w:eastAsia="宋体" w:hAnsi="Times New Roman" w:cs="宋体"/>
+          <w:lang w:eastAsia="zh-CN"/>
+        </w:rPr>
+        <w:t xml:space="preserve">Zhuoran Song, </w:t>
       </w:r>
       <w:r>
         <w:rPr>
@@ -3679,39 +2609,7 @@
           <w:rFonts w:ascii="Times New Roman" w:eastAsia="宋体" w:hAnsi="Times New Roman" w:cs="宋体"/>
           <w:lang w:eastAsia="zh-CN"/>
         </w:rPr>
-        <w:t xml:space="preserve">, </w:t>
-      </w:r>
-      <w:proofErr w:type="spellStart"/>
-      <w:r>
-        <w:rPr>
-          <w:rFonts w:ascii="Times New Roman" w:eastAsia="宋体" w:hAnsi="Times New Roman" w:cs="宋体"/>
-          <w:lang w:eastAsia="zh-CN"/>
-        </w:rPr>
-        <w:t>Yanan</w:t>
-      </w:r>
-      <w:proofErr w:type="spellEnd"/>
-      <w:r>
-        <w:rPr>
-          <w:rFonts w:ascii="Times New Roman" w:eastAsia="宋体" w:hAnsi="Times New Roman" w:cs="宋体"/>
-          <w:lang w:eastAsia="zh-CN"/>
-        </w:rPr>
-        <w:t xml:space="preserve"> Sun, Xiaoyao Liang and Li Jiang. "</w:t>
-      </w:r>
-      <w:proofErr w:type="spellStart"/>
-      <w:r>
-        <w:rPr>
-          <w:rFonts w:ascii="Times New Roman" w:eastAsia="宋体" w:hAnsi="Times New Roman" w:cs="宋体"/>
-          <w:lang w:eastAsia="zh-CN"/>
-        </w:rPr>
-        <w:t>ESNreram</w:t>
-      </w:r>
-      <w:proofErr w:type="spellEnd"/>
-      <w:r>
-        <w:rPr>
-          <w:rFonts w:ascii="Times New Roman" w:eastAsia="宋体" w:hAnsi="Times New Roman" w:cs="宋体"/>
-          <w:lang w:eastAsia="zh-CN"/>
-        </w:rPr>
-        <w:t>: An Energy-Efficient Sparse Neural Network Based on Resistive Random-Access Memory, "</w:t>
+        <w:t>, Yanan Sun, Xiaoyao Liang and Li Jiang. "ESNreram: An Energy-Efficient Sparse Neural Network Based on Resistive Random-Access Memory, "</w:t>
       </w:r>
       <w:r>
         <w:rPr>
@@ -3833,73 +2731,14 @@
           <w:iCs/>
           <w:lang w:eastAsia="zh-CN"/>
         </w:rPr>
-        <w:t>Proceedings of</w:t>
-      </w:r>
-      <w:r>
-        <w:rPr>
-          <w:rFonts w:ascii="Times New Roman" w:eastAsia="宋体" w:hAnsi="Times New Roman" w:cs="宋体"/>
-          <w:i/>
-          <w:iCs/>
-          <w:lang w:eastAsia="zh-CN"/>
-        </w:rPr>
-        <w:t xml:space="preserve"> the 5</w:t>
-      </w:r>
-      <w:r>
-        <w:rPr>
-          <w:rFonts w:ascii="Times New Roman" w:eastAsia="宋体" w:hAnsi="Times New Roman" w:cs="宋体"/>
-          <w:i/>
-          <w:iCs/>
-          <w:lang w:eastAsia="zh-CN"/>
-        </w:rPr>
-        <w:t>7</w:t>
-      </w:r>
-      <w:r>
-        <w:rPr>
-          <w:rFonts w:ascii="Times New Roman" w:eastAsia="宋体" w:hAnsi="Times New Roman" w:cs="宋体"/>
-          <w:i/>
-          <w:iCs/>
-          <w:lang w:eastAsia="zh-CN"/>
-        </w:rPr>
-        <w:t xml:space="preserve">th </w:t>
-      </w:r>
-      <w:r>
-        <w:rPr>
-          <w:rFonts w:ascii="Times New Roman" w:eastAsia="宋体" w:hAnsi="Times New Roman" w:cs="宋体"/>
-          <w:i/>
-          <w:iCs/>
-          <w:lang w:eastAsia="zh-CN"/>
-        </w:rPr>
-        <w:t>ACM/IEEE Design Automation Conference</w:t>
-      </w:r>
-      <w:r>
-        <w:rPr>
-          <w:rFonts w:ascii="Times New Roman" w:eastAsia="宋体" w:hAnsi="Times New Roman" w:cs="宋体"/>
-          <w:i/>
-          <w:iCs/>
-          <w:lang w:eastAsia="zh-CN"/>
-        </w:rPr>
-        <w:t>,</w:t>
-      </w:r>
-      <w:r>
-        <w:rPr>
-          <w:rFonts w:ascii="Times New Roman" w:eastAsia="宋体" w:hAnsi="Times New Roman" w:cs="宋体"/>
-          <w:lang w:eastAsia="zh-CN"/>
-        </w:rPr>
-        <w:t xml:space="preserve"> (DAC’2</w:t>
-      </w:r>
-      <w:r>
-        <w:rPr>
-          <w:rFonts w:ascii="Times New Roman" w:eastAsia="宋体" w:hAnsi="Times New Roman" w:cs="宋体"/>
-          <w:lang w:eastAsia="zh-CN"/>
-        </w:rPr>
-        <w:t>0</w:t>
-      </w:r>
-      <w:r>
-        <w:rPr>
-          <w:rFonts w:ascii="Times New Roman" w:eastAsia="宋体" w:hAnsi="Times New Roman" w:cs="宋体"/>
-          <w:lang w:eastAsia="zh-CN"/>
-        </w:rPr>
-        <w:t>).</w:t>
+        <w:t>Proceedings of the 57th ACM/IEEE Design Automation Conference,</w:t>
+      </w:r>
+      <w:r>
+        <w:rPr>
+          <w:rFonts w:ascii="Times New Roman" w:eastAsia="宋体" w:hAnsi="Times New Roman" w:cs="宋体"/>
+          <w:lang w:eastAsia="zh-CN"/>
+        </w:rPr>
+        <w:t xml:space="preserve"> (DAC’20).</w:t>
       </w:r>
     </w:p>
     <w:p>
@@ -4005,14 +2844,7 @@
           <w:rFonts w:ascii="Times New Roman" w:eastAsia="宋体" w:hAnsi="Times New Roman" w:cs="宋体"/>
           <w:lang w:eastAsia="zh-CN"/>
         </w:rPr>
-        <w:t>,</w:t>
-      </w:r>
-      <w:r>
-        <w:rPr>
-          <w:rFonts w:ascii="Times New Roman" w:eastAsia="宋体" w:hAnsi="Times New Roman" w:cs="宋体"/>
-          <w:lang w:eastAsia="zh-CN"/>
-        </w:rPr>
-        <w:t xml:space="preserve"> </w:t>
+        <w:t xml:space="preserve">, </w:t>
       </w:r>
       <w:r>
         <w:rPr>
@@ -4026,14 +2858,7 @@
           <w:rFonts w:ascii="Times New Roman" w:eastAsia="宋体" w:hAnsi="Times New Roman" w:cs="宋体"/>
           <w:lang w:eastAsia="zh-CN"/>
         </w:rPr>
-        <w:t>,</w:t>
-      </w:r>
-      <w:r>
-        <w:rPr>
-          <w:rFonts w:ascii="Times New Roman" w:eastAsia="宋体" w:hAnsi="Times New Roman" w:cs="宋体"/>
-          <w:lang w:eastAsia="zh-CN"/>
-        </w:rPr>
-        <w:t xml:space="preserve"> </w:t>
+        <w:t xml:space="preserve">, </w:t>
       </w:r>
       <w:r>
         <w:rPr>
@@ -4053,19 +2878,11 @@
       </w:r>
       <w:r>
         <w:rPr>
-          <w:rFonts w:ascii="宋体" w:eastAsia="宋体" w:hAnsi="宋体" w:cs="宋体" w:hint="eastAsia"/>
+          <w:rFonts w:ascii="Times New Roman" w:eastAsia="宋体" w:hAnsi="Times New Roman" w:cs="宋体" w:hint="eastAsia"/>
           <w:sz w:val="22"/>
           <w:lang w:eastAsia="zh-CN"/>
         </w:rPr>
-        <w:t>大语言模型的解码加速方法、系统、设备及可读存储介质</w:t>
-      </w:r>
-      <w:r>
-        <w:rPr>
-          <w:rFonts w:ascii="宋体" w:eastAsia="宋体" w:hAnsi="宋体" w:cs="宋体" w:hint="eastAsia"/>
-          <w:sz w:val="22"/>
-          <w:lang w:eastAsia="zh-CN"/>
-        </w:rPr>
-        <w:t>”。发明专利，申请号：</w:t>
+        <w:t>大语言模型的解码加速方法、系统、设备及可读存储介质”。发明专利，申请号：</w:t>
       </w:r>
       <w:r>
         <w:rPr>
@@ -4188,14 +3005,8 @@
           <w:rFonts w:ascii="Times New Roman" w:eastAsia="宋体" w:hAnsi="Times New Roman" w:cs="宋体" w:hint="eastAsia"/>
           <w:lang w:eastAsia="zh-CN"/>
         </w:rPr>
-        <w:t>蒋力</w:t>
-      </w:r>
-      <w:r>
-        <w:rPr>
-          <w:rFonts w:ascii="Times New Roman" w:eastAsia="宋体" w:hAnsi="Times New Roman" w:cs="宋体" w:hint="eastAsia"/>
-          <w:lang w:eastAsia="zh-CN"/>
-        </w:rPr>
-        <w:t>，</w:t>
+        <w:lastRenderedPageBreak/>
+        <w:t>蒋力，</w:t>
       </w:r>
       <w:r>
         <w:rPr>
@@ -4211,42 +3022,7 @@
           <w:rFonts w:ascii="Times New Roman" w:eastAsia="宋体" w:hAnsi="Times New Roman" w:cs="宋体" w:hint="eastAsia"/>
           <w:lang w:eastAsia="zh-CN"/>
         </w:rPr>
-        <w:t>，</w:t>
-      </w:r>
-      <w:r>
-        <w:rPr>
-          <w:rFonts w:ascii="Times New Roman" w:eastAsia="宋体" w:hAnsi="Times New Roman" w:cs="宋体" w:hint="eastAsia"/>
-          <w:lang w:eastAsia="zh-CN"/>
-        </w:rPr>
-        <w:t>崔晓松</w:t>
-      </w:r>
-      <w:r>
-        <w:rPr>
-          <w:rFonts w:ascii="Times New Roman" w:eastAsia="宋体" w:hAnsi="Times New Roman" w:cs="宋体" w:hint="eastAsia"/>
-          <w:lang w:eastAsia="zh-CN"/>
-        </w:rPr>
-        <w:t>，</w:t>
-      </w:r>
-      <w:r>
-        <w:rPr>
-          <w:rFonts w:ascii="Times New Roman" w:eastAsia="宋体" w:hAnsi="Times New Roman" w:cs="宋体" w:hint="eastAsia"/>
-          <w:lang w:eastAsia="zh-CN"/>
-        </w:rPr>
-        <w:t>陈云</w:t>
-      </w:r>
-      <w:r>
-        <w:rPr>
-          <w:rFonts w:ascii="Times New Roman" w:eastAsia="宋体" w:hAnsi="Times New Roman" w:cs="宋体" w:hint="eastAsia"/>
-          <w:lang w:eastAsia="zh-CN"/>
-        </w:rPr>
-        <w:t>，</w:t>
-      </w:r>
-      <w:r>
-        <w:rPr>
-          <w:rFonts w:ascii="Times New Roman" w:eastAsia="宋体" w:hAnsi="Times New Roman" w:cs="宋体" w:hint="eastAsia"/>
-          <w:lang w:eastAsia="zh-CN"/>
-        </w:rPr>
-        <w:t>廖健行，</w:t>
+        <w:t>，崔晓松，陈云，廖健行，</w:t>
       </w:r>
       <w:r>
         <w:rPr>
@@ -4319,7 +3095,7 @@
         <w:spacing w:before="0" w:after="120"/>
         <w:jc w:val="both"/>
         <w:rPr>
-          <w:rFonts w:ascii="Georgia" w:hAnsi="Georgia" w:cs="Courier New"/>
+          <w:rFonts w:ascii="Times New Roman" w:hAnsi="Times New Roman" w:cs="Courier New"/>
           <w:sz w:val="28"/>
           <w:szCs w:val="28"/>
           <w:lang w:eastAsia="zh-CN"/>
@@ -4327,7 +3103,7 @@
       </w:pPr>
       <w:r>
         <w:rPr>
-          <w:rFonts w:ascii="宋体" w:eastAsia="宋体" w:hAnsi="宋体" w:cs="宋体" w:hint="eastAsia"/>
+          <w:rFonts w:ascii="Times New Roman" w:eastAsia="宋体" w:hAnsi="Times New Roman" w:cs="宋体" w:hint="eastAsia"/>
           <w:sz w:val="28"/>
           <w:szCs w:val="28"/>
           <w:lang w:eastAsia="zh-CN"/>
@@ -4336,7 +3112,7 @@
       </w:r>
       <w:r>
         <w:rPr>
-          <w:rFonts w:ascii="宋体" w:eastAsia="宋体" w:hAnsi="宋体" w:cs="宋体" w:hint="eastAsia"/>
+          <w:rFonts w:ascii="Times New Roman" w:eastAsia="宋体" w:hAnsi="Times New Roman" w:cs="宋体" w:hint="eastAsia"/>
           <w:sz w:val="28"/>
           <w:szCs w:val="28"/>
           <w:lang w:eastAsia="zh-CN"/>
@@ -4371,7 +3147,6 @@
           <w:u w:val="single"/>
           <w:lang w:eastAsia="zh-CN"/>
         </w:rPr>
-        <w:lastRenderedPageBreak/>
         <w:t>上海交通大学</w:t>
       </w:r>
       <w:r>
@@ -4398,20 +3173,7 @@
           <w:u w:val="single"/>
           <w:lang w:eastAsia="zh-CN"/>
         </w:rPr>
-        <w:t>先进计算机体系结构实验室</w:t>
-      </w:r>
-      <w:r>
-        <w:rPr>
-          <w:rFonts w:ascii="Times New Roman" w:eastAsia="宋体" w:hAnsi="Times New Roman" w:hint="eastAsia"/>
-          <w:b/>
-          <w:i w:val="0"/>
-          <w:color w:val="auto"/>
-          <w:sz w:val="21"/>
-          <w:szCs w:val="21"/>
-          <w:u w:val="single"/>
-          <w:lang w:eastAsia="zh-CN"/>
-        </w:rPr>
-        <w:t>；</w:t>
+        <w:t>先进计算机体系结构实验室；</w:t>
       </w:r>
       <w:r>
         <w:rPr>
@@ -4504,7 +3266,7 @@
       <w:pPr>
         <w:pStyle w:val="Subheading"/>
         <w:ind w:firstLine="420"/>
-        <w:jc w:val="left"/>
+        <w:jc w:val="both"/>
         <w:rPr>
           <w:rFonts w:ascii="Times New Roman" w:eastAsia="宋体" w:hAnsi="Times New Roman"/>
           <w:b/>
@@ -4517,69 +3279,55 @@
       </w:pPr>
       <w:r>
         <w:rPr>
-          <w:rFonts w:ascii="宋体" w:eastAsia="宋体" w:hAnsi="宋体" w:cs="宋体" w:hint="eastAsia"/>
-          <w:b/>
-          <w:bCs/>
-          <w:i w:val="0"/>
-          <w:iCs/>
-          <w:color w:val="auto"/>
-          <w:lang w:eastAsia="zh-CN"/>
-        </w:rPr>
-        <w:t>华为合作 面向光通信、无线通信的</w:t>
-      </w:r>
-      <w:proofErr w:type="gramStart"/>
-      <w:r>
-        <w:rPr>
-          <w:rFonts w:ascii="宋体" w:eastAsia="宋体" w:hAnsi="宋体" w:cs="宋体" w:hint="eastAsia"/>
-          <w:b/>
-          <w:bCs/>
-          <w:i w:val="0"/>
-          <w:iCs/>
-          <w:color w:val="auto"/>
-          <w:lang w:eastAsia="zh-CN"/>
-        </w:rPr>
-        <w:t>的存算</w:t>
-      </w:r>
-      <w:proofErr w:type="gramEnd"/>
-      <w:r>
-        <w:rPr>
-          <w:rFonts w:ascii="宋体" w:eastAsia="宋体" w:hAnsi="宋体" w:cs="宋体" w:hint="eastAsia"/>
-          <w:b/>
-          <w:bCs/>
-          <w:i w:val="0"/>
-          <w:iCs/>
-          <w:color w:val="auto"/>
-          <w:lang w:eastAsia="zh-CN"/>
-        </w:rPr>
-        <w:t>一体实现</w:t>
-      </w:r>
-      <w:r>
-        <w:rPr>
-          <w:rFonts w:ascii="宋体" w:eastAsia="宋体" w:hAnsi="宋体" w:cs="宋体"/>
-          <w:b/>
-          <w:bCs/>
-          <w:i w:val="0"/>
-          <w:iCs/>
-          <w:color w:val="auto"/>
-          <w:lang w:eastAsia="zh-CN"/>
-        </w:rPr>
-        <w:t xml:space="preserve"> </w:t>
-      </w:r>
-      <w:r>
-        <w:rPr>
-          <w:rFonts w:ascii="宋体" w:eastAsia="宋体" w:hAnsi="宋体" w:cs="宋体" w:hint="eastAsia"/>
-          <w:b/>
-          <w:bCs/>
-          <w:i w:val="0"/>
-          <w:iCs/>
-          <w:color w:val="auto"/>
-          <w:lang w:eastAsia="zh-CN"/>
-        </w:rPr>
-        <w:t>研究项目</w:t>
-      </w:r>
-      <w:r>
-        <w:rPr>
-          <w:rFonts w:ascii="宋体" w:eastAsia="宋体" w:hAnsi="宋体" w:cs="宋体"/>
+          <w:rFonts w:ascii="Times New Roman" w:eastAsia="宋体" w:hAnsi="Times New Roman" w:cs="宋体" w:hint="eastAsia"/>
+          <w:b/>
+          <w:bCs/>
+          <w:i w:val="0"/>
+          <w:iCs/>
+          <w:color w:val="auto"/>
+          <w:lang w:eastAsia="zh-CN"/>
+        </w:rPr>
+        <w:t>OPPO</w:t>
+      </w:r>
+      <w:r>
+        <w:rPr>
+          <w:rFonts w:ascii="Times New Roman" w:eastAsia="宋体" w:hAnsi="Times New Roman" w:cs="宋体"/>
+          <w:b/>
+          <w:bCs/>
+          <w:i w:val="0"/>
+          <w:iCs/>
+          <w:color w:val="auto"/>
+          <w:lang w:eastAsia="zh-CN"/>
+        </w:rPr>
+        <w:t xml:space="preserve">  </w:t>
+      </w:r>
+      <w:r>
+        <w:rPr>
+          <w:rFonts w:ascii="Times New Roman" w:eastAsia="宋体" w:hAnsi="Times New Roman" w:cs="宋体"/>
+          <w:b/>
+          <w:bCs/>
+          <w:i w:val="0"/>
+          <w:iCs/>
+          <w:color w:val="auto"/>
+          <w:lang w:eastAsia="zh-CN"/>
+        </w:rPr>
+        <w:t xml:space="preserve">LPDDR PIM </w:t>
+      </w:r>
+      <w:r>
+        <w:rPr>
+          <w:rFonts w:ascii="Times New Roman" w:eastAsia="宋体" w:hAnsi="Times New Roman" w:cs="宋体" w:hint="eastAsia"/>
+          <w:b/>
+          <w:bCs/>
+          <w:i w:val="0"/>
+          <w:iCs/>
+          <w:color w:val="auto"/>
+          <w:lang w:eastAsia="zh-CN"/>
+        </w:rPr>
+        <w:t>大模型端侧加速技术研究项目</w:t>
+      </w:r>
+      <w:r>
+        <w:rPr>
+          <w:rFonts w:ascii="Times New Roman" w:eastAsia="宋体" w:hAnsi="Times New Roman" w:cs="宋体"/>
           <w:b/>
           <w:bCs/>
           <w:i w:val="0"/>
@@ -4591,7 +3339,7 @@
       </w:r>
       <w:r>
         <w:rPr>
-          <w:rFonts w:ascii="宋体" w:eastAsia="宋体" w:hAnsi="宋体" w:cs="宋体"/>
+          <w:rFonts w:ascii="Times New Roman" w:eastAsia="宋体" w:hAnsi="Times New Roman" w:cs="宋体"/>
           <w:b/>
           <w:bCs/>
           <w:i w:val="0"/>
@@ -4603,7 +3351,7 @@
       </w:r>
       <w:r>
         <w:rPr>
-          <w:rFonts w:ascii="宋体" w:eastAsia="宋体" w:hAnsi="宋体" w:cs="宋体"/>
+          <w:rFonts w:ascii="Times New Roman" w:eastAsia="宋体" w:hAnsi="Times New Roman" w:cs="宋体"/>
           <w:b/>
           <w:bCs/>
           <w:i w:val="0"/>
@@ -4615,7 +3363,7 @@
       </w:r>
       <w:r>
         <w:rPr>
-          <w:rFonts w:ascii="宋体" w:eastAsia="宋体" w:hAnsi="宋体" w:cs="宋体"/>
+          <w:rFonts w:ascii="Times New Roman" w:eastAsia="宋体" w:hAnsi="Times New Roman" w:cs="宋体"/>
           <w:b/>
           <w:bCs/>
           <w:i w:val="0"/>
@@ -4627,7 +3375,7 @@
       </w:r>
       <w:r>
         <w:rPr>
-          <w:rFonts w:ascii="宋体" w:eastAsia="宋体" w:hAnsi="宋体" w:cs="宋体"/>
+          <w:rFonts w:ascii="Times New Roman" w:eastAsia="宋体" w:hAnsi="Times New Roman" w:cs="宋体"/>
           <w:b/>
           <w:bCs/>
           <w:i w:val="0"/>
@@ -4639,6 +3387,42 @@
       </w:r>
       <w:r>
         <w:rPr>
+          <w:rFonts w:ascii="Times New Roman" w:eastAsia="宋体" w:hAnsi="Times New Roman" w:cs="宋体"/>
+          <w:b/>
+          <w:bCs/>
+          <w:i w:val="0"/>
+          <w:iCs/>
+          <w:color w:val="auto"/>
+          <w:lang w:eastAsia="zh-CN"/>
+        </w:rPr>
+        <w:tab/>
+      </w:r>
+      <w:r>
+        <w:rPr>
+          <w:rFonts w:ascii="Times New Roman" w:eastAsia="宋体" w:hAnsi="Times New Roman" w:cs="宋体"/>
+          <w:b/>
+          <w:bCs/>
+          <w:i w:val="0"/>
+          <w:iCs/>
+          <w:color w:val="auto"/>
+          <w:lang w:eastAsia="zh-CN"/>
+        </w:rPr>
+        <w:tab/>
+      </w:r>
+      <w:r>
+        <w:rPr>
+          <w:rFonts w:ascii="Times New Roman" w:eastAsia="宋体" w:hAnsi="Times New Roman" w:cs="宋体"/>
+          <w:b/>
+          <w:bCs/>
+          <w:i w:val="0"/>
+          <w:iCs/>
+          <w:color w:val="auto"/>
+          <w:lang w:eastAsia="zh-CN"/>
+        </w:rPr>
+        <w:tab/>
+      </w:r>
+      <w:r>
+        <w:rPr>
           <w:rFonts w:ascii="Times New Roman" w:eastAsia="宋体" w:hAnsi="Times New Roman"/>
           <w:b/>
           <w:i w:val="0"/>
@@ -4647,7 +3431,19 @@
           <w:szCs w:val="21"/>
           <w:lang w:eastAsia="zh-CN"/>
         </w:rPr>
-        <w:t>2021</w:t>
+        <w:t>202</w:t>
+      </w:r>
+      <w:r>
+        <w:rPr>
+          <w:rFonts w:ascii="Times New Roman" w:eastAsia="宋体" w:hAnsi="Times New Roman"/>
+          <w:b/>
+          <w:i w:val="0"/>
+          <w:color w:val="auto"/>
+          <w:sz w:val="21"/>
+          <w:szCs w:val="21"/>
+          <w:lang w:eastAsia="zh-CN"/>
+        </w:rPr>
+        <w:t>6</w:t>
       </w:r>
       <w:r>
         <w:rPr>
@@ -4671,7 +3467,7 @@
           <w:szCs w:val="21"/>
           <w:lang w:eastAsia="zh-CN"/>
         </w:rPr>
-        <w:t>03</w:t>
+        <w:t>01</w:t>
       </w:r>
       <w:r>
         <w:rPr>
@@ -4695,19 +3491,7 @@
           <w:szCs w:val="21"/>
           <w:lang w:eastAsia="zh-CN"/>
         </w:rPr>
-        <w:t>2</w:t>
-      </w:r>
-      <w:r>
-        <w:rPr>
-          <w:rFonts w:ascii="Times New Roman" w:eastAsia="宋体" w:hAnsi="Times New Roman"/>
-          <w:b/>
-          <w:i w:val="0"/>
-          <w:color w:val="auto"/>
-          <w:sz w:val="21"/>
-          <w:szCs w:val="21"/>
-          <w:lang w:eastAsia="zh-CN"/>
-        </w:rPr>
-        <w:t>022.07</w:t>
+        <w:t>至今</w:t>
       </w:r>
     </w:p>
     <w:p>
@@ -4730,23 +3514,7 @@
           <w:rFonts w:ascii="Times New Roman" w:eastAsiaTheme="minorEastAsia" w:hAnsi="Times New Roman" w:hint="eastAsia"/>
           <w:lang w:eastAsia="zh-CN"/>
         </w:rPr>
-        <w:t>研究目的是</w:t>
-      </w:r>
-      <w:proofErr w:type="gramStart"/>
-      <w:r>
-        <w:rPr>
-          <w:rFonts w:ascii="Times New Roman" w:eastAsiaTheme="minorEastAsia" w:hAnsi="Times New Roman" w:hint="eastAsia"/>
-          <w:lang w:eastAsia="zh-CN"/>
-        </w:rPr>
-        <w:t>基于存算一体</w:t>
-      </w:r>
-      <w:proofErr w:type="gramEnd"/>
-      <w:r>
-        <w:rPr>
-          <w:rFonts w:ascii="Times New Roman" w:eastAsiaTheme="minorEastAsia" w:hAnsi="Times New Roman" w:hint="eastAsia"/>
-          <w:lang w:eastAsia="zh-CN"/>
-        </w:rPr>
-        <w:t>技术实现光通信与无线通信的接收机，负责工作如下：</w:t>
+        <w:t>负责工作如下：</w:t>
       </w:r>
     </w:p>
     <w:p>
@@ -4763,46 +3531,72 @@
         <w:spacing w:after="40"/>
         <w:ind w:leftChars="200" w:left="721" w:hanging="301"/>
         <w:rPr>
-          <w:rFonts w:ascii="宋体" w:eastAsia="宋体" w:hAnsi="宋体" w:cs="宋体"/>
-          <w:lang w:eastAsia="zh-CN"/>
-        </w:rPr>
-      </w:pPr>
-      <w:r>
-        <w:rPr>
-          <w:rFonts w:ascii="宋体" w:eastAsia="宋体" w:hAnsi="宋体" w:cs="宋体" w:hint="eastAsia"/>
-          <w:lang w:eastAsia="zh-CN"/>
-        </w:rPr>
-        <w:t>设计</w:t>
-      </w:r>
-      <w:proofErr w:type="gramStart"/>
-      <w:r>
-        <w:rPr>
-          <w:rFonts w:ascii="宋体" w:eastAsia="宋体" w:hAnsi="宋体" w:cs="宋体" w:hint="eastAsia"/>
-          <w:lang w:eastAsia="zh-CN"/>
-        </w:rPr>
-        <w:t>基于存算一体</w:t>
-      </w:r>
-      <w:proofErr w:type="gramEnd"/>
-      <w:r>
-        <w:rPr>
-          <w:rFonts w:ascii="宋体" w:eastAsia="宋体" w:hAnsi="宋体" w:cs="宋体" w:hint="eastAsia"/>
-          <w:lang w:eastAsia="zh-CN"/>
-        </w:rPr>
-        <w:t>的光通信、无线通信系统</w:t>
-      </w:r>
-      <w:r>
-        <w:rPr>
-          <w:rFonts w:ascii="宋体" w:eastAsia="宋体" w:hAnsi="宋体" w:cs="宋体" w:hint="eastAsia"/>
-          <w:lang w:eastAsia="zh-CN"/>
-        </w:rPr>
-        <w:t>总体架构</w:t>
-      </w:r>
-      <w:r>
-        <w:rPr>
-          <w:rFonts w:ascii="宋体" w:eastAsia="宋体" w:hAnsi="宋体" w:cs="宋体" w:hint="eastAsia"/>
-          <w:lang w:eastAsia="zh-CN"/>
-        </w:rPr>
-        <w:t>，包括算子拆分与算法的重构。</w:t>
+          <w:rFonts w:ascii="Times New Roman" w:eastAsia="宋体" w:hAnsi="Times New Roman" w:cs="宋体"/>
+          <w:lang w:eastAsia="zh-CN"/>
+        </w:rPr>
+      </w:pPr>
+      <w:r>
+        <w:rPr>
+          <w:rFonts w:ascii="Times New Roman" w:eastAsia="宋体" w:hAnsi="Times New Roman" w:cs="宋体" w:hint="eastAsia"/>
+          <w:lang w:eastAsia="zh-CN"/>
+        </w:rPr>
+        <w:t>基于开源仿真</w:t>
+      </w:r>
+      <w:r>
+        <w:rPr>
+          <w:rFonts w:ascii="Times New Roman" w:eastAsia="宋体" w:hAnsi="Times New Roman" w:cs="宋体" w:hint="eastAsia"/>
+          <w:lang w:eastAsia="zh-CN"/>
+        </w:rPr>
+        <w:t>器</w:t>
+      </w:r>
+      <w:r>
+        <w:rPr>
+          <w:rFonts w:ascii="Times New Roman" w:eastAsia="宋体" w:hAnsi="Times New Roman" w:cs="宋体" w:hint="eastAsia"/>
+          <w:lang w:eastAsia="zh-CN"/>
+        </w:rPr>
+        <w:t>Ramulator</w:t>
+      </w:r>
+      <w:r>
+        <w:rPr>
+          <w:rFonts w:ascii="Times New Roman" w:eastAsia="宋体" w:hAnsi="Times New Roman" w:cs="宋体"/>
+          <w:lang w:eastAsia="zh-CN"/>
+        </w:rPr>
+        <w:t>2</w:t>
+      </w:r>
+      <w:r>
+        <w:rPr>
+          <w:rFonts w:ascii="Times New Roman" w:eastAsia="宋体" w:hAnsi="Times New Roman" w:cs="宋体" w:hint="eastAsia"/>
+          <w:lang w:eastAsia="zh-CN"/>
+        </w:rPr>
+        <w:t>搭建</w:t>
+      </w:r>
+      <w:r>
+        <w:rPr>
+          <w:rFonts w:ascii="Times New Roman" w:eastAsia="宋体" w:hAnsi="Times New Roman" w:cs="宋体" w:hint="eastAsia"/>
+          <w:lang w:eastAsia="zh-CN"/>
+        </w:rPr>
+        <w:t>LPDDR</w:t>
+      </w:r>
+      <w:r>
+        <w:rPr>
+          <w:rFonts w:ascii="Times New Roman" w:eastAsia="宋体" w:hAnsi="Times New Roman" w:cs="宋体"/>
+          <w:lang w:eastAsia="zh-CN"/>
+        </w:rPr>
+        <w:t>6-</w:t>
+      </w:r>
+      <w:r>
+        <w:rPr>
+          <w:rFonts w:ascii="Times New Roman" w:eastAsia="宋体" w:hAnsi="Times New Roman" w:cs="宋体" w:hint="eastAsia"/>
+          <w:lang w:eastAsia="zh-CN"/>
+        </w:rPr>
+        <w:t>PIM</w:t>
+      </w:r>
+      <w:r>
+        <w:rPr>
+          <w:rFonts w:ascii="Times New Roman" w:eastAsia="宋体" w:hAnsi="Times New Roman" w:cs="宋体" w:hint="eastAsia"/>
+          <w:lang w:eastAsia="zh-CN"/>
+        </w:rPr>
+        <w:t>仿真器。</w:t>
       </w:r>
     </w:p>
     <w:p>
@@ -4819,23 +3613,508 @@
         <w:spacing w:after="40"/>
         <w:ind w:leftChars="200" w:left="721" w:hanging="301"/>
         <w:rPr>
-          <w:rFonts w:ascii="宋体" w:eastAsia="宋体" w:hAnsi="宋体" w:cs="宋体"/>
-          <w:lang w:eastAsia="zh-CN"/>
-        </w:rPr>
-      </w:pPr>
-      <w:r>
-        <w:rPr>
-          <w:rFonts w:ascii="宋体" w:eastAsia="宋体" w:hAnsi="宋体" w:cs="宋体" w:hint="eastAsia"/>
-          <w:lang w:eastAsia="zh-CN"/>
-        </w:rPr>
-        <w:t>实现部分算子的电路仿真</w:t>
-      </w:r>
-      <w:r>
-        <w:rPr>
-          <w:rFonts w:ascii="宋体" w:eastAsia="宋体" w:hAnsi="宋体" w:cs="宋体" w:hint="eastAsia"/>
+          <w:rFonts w:ascii="Times New Roman" w:eastAsia="宋体" w:hAnsi="Times New Roman" w:cs="宋体"/>
+          <w:lang w:eastAsia="zh-CN"/>
+        </w:rPr>
+      </w:pPr>
+      <w:r>
+        <w:rPr>
+          <w:rFonts w:ascii="Times New Roman" w:eastAsia="宋体" w:hAnsi="Times New Roman" w:cs="宋体" w:hint="eastAsia"/>
+          <w:lang w:eastAsia="zh-CN"/>
+        </w:rPr>
+        <w:t>参与设计</w:t>
+      </w:r>
+      <w:r>
+        <w:rPr>
+          <w:rFonts w:ascii="Times New Roman" w:eastAsia="宋体" w:hAnsi="Times New Roman" w:cs="宋体" w:hint="eastAsia"/>
+          <w:lang w:eastAsia="zh-CN"/>
+        </w:rPr>
+        <w:t>同时适合</w:t>
+      </w:r>
+      <w:r>
+        <w:rPr>
+          <w:rFonts w:ascii="Times New Roman" w:eastAsia="宋体" w:hAnsi="Times New Roman" w:cs="宋体" w:hint="eastAsia"/>
+          <w:lang w:eastAsia="zh-CN"/>
+        </w:rPr>
+        <w:t>PIM</w:t>
+      </w:r>
+      <w:r>
+        <w:rPr>
+          <w:rFonts w:ascii="Times New Roman" w:eastAsia="宋体" w:hAnsi="Times New Roman" w:cs="宋体" w:hint="eastAsia"/>
+          <w:lang w:eastAsia="zh-CN"/>
+        </w:rPr>
+        <w:t>和</w:t>
+      </w:r>
+      <w:r>
+        <w:rPr>
+          <w:rFonts w:ascii="Times New Roman" w:eastAsia="宋体" w:hAnsi="Times New Roman" w:cs="宋体" w:hint="eastAsia"/>
+          <w:lang w:eastAsia="zh-CN"/>
+        </w:rPr>
+        <w:t>NPU</w:t>
+      </w:r>
+      <w:r>
+        <w:rPr>
+          <w:rFonts w:ascii="Times New Roman" w:eastAsia="宋体" w:hAnsi="Times New Roman" w:cs="宋体" w:hint="eastAsia"/>
+          <w:lang w:eastAsia="zh-CN"/>
+        </w:rPr>
+        <w:t>读取的大模型权重数据排布</w:t>
+      </w:r>
+      <w:r>
+        <w:rPr>
+          <w:rFonts w:ascii="Times New Roman" w:eastAsia="宋体" w:hAnsi="Times New Roman" w:cs="宋体" w:hint="eastAsia"/>
           <w:lang w:eastAsia="zh-CN"/>
         </w:rPr>
         <w:t>。</w:t>
+      </w:r>
+    </w:p>
+    <w:p>
+      <w:pPr>
+        <w:pStyle w:val="Subheading"/>
+        <w:ind w:firstLine="420"/>
+        <w:jc w:val="left"/>
+        <w:rPr>
+          <w:rFonts w:ascii="Times New Roman" w:eastAsia="宋体" w:hAnsi="Times New Roman"/>
+          <w:b/>
+          <w:i w:val="0"/>
+          <w:color w:val="auto"/>
+          <w:sz w:val="21"/>
+          <w:szCs w:val="21"/>
+          <w:u w:val="single"/>
+          <w:lang w:eastAsia="zh-CN"/>
+        </w:rPr>
+      </w:pPr>
+      <w:r>
+        <w:rPr>
+          <w:rFonts w:ascii="Times New Roman" w:eastAsia="宋体" w:hAnsi="Times New Roman" w:hint="eastAsia"/>
+          <w:b/>
+          <w:i w:val="0"/>
+          <w:color w:val="auto"/>
+          <w:sz w:val="21"/>
+          <w:szCs w:val="21"/>
+          <w:u w:val="single"/>
+          <w:lang w:eastAsia="zh-CN"/>
+        </w:rPr>
+        <w:t>上海交通大学</w:t>
+      </w:r>
+      <w:r>
+        <w:rPr>
+          <w:rFonts w:ascii="Times New Roman" w:eastAsia="宋体" w:hAnsi="Times New Roman"/>
+          <w:b/>
+          <w:i w:val="0"/>
+          <w:color w:val="auto"/>
+          <w:sz w:val="21"/>
+          <w:szCs w:val="21"/>
+          <w:u w:val="single"/>
+          <w:lang w:eastAsia="zh-CN"/>
+        </w:rPr>
+        <w:t xml:space="preserve">, </w:t>
+      </w:r>
+      <w:r>
+        <w:rPr>
+          <w:rFonts w:ascii="Times New Roman" w:eastAsia="宋体" w:hAnsi="Times New Roman" w:hint="eastAsia"/>
+          <w:b/>
+          <w:i w:val="0"/>
+          <w:color w:val="auto"/>
+          <w:sz w:val="21"/>
+          <w:szCs w:val="21"/>
+          <w:u w:val="single"/>
+          <w:lang w:eastAsia="zh-CN"/>
+        </w:rPr>
+        <w:t>先进计算机体系结构实验室</w:t>
+      </w:r>
+      <w:r>
+        <w:rPr>
+          <w:rFonts w:ascii="Times New Roman" w:eastAsia="宋体" w:hAnsi="Times New Roman" w:hint="eastAsia"/>
+          <w:b/>
+          <w:i w:val="0"/>
+          <w:color w:val="auto"/>
+          <w:sz w:val="21"/>
+          <w:szCs w:val="21"/>
+          <w:u w:val="single"/>
+          <w:lang w:eastAsia="zh-CN"/>
+        </w:rPr>
+        <w:t>；</w:t>
+      </w:r>
+      <w:r>
+        <w:rPr>
+          <w:rFonts w:ascii="Times New Roman" w:eastAsia="宋体" w:hAnsi="Times New Roman" w:hint="eastAsia"/>
+          <w:b/>
+          <w:i w:val="0"/>
+          <w:color w:val="auto"/>
+          <w:sz w:val="21"/>
+          <w:szCs w:val="21"/>
+          <w:u w:val="single"/>
+          <w:lang w:eastAsia="zh-CN"/>
+        </w:rPr>
+        <w:t xml:space="preserve"> </w:t>
+      </w:r>
+      <w:r>
+        <w:rPr>
+          <w:rFonts w:ascii="Times New Roman" w:eastAsia="宋体" w:hAnsi="Times New Roman" w:hint="eastAsia"/>
+          <w:b/>
+          <w:i w:val="0"/>
+          <w:color w:val="auto"/>
+          <w:sz w:val="21"/>
+          <w:szCs w:val="21"/>
+          <w:u w:val="single"/>
+          <w:lang w:eastAsia="zh-CN"/>
+        </w:rPr>
+        <w:t>上海期智研究院</w:t>
+      </w:r>
+      <w:r>
+        <w:rPr>
+          <w:rFonts w:ascii="Times New Roman" w:eastAsia="宋体" w:hAnsi="Times New Roman"/>
+          <w:b/>
+          <w:i w:val="0"/>
+          <w:color w:val="auto"/>
+          <w:sz w:val="21"/>
+          <w:szCs w:val="21"/>
+          <w:lang w:eastAsia="zh-CN"/>
+        </w:rPr>
+        <w:tab/>
+      </w:r>
+      <w:r>
+        <w:rPr>
+          <w:rFonts w:ascii="Times New Roman" w:eastAsia="宋体" w:hAnsi="Times New Roman"/>
+          <w:b/>
+          <w:i w:val="0"/>
+          <w:color w:val="auto"/>
+          <w:sz w:val="21"/>
+          <w:szCs w:val="21"/>
+          <w:lang w:eastAsia="zh-CN"/>
+        </w:rPr>
+        <w:tab/>
+      </w:r>
+      <w:r>
+        <w:rPr>
+          <w:rFonts w:ascii="Times New Roman" w:eastAsia="宋体" w:hAnsi="Times New Roman"/>
+          <w:b/>
+          <w:i w:val="0"/>
+          <w:color w:val="auto"/>
+          <w:sz w:val="21"/>
+          <w:szCs w:val="21"/>
+          <w:lang w:eastAsia="zh-CN"/>
+        </w:rPr>
+        <w:tab/>
+      </w:r>
+      <w:r>
+        <w:rPr>
+          <w:rFonts w:ascii="Times New Roman" w:eastAsia="宋体" w:hAnsi="Times New Roman"/>
+          <w:b/>
+          <w:i w:val="0"/>
+          <w:color w:val="auto"/>
+          <w:sz w:val="21"/>
+          <w:szCs w:val="21"/>
+          <w:lang w:eastAsia="zh-CN"/>
+        </w:rPr>
+        <w:tab/>
+      </w:r>
+      <w:r>
+        <w:rPr>
+          <w:rFonts w:ascii="Times New Roman" w:eastAsia="宋体" w:hAnsi="Times New Roman"/>
+          <w:b/>
+          <w:i w:val="0"/>
+          <w:color w:val="auto"/>
+          <w:sz w:val="21"/>
+          <w:szCs w:val="21"/>
+          <w:lang w:eastAsia="zh-CN"/>
+        </w:rPr>
+        <w:tab/>
+      </w:r>
+    </w:p>
+    <w:p>
+      <w:pPr>
+        <w:pStyle w:val="Subheading"/>
+        <w:ind w:firstLine="420"/>
+        <w:jc w:val="left"/>
+        <w:rPr>
+          <w:rFonts w:ascii="Times New Roman" w:eastAsia="宋体" w:hAnsi="Times New Roman" w:cs="宋体"/>
+          <w:b/>
+          <w:bCs/>
+          <w:i w:val="0"/>
+          <w:iCs/>
+          <w:color w:val="auto"/>
+          <w:lang w:eastAsia="zh-CN"/>
+        </w:rPr>
+      </w:pPr>
+      <w:r>
+        <w:rPr>
+          <w:rFonts w:ascii="Times New Roman" w:eastAsia="宋体" w:hAnsi="Times New Roman" w:cs="宋体" w:hint="eastAsia"/>
+          <w:b/>
+          <w:bCs/>
+          <w:i w:val="0"/>
+          <w:iCs/>
+          <w:color w:val="auto"/>
+          <w:lang w:eastAsia="zh-CN"/>
+        </w:rPr>
+        <w:t>科技部</w:t>
+      </w:r>
+      <w:r>
+        <w:rPr>
+          <w:rFonts w:ascii="Times New Roman" w:eastAsia="宋体" w:hAnsi="Times New Roman" w:cs="宋体"/>
+          <w:b/>
+          <w:bCs/>
+          <w:i w:val="0"/>
+          <w:iCs/>
+          <w:color w:val="auto"/>
+          <w:lang w:eastAsia="zh-CN"/>
+        </w:rPr>
+        <w:t>-</w:t>
+      </w:r>
+      <w:r>
+        <w:rPr>
+          <w:rFonts w:ascii="Times New Roman" w:eastAsia="宋体" w:hAnsi="Times New Roman" w:cs="宋体" w:hint="eastAsia"/>
+          <w:b/>
+          <w:bCs/>
+          <w:i w:val="0"/>
+          <w:iCs/>
+          <w:color w:val="auto"/>
+          <w:lang w:eastAsia="zh-CN"/>
+        </w:rPr>
+        <w:t>国家重点研发计划</w:t>
+      </w:r>
+    </w:p>
+    <w:p>
+      <w:pPr>
+        <w:pStyle w:val="Subheading"/>
+        <w:ind w:left="420" w:firstLine="420"/>
+        <w:jc w:val="both"/>
+        <w:rPr>
+          <w:rFonts w:ascii="Times New Roman" w:eastAsia="宋体" w:hAnsi="Times New Roman"/>
+          <w:b/>
+          <w:i w:val="0"/>
+          <w:color w:val="auto"/>
+          <w:sz w:val="21"/>
+          <w:szCs w:val="21"/>
+          <w:lang w:eastAsia="zh-CN"/>
+        </w:rPr>
+      </w:pPr>
+      <w:r>
+        <w:rPr>
+          <w:rFonts w:ascii="Times New Roman" w:eastAsia="宋体" w:hAnsi="Times New Roman" w:cs="宋体" w:hint="eastAsia"/>
+          <w:b/>
+          <w:bCs/>
+          <w:i w:val="0"/>
+          <w:iCs/>
+          <w:color w:val="auto"/>
+          <w:lang w:eastAsia="zh-CN"/>
+        </w:rPr>
+        <w:t>面向存算</w:t>
+      </w:r>
+      <w:r>
+        <w:rPr>
+          <w:rFonts w:ascii="Times New Roman" w:eastAsia="宋体" w:hAnsi="Times New Roman" w:cs="宋体"/>
+          <w:b/>
+          <w:bCs/>
+          <w:i w:val="0"/>
+          <w:iCs/>
+          <w:color w:val="auto"/>
+          <w:lang w:eastAsia="zh-CN"/>
+        </w:rPr>
+        <w:t>AI</w:t>
+      </w:r>
+      <w:r>
+        <w:rPr>
+          <w:rFonts w:ascii="Times New Roman" w:eastAsia="宋体" w:hAnsi="Times New Roman" w:cs="宋体" w:hint="eastAsia"/>
+          <w:b/>
+          <w:bCs/>
+          <w:i w:val="0"/>
+          <w:iCs/>
+          <w:color w:val="auto"/>
+          <w:lang w:eastAsia="zh-CN"/>
+        </w:rPr>
+        <w:t>芯片的“模型压缩部署</w:t>
+      </w:r>
+      <w:r>
+        <w:rPr>
+          <w:rFonts w:ascii="Times New Roman" w:eastAsia="宋体" w:hAnsi="Times New Roman" w:cs="宋体"/>
+          <w:b/>
+          <w:bCs/>
+          <w:i w:val="0"/>
+          <w:iCs/>
+          <w:color w:val="auto"/>
+          <w:lang w:eastAsia="zh-CN"/>
+        </w:rPr>
+        <w:t xml:space="preserve">, </w:t>
+      </w:r>
+      <w:r>
+        <w:rPr>
+          <w:rFonts w:ascii="Times New Roman" w:eastAsia="宋体" w:hAnsi="Times New Roman" w:cs="宋体" w:hint="eastAsia"/>
+          <w:b/>
+          <w:bCs/>
+          <w:i w:val="0"/>
+          <w:iCs/>
+          <w:color w:val="auto"/>
+          <w:lang w:eastAsia="zh-CN"/>
+        </w:rPr>
+        <w:t>架构自动搜索”框架及关键技术研究</w:t>
+      </w:r>
+      <w:r>
+        <w:rPr>
+          <w:rFonts w:ascii="Times New Roman" w:eastAsia="宋体" w:hAnsi="Times New Roman" w:cs="宋体"/>
+          <w:b/>
+          <w:bCs/>
+          <w:i w:val="0"/>
+          <w:iCs/>
+          <w:color w:val="auto"/>
+          <w:lang w:eastAsia="zh-CN"/>
+        </w:rPr>
+        <w:tab/>
+      </w:r>
+      <w:r>
+        <w:rPr>
+          <w:rFonts w:ascii="Times New Roman" w:eastAsia="宋体" w:hAnsi="Times New Roman"/>
+          <w:b/>
+          <w:i w:val="0"/>
+          <w:color w:val="auto"/>
+          <w:sz w:val="21"/>
+          <w:szCs w:val="21"/>
+          <w:lang w:eastAsia="zh-CN"/>
+        </w:rPr>
+        <w:t>202</w:t>
+      </w:r>
+      <w:r>
+        <w:rPr>
+          <w:rFonts w:ascii="Times New Roman" w:eastAsia="宋体" w:hAnsi="Times New Roman"/>
+          <w:b/>
+          <w:i w:val="0"/>
+          <w:color w:val="auto"/>
+          <w:sz w:val="21"/>
+          <w:szCs w:val="21"/>
+          <w:lang w:eastAsia="zh-CN"/>
+        </w:rPr>
+        <w:t>5</w:t>
+      </w:r>
+      <w:r>
+        <w:rPr>
+          <w:rFonts w:ascii="Times New Roman" w:eastAsia="宋体" w:hAnsi="Times New Roman" w:hint="eastAsia"/>
+          <w:b/>
+          <w:i w:val="0"/>
+          <w:color w:val="auto"/>
+          <w:sz w:val="21"/>
+          <w:szCs w:val="21"/>
+          <w:lang w:eastAsia="zh-CN"/>
+        </w:rPr>
+        <w:t>.</w:t>
+      </w:r>
+      <w:r>
+        <w:rPr>
+          <w:rFonts w:ascii="Times New Roman" w:eastAsia="宋体" w:hAnsi="Times New Roman"/>
+          <w:b/>
+          <w:i w:val="0"/>
+          <w:color w:val="auto"/>
+          <w:sz w:val="21"/>
+          <w:szCs w:val="21"/>
+          <w:lang w:eastAsia="zh-CN"/>
+        </w:rPr>
+        <w:t>0</w:t>
+      </w:r>
+      <w:r>
+        <w:rPr>
+          <w:rFonts w:ascii="Times New Roman" w:eastAsia="宋体" w:hAnsi="Times New Roman"/>
+          <w:b/>
+          <w:i w:val="0"/>
+          <w:color w:val="auto"/>
+          <w:sz w:val="21"/>
+          <w:szCs w:val="21"/>
+          <w:lang w:eastAsia="zh-CN"/>
+        </w:rPr>
+        <w:t>1</w:t>
+      </w:r>
+      <w:r>
+        <w:rPr>
+          <w:rFonts w:ascii="Times New Roman" w:eastAsia="宋体" w:hAnsi="Times New Roman" w:hint="eastAsia"/>
+          <w:b/>
+          <w:i w:val="0"/>
+          <w:color w:val="auto"/>
+          <w:sz w:val="21"/>
+          <w:szCs w:val="21"/>
+          <w:lang w:eastAsia="zh-CN"/>
+        </w:rPr>
+        <w:t>-</w:t>
+      </w:r>
+      <w:r>
+        <w:rPr>
+          <w:rFonts w:ascii="Times New Roman" w:eastAsia="宋体" w:hAnsi="Times New Roman" w:hint="eastAsia"/>
+          <w:b/>
+          <w:i w:val="0"/>
+          <w:color w:val="auto"/>
+          <w:sz w:val="21"/>
+          <w:szCs w:val="21"/>
+          <w:lang w:eastAsia="zh-CN"/>
+        </w:rPr>
+        <w:t>2</w:t>
+      </w:r>
+      <w:r>
+        <w:rPr>
+          <w:rFonts w:ascii="Times New Roman" w:eastAsia="宋体" w:hAnsi="Times New Roman"/>
+          <w:b/>
+          <w:i w:val="0"/>
+          <w:color w:val="auto"/>
+          <w:sz w:val="21"/>
+          <w:szCs w:val="21"/>
+          <w:lang w:eastAsia="zh-CN"/>
+        </w:rPr>
+        <w:t>02</w:t>
+      </w:r>
+      <w:r>
+        <w:rPr>
+          <w:rFonts w:ascii="Times New Roman" w:eastAsia="宋体" w:hAnsi="Times New Roman"/>
+          <w:b/>
+          <w:i w:val="0"/>
+          <w:color w:val="auto"/>
+          <w:sz w:val="21"/>
+          <w:szCs w:val="21"/>
+          <w:lang w:eastAsia="zh-CN"/>
+        </w:rPr>
+        <w:t>5</w:t>
+      </w:r>
+      <w:r>
+        <w:rPr>
+          <w:rFonts w:ascii="Times New Roman" w:eastAsia="宋体" w:hAnsi="Times New Roman"/>
+          <w:b/>
+          <w:i w:val="0"/>
+          <w:color w:val="auto"/>
+          <w:sz w:val="21"/>
+          <w:szCs w:val="21"/>
+          <w:lang w:eastAsia="zh-CN"/>
+        </w:rPr>
+        <w:t>.0</w:t>
+      </w:r>
+      <w:r>
+        <w:rPr>
+          <w:rFonts w:ascii="Times New Roman" w:eastAsia="宋体" w:hAnsi="Times New Roman"/>
+          <w:b/>
+          <w:i w:val="0"/>
+          <w:color w:val="auto"/>
+          <w:sz w:val="21"/>
+          <w:szCs w:val="21"/>
+          <w:lang w:eastAsia="zh-CN"/>
+        </w:rPr>
+        <w:t>9</w:t>
+      </w:r>
+    </w:p>
+    <w:p>
+      <w:pPr>
+        <w:pStyle w:val="Body"/>
+        <w:tabs>
+          <w:tab w:val="left" w:pos="360"/>
+          <w:tab w:val="left" w:pos="720"/>
+          <w:tab w:val="left" w:pos="1080"/>
+        </w:tabs>
+        <w:spacing w:after="40"/>
+        <w:ind w:left="721"/>
+        <w:rPr>
+          <w:rFonts w:ascii="Times New Roman" w:eastAsiaTheme="minorEastAsia" w:hAnsi="Times New Roman"/>
+          <w:lang w:eastAsia="zh-CN"/>
+        </w:rPr>
+      </w:pPr>
+      <w:r>
+        <w:rPr>
+          <w:rFonts w:ascii="Times New Roman" w:eastAsiaTheme="minorEastAsia" w:hAnsi="Times New Roman" w:hint="eastAsia"/>
+          <w:lang w:eastAsia="zh-CN"/>
+        </w:rPr>
+        <w:t>负责工作如下：</w:t>
       </w:r>
     </w:p>
     <w:p>
@@ -4852,40 +4131,94 @@
         <w:spacing w:after="40"/>
         <w:ind w:leftChars="200" w:left="721" w:hanging="301"/>
         <w:rPr>
-          <w:rFonts w:ascii="宋体" w:eastAsia="宋体" w:hAnsi="宋体" w:cs="宋体"/>
-          <w:lang w:eastAsia="zh-CN"/>
-        </w:rPr>
-      </w:pPr>
-      <w:r>
-        <w:rPr>
-          <w:rFonts w:ascii="宋体" w:eastAsia="宋体" w:hAnsi="宋体" w:cs="宋体" w:hint="eastAsia"/>
-          <w:lang w:eastAsia="zh-CN"/>
-        </w:rPr>
-        <w:t>针对高功耗计算模块AI化，在</w:t>
-      </w:r>
-      <w:r>
-        <w:rPr>
-          <w:rFonts w:ascii="宋体" w:eastAsia="宋体" w:hAnsi="宋体" w:cs="宋体" w:hint="eastAsia"/>
-          <w:lang w:eastAsia="zh-CN"/>
-        </w:rPr>
-        <w:t>误差允许的条件下达到比现有数值算法更低的计算量。</w:t>
-      </w:r>
-    </w:p>
-    <w:p>
-      <w:pPr>
-        <w:pStyle w:val="Body"/>
-        <w:tabs>
-          <w:tab w:val="left" w:pos="360"/>
-          <w:tab w:val="left" w:pos="720"/>
-          <w:tab w:val="left" w:pos="1080"/>
-        </w:tabs>
-        <w:spacing w:after="40"/>
-        <w:ind w:left="420"/>
-        <w:rPr>
-          <w:rFonts w:ascii="宋体" w:eastAsia="宋体" w:hAnsi="宋体" w:cs="宋体"/>
-          <w:lang w:eastAsia="zh-CN"/>
-        </w:rPr>
-      </w:pPr>
+          <w:rFonts w:ascii="Times New Roman" w:eastAsia="宋体" w:hAnsi="Times New Roman" w:cs="宋体"/>
+          <w:lang w:eastAsia="zh-CN"/>
+        </w:rPr>
+      </w:pPr>
+      <w:r>
+        <w:rPr>
+          <w:rFonts w:ascii="Times New Roman" w:eastAsia="宋体" w:hAnsi="Times New Roman" w:cs="宋体" w:hint="eastAsia"/>
+          <w:lang w:eastAsia="zh-CN"/>
+        </w:rPr>
+        <w:t>基于开源仿</w:t>
+      </w:r>
+      <w:r>
+        <w:rPr>
+          <w:rFonts w:ascii="Times New Roman" w:eastAsia="宋体" w:hAnsi="Times New Roman" w:cs="宋体" w:hint="eastAsia"/>
+          <w:lang w:eastAsia="zh-CN"/>
+        </w:rPr>
+        <w:t>真框架</w:t>
+      </w:r>
+      <w:r>
+        <w:rPr>
+          <w:rFonts w:ascii="Times New Roman" w:eastAsia="宋体" w:hAnsi="Times New Roman" w:cs="宋体" w:hint="eastAsia"/>
+          <w:lang w:eastAsia="zh-CN"/>
+        </w:rPr>
+        <w:t>Cimloop</w:t>
+      </w:r>
+      <w:r>
+        <w:rPr>
+          <w:rFonts w:ascii="Times New Roman" w:eastAsia="宋体" w:hAnsi="Times New Roman" w:cs="宋体" w:hint="eastAsia"/>
+          <w:lang w:eastAsia="zh-CN"/>
+        </w:rPr>
+        <w:t>搭建针对多种内存工艺（</w:t>
+      </w:r>
+      <w:r>
+        <w:rPr>
+          <w:rFonts w:ascii="Times New Roman" w:eastAsia="宋体" w:hAnsi="Times New Roman" w:cs="宋体" w:hint="eastAsia"/>
+          <w:lang w:eastAsia="zh-CN"/>
+        </w:rPr>
+        <w:t>SRAM</w:t>
+      </w:r>
+      <w:r>
+        <w:rPr>
+          <w:rFonts w:ascii="Times New Roman" w:eastAsia="宋体" w:hAnsi="Times New Roman" w:cs="宋体" w:hint="eastAsia"/>
+          <w:lang w:eastAsia="zh-CN"/>
+        </w:rPr>
+        <w:t>、</w:t>
+      </w:r>
+      <w:r>
+        <w:rPr>
+          <w:rFonts w:ascii="Times New Roman" w:eastAsia="宋体" w:hAnsi="Times New Roman" w:cs="宋体" w:hint="eastAsia"/>
+          <w:lang w:eastAsia="zh-CN"/>
+        </w:rPr>
+        <w:t>DRAM</w:t>
+      </w:r>
+      <w:r>
+        <w:rPr>
+          <w:rFonts w:ascii="Times New Roman" w:eastAsia="宋体" w:hAnsi="Times New Roman" w:cs="宋体" w:hint="eastAsia"/>
+          <w:lang w:eastAsia="zh-CN"/>
+        </w:rPr>
+        <w:t>、</w:t>
+      </w:r>
+      <w:r>
+        <w:rPr>
+          <w:rFonts w:ascii="Times New Roman" w:eastAsia="宋体" w:hAnsi="Times New Roman" w:cs="宋体" w:hint="eastAsia"/>
+          <w:lang w:eastAsia="zh-CN"/>
+        </w:rPr>
+        <w:t>ReRAM</w:t>
+      </w:r>
+      <w:r>
+        <w:rPr>
+          <w:rFonts w:ascii="Times New Roman" w:eastAsia="宋体" w:hAnsi="Times New Roman" w:cs="宋体" w:hint="eastAsia"/>
+          <w:lang w:eastAsia="zh-CN"/>
+        </w:rPr>
+        <w:t>）及多种存算架构（模拟存算、数字存算、存内逻辑、近存计算）</w:t>
+      </w:r>
+      <w:r>
+        <w:rPr>
+          <w:rFonts w:ascii="Times New Roman" w:eastAsia="宋体" w:hAnsi="Times New Roman" w:cs="宋体" w:hint="eastAsia"/>
+          <w:lang w:eastAsia="zh-CN"/>
+        </w:rPr>
+        <w:t>的仿真器</w:t>
+      </w:r>
+      <w:r>
+        <w:rPr>
+          <w:rFonts w:ascii="Times New Roman" w:eastAsia="宋体" w:hAnsi="Times New Roman" w:cs="宋体" w:hint="eastAsia"/>
+          <w:lang w:eastAsia="zh-CN"/>
+        </w:rPr>
+        <w:t>。</w:t>
+      </w:r>
     </w:p>
     <w:p>
       <w:pPr>
@@ -4894,10 +4227,12 @@
         <w:jc w:val="left"/>
         <w:rPr>
           <w:rFonts w:ascii="Times New Roman" w:eastAsia="宋体" w:hAnsi="Times New Roman"/>
-          <w:i w:val="0"/>
-          <w:color w:val="auto"/>
-          <w:sz w:val="21"/>
-          <w:szCs w:val="21"/>
+          <w:b/>
+          <w:i w:val="0"/>
+          <w:color w:val="auto"/>
+          <w:sz w:val="21"/>
+          <w:szCs w:val="21"/>
+          <w:u w:val="single"/>
           <w:lang w:eastAsia="zh-CN"/>
         </w:rPr>
       </w:pPr>
@@ -4912,7 +4247,7 @@
           <w:u w:val="single"/>
           <w:lang w:eastAsia="zh-CN"/>
         </w:rPr>
-        <w:t>上海交通大学</w:t>
+        <w:t>上海期智研究院</w:t>
       </w:r>
       <w:r>
         <w:rPr>
@@ -4922,10 +4257,229 @@
           <w:color w:val="auto"/>
           <w:sz w:val="21"/>
           <w:szCs w:val="21"/>
-          <w:u w:val="single"/>
-          <w:lang w:eastAsia="zh-CN"/>
-        </w:rPr>
-        <w:t xml:space="preserve">, </w:t>
+          <w:lang w:eastAsia="zh-CN"/>
+        </w:rPr>
+        <w:tab/>
+      </w:r>
+      <w:r>
+        <w:rPr>
+          <w:rFonts w:ascii="Times New Roman" w:eastAsia="宋体" w:hAnsi="Times New Roman"/>
+          <w:b/>
+          <w:i w:val="0"/>
+          <w:color w:val="auto"/>
+          <w:sz w:val="21"/>
+          <w:szCs w:val="21"/>
+          <w:lang w:eastAsia="zh-CN"/>
+        </w:rPr>
+        <w:tab/>
+      </w:r>
+      <w:r>
+        <w:rPr>
+          <w:rFonts w:ascii="Times New Roman" w:eastAsia="宋体" w:hAnsi="Times New Roman"/>
+          <w:b/>
+          <w:i w:val="0"/>
+          <w:color w:val="auto"/>
+          <w:sz w:val="21"/>
+          <w:szCs w:val="21"/>
+          <w:lang w:eastAsia="zh-CN"/>
+        </w:rPr>
+        <w:tab/>
+      </w:r>
+      <w:r>
+        <w:rPr>
+          <w:rFonts w:ascii="Times New Roman" w:eastAsia="宋体" w:hAnsi="Times New Roman"/>
+          <w:b/>
+          <w:i w:val="0"/>
+          <w:color w:val="auto"/>
+          <w:sz w:val="21"/>
+          <w:szCs w:val="21"/>
+          <w:lang w:eastAsia="zh-CN"/>
+        </w:rPr>
+        <w:tab/>
+      </w:r>
+      <w:r>
+        <w:rPr>
+          <w:rFonts w:ascii="Times New Roman" w:eastAsia="宋体" w:hAnsi="Times New Roman"/>
+          <w:b/>
+          <w:i w:val="0"/>
+          <w:color w:val="auto"/>
+          <w:sz w:val="21"/>
+          <w:szCs w:val="21"/>
+          <w:lang w:eastAsia="zh-CN"/>
+        </w:rPr>
+        <w:tab/>
+      </w:r>
+    </w:p>
+    <w:p>
+      <w:pPr>
+        <w:pStyle w:val="Subheading"/>
+        <w:ind w:right="221" w:firstLine="420"/>
+        <w:jc w:val="both"/>
+        <w:rPr>
+          <w:rFonts w:ascii="Times New Roman" w:eastAsia="宋体" w:hAnsi="Times New Roman"/>
+          <w:b/>
+          <w:i w:val="0"/>
+          <w:color w:val="auto"/>
+          <w:sz w:val="21"/>
+          <w:szCs w:val="21"/>
+          <w:lang w:eastAsia="zh-CN"/>
+        </w:rPr>
+      </w:pPr>
+      <w:r>
+        <w:rPr>
+          <w:rFonts w:ascii="Times New Roman" w:eastAsia="宋体" w:hAnsi="Times New Roman" w:cs="宋体" w:hint="eastAsia"/>
+          <w:b/>
+          <w:bCs/>
+          <w:i w:val="0"/>
+          <w:iCs/>
+          <w:color w:val="auto"/>
+          <w:lang w:eastAsia="zh-CN"/>
+        </w:rPr>
+        <w:t>华为</w:t>
+      </w:r>
+      <w:r>
+        <w:rPr>
+          <w:rFonts w:ascii="Times New Roman" w:eastAsia="宋体" w:hAnsi="Times New Roman" w:cs="宋体" w:hint="eastAsia"/>
+          <w:b/>
+          <w:bCs/>
+          <w:i w:val="0"/>
+          <w:iCs/>
+          <w:color w:val="auto"/>
+          <w:lang w:eastAsia="zh-CN"/>
+        </w:rPr>
+        <w:t xml:space="preserve"> </w:t>
+      </w:r>
+      <w:r>
+        <w:rPr>
+          <w:rFonts w:ascii="Times New Roman" w:eastAsia="宋体" w:hAnsi="Times New Roman" w:cs="宋体"/>
+          <w:b/>
+          <w:bCs/>
+          <w:i w:val="0"/>
+          <w:iCs/>
+          <w:color w:val="auto"/>
+          <w:lang w:eastAsia="zh-CN"/>
+        </w:rPr>
+        <w:t xml:space="preserve"> </w:t>
+      </w:r>
+      <w:r>
+        <w:rPr>
+          <w:rFonts w:ascii="Times New Roman" w:eastAsia="宋体" w:hAnsi="Times New Roman" w:cs="宋体" w:hint="eastAsia"/>
+          <w:b/>
+          <w:bCs/>
+          <w:i w:val="0"/>
+          <w:iCs/>
+          <w:color w:val="auto"/>
+          <w:lang w:eastAsia="zh-CN"/>
+        </w:rPr>
+        <w:t>面向光通信、无线通信的的存算一体实现</w:t>
+      </w:r>
+      <w:r>
+        <w:rPr>
+          <w:rFonts w:ascii="Times New Roman" w:eastAsia="宋体" w:hAnsi="Times New Roman" w:cs="宋体"/>
+          <w:b/>
+          <w:bCs/>
+          <w:i w:val="0"/>
+          <w:iCs/>
+          <w:color w:val="auto"/>
+          <w:lang w:eastAsia="zh-CN"/>
+        </w:rPr>
+        <w:t xml:space="preserve"> </w:t>
+      </w:r>
+      <w:r>
+        <w:rPr>
+          <w:rFonts w:ascii="Times New Roman" w:eastAsia="宋体" w:hAnsi="Times New Roman" w:cs="宋体" w:hint="eastAsia"/>
+          <w:b/>
+          <w:bCs/>
+          <w:i w:val="0"/>
+          <w:iCs/>
+          <w:color w:val="auto"/>
+          <w:lang w:eastAsia="zh-CN"/>
+        </w:rPr>
+        <w:t>研究项目</w:t>
+      </w:r>
+      <w:r>
+        <w:rPr>
+          <w:rFonts w:ascii="Times New Roman" w:eastAsia="宋体" w:hAnsi="Times New Roman" w:cs="宋体"/>
+          <w:b/>
+          <w:bCs/>
+          <w:i w:val="0"/>
+          <w:iCs/>
+          <w:color w:val="auto"/>
+          <w:lang w:eastAsia="zh-CN"/>
+        </w:rPr>
+        <w:tab/>
+      </w:r>
+      <w:r>
+        <w:rPr>
+          <w:rFonts w:ascii="Times New Roman" w:eastAsia="宋体" w:hAnsi="Times New Roman" w:cs="宋体"/>
+          <w:b/>
+          <w:bCs/>
+          <w:i w:val="0"/>
+          <w:iCs/>
+          <w:color w:val="auto"/>
+          <w:lang w:eastAsia="zh-CN"/>
+        </w:rPr>
+        <w:tab/>
+      </w:r>
+      <w:r>
+        <w:rPr>
+          <w:rFonts w:ascii="Times New Roman" w:eastAsia="宋体" w:hAnsi="Times New Roman" w:cs="宋体"/>
+          <w:b/>
+          <w:bCs/>
+          <w:i w:val="0"/>
+          <w:iCs/>
+          <w:color w:val="auto"/>
+          <w:lang w:eastAsia="zh-CN"/>
+        </w:rPr>
+        <w:tab/>
+      </w:r>
+      <w:r>
+        <w:rPr>
+          <w:rFonts w:ascii="Times New Roman" w:eastAsia="宋体" w:hAnsi="Times New Roman" w:cs="宋体"/>
+          <w:b/>
+          <w:bCs/>
+          <w:i w:val="0"/>
+          <w:iCs/>
+          <w:color w:val="auto"/>
+          <w:lang w:eastAsia="zh-CN"/>
+        </w:rPr>
+        <w:tab/>
+      </w:r>
+      <w:r>
+        <w:rPr>
+          <w:rFonts w:ascii="Times New Roman" w:eastAsia="宋体" w:hAnsi="Times New Roman" w:cs="宋体"/>
+          <w:b/>
+          <w:bCs/>
+          <w:i w:val="0"/>
+          <w:iCs/>
+          <w:color w:val="auto"/>
+          <w:lang w:eastAsia="zh-CN"/>
+        </w:rPr>
+        <w:tab/>
+      </w:r>
+      <w:r>
+        <w:rPr>
+          <w:rFonts w:ascii="Times New Roman" w:eastAsia="宋体" w:hAnsi="Times New Roman" w:cs="宋体"/>
+          <w:b/>
+          <w:bCs/>
+          <w:i w:val="0"/>
+          <w:iCs/>
+          <w:color w:val="auto"/>
+          <w:lang w:eastAsia="zh-CN"/>
+        </w:rPr>
+        <w:tab/>
+      </w:r>
+      <w:r>
+        <w:rPr>
+          <w:rFonts w:ascii="Times New Roman" w:eastAsia="宋体" w:hAnsi="Times New Roman"/>
+          <w:b/>
+          <w:i w:val="0"/>
+          <w:color w:val="auto"/>
+          <w:sz w:val="21"/>
+          <w:szCs w:val="21"/>
+          <w:lang w:eastAsia="zh-CN"/>
+        </w:rPr>
+        <w:t>2021</w:t>
       </w:r>
       <w:r>
         <w:rPr>
@@ -4935,10 +4489,21 @@
           <w:color w:val="auto"/>
           <w:sz w:val="21"/>
           <w:szCs w:val="21"/>
-          <w:u w:val="single"/>
-          <w:lang w:eastAsia="zh-CN"/>
-        </w:rPr>
-        <w:t>先进计算机体系结构实验室</w:t>
+          <w:lang w:eastAsia="zh-CN"/>
+        </w:rPr>
+        <w:t>.</w:t>
+      </w:r>
+      <w:r>
+        <w:rPr>
+          <w:rFonts w:ascii="Times New Roman" w:eastAsia="宋体" w:hAnsi="Times New Roman"/>
+          <w:b/>
+          <w:i w:val="0"/>
+          <w:color w:val="auto"/>
+          <w:sz w:val="21"/>
+          <w:szCs w:val="21"/>
+          <w:lang w:eastAsia="zh-CN"/>
+        </w:rPr>
+        <w:t>03</w:t>
       </w:r>
       <w:r>
         <w:rPr>
@@ -4948,10 +4513,9 @@
           <w:color w:val="auto"/>
           <w:sz w:val="21"/>
           <w:szCs w:val="21"/>
-          <w:u w:val="single"/>
-          <w:lang w:eastAsia="zh-CN"/>
-        </w:rPr>
-        <w:t>，</w:t>
+          <w:lang w:eastAsia="zh-CN"/>
+        </w:rPr>
+        <w:t>-2</w:t>
       </w:r>
       <w:r>
         <w:rPr>
@@ -4963,269 +4527,7 @@
           <w:szCs w:val="21"/>
           <w:lang w:eastAsia="zh-CN"/>
         </w:rPr>
-        <w:tab/>
-      </w:r>
-    </w:p>
-    <w:p>
-      <w:pPr>
-        <w:pStyle w:val="Subheading"/>
-        <w:ind w:firstLine="420"/>
-        <w:jc w:val="left"/>
-        <w:rPr>
-          <w:rFonts w:ascii="Times New Roman" w:hAnsi="Times New Roman"/>
-          <w:b/>
-          <w:bCs/>
-          <w:iCs/>
-          <w:color w:val="auto"/>
-          <w:lang w:eastAsia="zh-CN"/>
-        </w:rPr>
-      </w:pPr>
-      <w:r>
-        <w:rPr>
-          <w:rFonts w:ascii="宋体" w:eastAsia="宋体" w:hAnsi="宋体" w:cs="宋体" w:hint="eastAsia"/>
-          <w:b/>
-          <w:bCs/>
-          <w:i w:val="0"/>
-          <w:iCs/>
-          <w:color w:val="auto"/>
-          <w:lang w:eastAsia="zh-CN"/>
-        </w:rPr>
-        <w:t xml:space="preserve">华为合作 </w:t>
-      </w:r>
-      <w:r>
-        <w:rPr>
-          <w:rFonts w:ascii="宋体" w:eastAsia="宋体" w:hAnsi="宋体" w:cs="宋体" w:hint="eastAsia"/>
-          <w:b/>
-          <w:bCs/>
-          <w:i w:val="0"/>
-          <w:iCs/>
-          <w:color w:val="auto"/>
-          <w:lang w:eastAsia="zh-CN"/>
-        </w:rPr>
-        <w:t>基于</w:t>
-      </w:r>
-      <w:r>
-        <w:rPr>
-          <w:rFonts w:ascii="Times New Roman" w:hAnsi="Times New Roman"/>
-          <w:b/>
-          <w:bCs/>
-          <w:i w:val="0"/>
-          <w:iCs/>
-          <w:color w:val="auto"/>
-          <w:lang w:eastAsia="zh-CN"/>
-        </w:rPr>
-        <w:t>ReRAM</w:t>
-      </w:r>
-      <w:r>
-        <w:rPr>
-          <w:rFonts w:ascii="宋体" w:eastAsia="宋体" w:hAnsi="宋体" w:cs="宋体" w:hint="eastAsia"/>
-          <w:b/>
-          <w:bCs/>
-          <w:i w:val="0"/>
-          <w:iCs/>
-          <w:color w:val="auto"/>
-          <w:lang w:eastAsia="zh-CN"/>
-        </w:rPr>
-        <w:t>的高效可靠</w:t>
-      </w:r>
-      <w:r>
-        <w:rPr>
-          <w:rFonts w:ascii="Times New Roman" w:hAnsi="Times New Roman"/>
-          <w:b/>
-          <w:bCs/>
-          <w:i w:val="0"/>
-          <w:iCs/>
-          <w:color w:val="auto"/>
-          <w:lang w:eastAsia="zh-CN"/>
-        </w:rPr>
-        <w:t>DNN</w:t>
-      </w:r>
-      <w:r>
-        <w:rPr>
-          <w:rFonts w:ascii="宋体" w:eastAsia="宋体" w:hAnsi="宋体" w:cs="宋体" w:hint="eastAsia"/>
-          <w:b/>
-          <w:bCs/>
-          <w:i w:val="0"/>
-          <w:iCs/>
-          <w:color w:val="auto"/>
-          <w:lang w:eastAsia="zh-CN"/>
-        </w:rPr>
-        <w:t>加速器技术研究</w:t>
-      </w:r>
-      <w:r>
-        <w:rPr>
-          <w:rFonts w:ascii="宋体" w:eastAsia="宋体" w:hAnsi="宋体" w:cs="宋体" w:hint="eastAsia"/>
-          <w:b/>
-          <w:bCs/>
-          <w:i w:val="0"/>
-          <w:iCs/>
-          <w:color w:val="auto"/>
-          <w:lang w:eastAsia="zh-CN"/>
-        </w:rPr>
-        <w:t xml:space="preserve"> 项目</w:t>
-      </w:r>
-      <w:r>
-        <w:rPr>
-          <w:rFonts w:ascii="Times New Roman" w:hAnsi="Times New Roman"/>
-          <w:b/>
-          <w:bCs/>
-          <w:iCs/>
-          <w:color w:val="auto"/>
-          <w:lang w:eastAsia="zh-CN"/>
-        </w:rPr>
-        <w:tab/>
-      </w:r>
-      <w:r>
-        <w:rPr>
-          <w:rFonts w:ascii="Times New Roman" w:hAnsi="Times New Roman"/>
-          <w:b/>
-          <w:bCs/>
-          <w:iCs/>
-          <w:color w:val="auto"/>
-          <w:lang w:eastAsia="zh-CN"/>
-        </w:rPr>
-        <w:tab/>
-      </w:r>
-      <w:r>
-        <w:rPr>
-          <w:rFonts w:ascii="Times New Roman" w:hAnsi="Times New Roman"/>
-          <w:b/>
-          <w:bCs/>
-          <w:iCs/>
-          <w:color w:val="auto"/>
-          <w:lang w:eastAsia="zh-CN"/>
-        </w:rPr>
-        <w:tab/>
-      </w:r>
-      <w:r>
-        <w:rPr>
-          <w:rFonts w:ascii="Times New Roman" w:hAnsi="Times New Roman"/>
-          <w:b/>
-          <w:bCs/>
-          <w:iCs/>
-          <w:color w:val="auto"/>
-          <w:lang w:eastAsia="zh-CN"/>
-        </w:rPr>
-        <w:tab/>
-      </w:r>
-      <w:r>
-        <w:rPr>
-          <w:rFonts w:ascii="Times New Roman" w:hAnsi="Times New Roman"/>
-          <w:b/>
-          <w:bCs/>
-          <w:iCs/>
-          <w:color w:val="auto"/>
-          <w:lang w:eastAsia="zh-CN"/>
-        </w:rPr>
-        <w:tab/>
-      </w:r>
-      <w:r>
-        <w:rPr>
-          <w:rFonts w:ascii="Times New Roman" w:eastAsia="宋体" w:hAnsi="Times New Roman"/>
-          <w:b/>
-          <w:i w:val="0"/>
-          <w:color w:val="auto"/>
-          <w:sz w:val="21"/>
-          <w:szCs w:val="21"/>
-          <w:lang w:eastAsia="zh-CN"/>
-        </w:rPr>
-        <w:t>2019.</w:t>
-      </w:r>
-      <w:r>
-        <w:rPr>
-          <w:rFonts w:ascii="Times New Roman" w:eastAsia="宋体" w:hAnsi="Times New Roman"/>
-          <w:b/>
-          <w:i w:val="0"/>
-          <w:color w:val="auto"/>
-          <w:sz w:val="21"/>
-          <w:szCs w:val="21"/>
-          <w:lang w:eastAsia="zh-CN"/>
-        </w:rPr>
-        <w:t>0</w:t>
-      </w:r>
-      <w:r>
-        <w:rPr>
-          <w:rFonts w:ascii="Times New Roman" w:eastAsia="宋体" w:hAnsi="Times New Roman"/>
-          <w:b/>
-          <w:i w:val="0"/>
-          <w:color w:val="auto"/>
-          <w:sz w:val="21"/>
-          <w:szCs w:val="21"/>
-          <w:lang w:eastAsia="zh-CN"/>
-        </w:rPr>
-        <w:t>4</w:t>
-      </w:r>
-      <w:r>
-        <w:rPr>
-          <w:rFonts w:ascii="Times New Roman" w:eastAsia="宋体" w:hAnsi="Times New Roman" w:hint="eastAsia"/>
-          <w:b/>
-          <w:i w:val="0"/>
-          <w:color w:val="auto"/>
-          <w:sz w:val="21"/>
-          <w:szCs w:val="21"/>
-          <w:lang w:eastAsia="zh-CN"/>
-        </w:rPr>
-        <w:t xml:space="preserve"> </w:t>
-      </w:r>
-      <w:r>
-        <w:rPr>
-          <w:rFonts w:ascii="Times New Roman" w:eastAsia="宋体" w:hAnsi="Times New Roman"/>
-          <w:b/>
-          <w:i w:val="0"/>
-          <w:color w:val="auto"/>
-          <w:sz w:val="21"/>
-          <w:szCs w:val="21"/>
-          <w:lang w:eastAsia="zh-CN"/>
-        </w:rPr>
-        <w:t>–</w:t>
-      </w:r>
-      <w:r>
-        <w:rPr>
-          <w:rFonts w:ascii="Times New Roman" w:eastAsia="宋体" w:hAnsi="Times New Roman" w:hint="eastAsia"/>
-          <w:b/>
-          <w:i w:val="0"/>
-          <w:color w:val="auto"/>
-          <w:sz w:val="21"/>
-          <w:szCs w:val="21"/>
-          <w:lang w:eastAsia="zh-CN"/>
-        </w:rPr>
-        <w:t xml:space="preserve"> </w:t>
-      </w:r>
-      <w:r>
-        <w:rPr>
-          <w:rFonts w:ascii="Times New Roman" w:eastAsia="宋体" w:hAnsi="Times New Roman"/>
-          <w:b/>
-          <w:i w:val="0"/>
-          <w:color w:val="auto"/>
-          <w:sz w:val="21"/>
-          <w:szCs w:val="21"/>
-          <w:lang w:eastAsia="zh-CN"/>
-        </w:rPr>
-        <w:t>2020.</w:t>
-      </w:r>
-      <w:r>
-        <w:rPr>
-          <w:rFonts w:ascii="Times New Roman" w:eastAsia="宋体" w:hAnsi="Times New Roman"/>
-          <w:b/>
-          <w:i w:val="0"/>
-          <w:color w:val="auto"/>
-          <w:sz w:val="21"/>
-          <w:szCs w:val="21"/>
-          <w:lang w:eastAsia="zh-CN"/>
-        </w:rPr>
-        <w:t>0</w:t>
-      </w:r>
-      <w:r>
-        <w:rPr>
-          <w:rFonts w:ascii="Times New Roman" w:eastAsia="宋体" w:hAnsi="Times New Roman"/>
-          <w:b/>
-          <w:i w:val="0"/>
-          <w:color w:val="auto"/>
-          <w:sz w:val="21"/>
-          <w:szCs w:val="21"/>
-          <w:lang w:eastAsia="zh-CN"/>
-        </w:rPr>
-        <w:t>4</w:t>
+        <w:t>022.07</w:t>
       </w:r>
     </w:p>
     <w:p>
@@ -5248,91 +4550,7 @@
           <w:rFonts w:ascii="Times New Roman" w:eastAsiaTheme="minorEastAsia" w:hAnsi="Times New Roman" w:hint="eastAsia"/>
           <w:lang w:eastAsia="zh-CN"/>
         </w:rPr>
-        <w:t>项目研究</w:t>
-      </w:r>
-      <w:r>
-        <w:rPr>
-          <w:rFonts w:ascii="Times New Roman" w:eastAsiaTheme="minorEastAsia" w:hAnsi="Times New Roman" w:hint="eastAsia"/>
-          <w:lang w:eastAsia="zh-CN"/>
-        </w:rPr>
-        <w:t>基于</w:t>
-      </w:r>
-      <w:r>
-        <w:rPr>
-          <w:rFonts w:ascii="Times New Roman" w:eastAsiaTheme="minorEastAsia" w:hAnsi="Times New Roman" w:hint="eastAsia"/>
-          <w:lang w:eastAsia="zh-CN"/>
-        </w:rPr>
-        <w:t>ReRAM</w:t>
-      </w:r>
-      <w:r>
-        <w:rPr>
-          <w:rFonts w:ascii="Times New Roman" w:eastAsiaTheme="minorEastAsia" w:hAnsi="Times New Roman" w:hint="eastAsia"/>
-          <w:lang w:eastAsia="zh-CN"/>
-        </w:rPr>
-        <w:t>的</w:t>
-      </w:r>
-      <w:r>
-        <w:rPr>
-          <w:rFonts w:ascii="Times New Roman" w:eastAsiaTheme="minorEastAsia" w:hAnsi="Times New Roman" w:hint="eastAsia"/>
-          <w:lang w:eastAsia="zh-CN"/>
-        </w:rPr>
-        <w:t>DNN</w:t>
-      </w:r>
-      <w:r>
-        <w:rPr>
-          <w:rFonts w:ascii="Times New Roman" w:eastAsiaTheme="minorEastAsia" w:hAnsi="Times New Roman" w:hint="eastAsia"/>
-          <w:lang w:eastAsia="zh-CN"/>
-        </w:rPr>
-        <w:t>加速器中</w:t>
-      </w:r>
-      <w:r>
-        <w:rPr>
-          <w:rFonts w:ascii="Times New Roman" w:eastAsiaTheme="minorEastAsia" w:hAnsi="Times New Roman" w:hint="eastAsia"/>
-          <w:lang w:eastAsia="zh-CN"/>
-        </w:rPr>
-        <w:t>，提升计算</w:t>
-      </w:r>
-      <w:r>
-        <w:rPr>
-          <w:rFonts w:ascii="Times New Roman" w:eastAsiaTheme="minorEastAsia" w:hAnsi="Times New Roman" w:hint="eastAsia"/>
-          <w:lang w:eastAsia="zh-CN"/>
-        </w:rPr>
-        <w:t>可靠性</w:t>
-      </w:r>
-      <w:r>
-        <w:rPr>
-          <w:rFonts w:ascii="Times New Roman" w:eastAsiaTheme="minorEastAsia" w:hAnsi="Times New Roman" w:hint="eastAsia"/>
-          <w:lang w:eastAsia="zh-CN"/>
-        </w:rPr>
-        <w:t>以及</w:t>
-      </w:r>
-      <w:r>
-        <w:rPr>
-          <w:rFonts w:ascii="Times New Roman" w:eastAsiaTheme="minorEastAsia" w:hAnsi="Times New Roman" w:hint="eastAsia"/>
-          <w:lang w:eastAsia="zh-CN"/>
-        </w:rPr>
-        <w:t>利用稀疏性</w:t>
-      </w:r>
-      <w:r>
-        <w:rPr>
-          <w:rFonts w:ascii="Times New Roman" w:eastAsiaTheme="minorEastAsia" w:hAnsi="Times New Roman" w:hint="eastAsia"/>
-          <w:lang w:eastAsia="zh-CN"/>
-        </w:rPr>
-        <w:t>提升能效</w:t>
-      </w:r>
-      <w:r>
-        <w:rPr>
-          <w:rFonts w:ascii="Times New Roman" w:eastAsiaTheme="minorEastAsia" w:hAnsi="Times New Roman" w:hint="eastAsia"/>
-          <w:lang w:eastAsia="zh-CN"/>
-        </w:rPr>
-        <w:t>，</w:t>
-      </w:r>
-      <w:r>
-        <w:rPr>
-          <w:rFonts w:ascii="Times New Roman" w:eastAsiaTheme="minorEastAsia" w:hAnsi="Times New Roman" w:hint="eastAsia"/>
-          <w:lang w:eastAsia="zh-CN"/>
-        </w:rPr>
-        <w:t>负责工作如下：</w:t>
+        <w:t>研究目的是基于存算一体技术实现光通信与无线通信的接收机，负责工作如下：</w:t>
       </w:r>
     </w:p>
     <w:p>
@@ -5349,156 +4567,16 @@
         <w:spacing w:after="40"/>
         <w:ind w:leftChars="200" w:left="721" w:hanging="301"/>
         <w:rPr>
-          <w:rFonts w:ascii="Times New Roman" w:hAnsi="Times New Roman"/>
-          <w:lang w:eastAsia="zh-CN"/>
-        </w:rPr>
-      </w:pPr>
-      <w:r>
-        <w:rPr>
-          <w:rFonts w:ascii="宋体" w:eastAsia="宋体" w:hAnsi="宋体" w:cs="宋体" w:hint="eastAsia"/>
-          <w:lang w:eastAsia="zh-CN"/>
-        </w:rPr>
-        <w:t>设计并</w:t>
-      </w:r>
-      <w:r>
-        <w:rPr>
-          <w:rFonts w:ascii="宋体" w:eastAsia="宋体" w:hAnsi="宋体" w:cs="宋体" w:hint="eastAsia"/>
-          <w:lang w:eastAsia="zh-CN"/>
-        </w:rPr>
-        <w:t>编写了一个</w:t>
-      </w:r>
-      <w:r>
-        <w:rPr>
-          <w:rFonts w:ascii="宋体" w:eastAsia="宋体" w:hAnsi="宋体" w:cs="宋体" w:hint="eastAsia"/>
-          <w:lang w:eastAsia="zh-CN"/>
-        </w:rPr>
-        <w:t>周期准确的</w:t>
-      </w:r>
-      <w:r>
-        <w:rPr>
-          <w:rFonts w:ascii="Times New Roman" w:hAnsi="Times New Roman"/>
-          <w:lang w:eastAsia="zh-CN"/>
-        </w:rPr>
-        <w:t>ReRAM</w:t>
-      </w:r>
-      <w:r>
-        <w:rPr>
-          <w:rFonts w:ascii="宋体" w:eastAsia="宋体" w:hAnsi="宋体" w:cs="宋体" w:hint="eastAsia"/>
-          <w:lang w:eastAsia="zh-CN"/>
-        </w:rPr>
-        <w:t>神经网络加速器架构的仿真器</w:t>
-      </w:r>
-      <w:r>
-        <w:rPr>
-          <w:rFonts w:ascii="宋体" w:eastAsia="宋体" w:hAnsi="宋体" w:cs="宋体" w:hint="eastAsia"/>
-          <w:lang w:eastAsia="zh-CN"/>
-        </w:rPr>
-        <w:t>。仿真器以GEM</w:t>
-      </w:r>
-      <w:r>
-        <w:rPr>
-          <w:rFonts w:ascii="宋体" w:eastAsia="宋体" w:hAnsi="宋体" w:cs="宋体"/>
-          <w:lang w:eastAsia="zh-CN"/>
-        </w:rPr>
-        <w:t>5</w:t>
-      </w:r>
-      <w:r>
-        <w:rPr>
-          <w:rFonts w:ascii="宋体" w:eastAsia="宋体" w:hAnsi="宋体" w:cs="宋体" w:hint="eastAsia"/>
-          <w:lang w:eastAsia="zh-CN"/>
-        </w:rPr>
-        <w:t>为基础</w:t>
-      </w:r>
-      <w:r>
-        <w:rPr>
-          <w:rFonts w:ascii="宋体" w:eastAsia="宋体" w:hAnsi="宋体" w:cs="宋体" w:hint="eastAsia"/>
-          <w:lang w:eastAsia="zh-CN"/>
-        </w:rPr>
-        <w:t>编写</w:t>
-      </w:r>
-      <w:r>
-        <w:rPr>
-          <w:rFonts w:ascii="宋体" w:eastAsia="宋体" w:hAnsi="宋体" w:cs="宋体" w:hint="eastAsia"/>
-          <w:lang w:eastAsia="zh-CN"/>
-        </w:rPr>
-        <w:t>，</w:t>
-      </w:r>
-      <w:r>
-        <w:rPr>
-          <w:rFonts w:ascii="宋体" w:eastAsia="宋体" w:hAnsi="宋体" w:cs="宋体" w:hint="eastAsia"/>
-          <w:lang w:eastAsia="zh-CN"/>
-        </w:rPr>
-        <w:t>可以</w:t>
-      </w:r>
-      <w:r>
-        <w:rPr>
-          <w:rFonts w:ascii="宋体" w:eastAsia="宋体" w:hAnsi="宋体" w:cs="宋体" w:hint="eastAsia"/>
-          <w:lang w:eastAsia="zh-CN"/>
-        </w:rPr>
-        <w:t>仿</w:t>
-      </w:r>
-      <w:r>
-        <w:rPr>
-          <w:rFonts w:ascii="宋体" w:eastAsia="宋体" w:hAnsi="宋体" w:cs="宋体" w:hint="eastAsia"/>
-          <w:lang w:eastAsia="zh-CN"/>
-        </w:rPr>
-        <w:t>真存储器</w:t>
-      </w:r>
-      <w:r>
-        <w:rPr>
-          <w:rFonts w:ascii="宋体" w:eastAsia="宋体" w:hAnsi="宋体" w:cs="宋体" w:hint="eastAsia"/>
-          <w:lang w:eastAsia="zh-CN"/>
-        </w:rPr>
-        <w:t>与架构中</w:t>
-      </w:r>
-      <w:r>
-        <w:rPr>
-          <w:rFonts w:ascii="宋体" w:eastAsia="宋体" w:hAnsi="宋体" w:cs="宋体" w:hint="eastAsia"/>
-          <w:lang w:eastAsia="zh-CN"/>
-        </w:rPr>
-        <w:t>各</w:t>
-      </w:r>
-      <w:r>
-        <w:rPr>
-          <w:rFonts w:ascii="宋体" w:eastAsia="宋体" w:hAnsi="宋体" w:cs="宋体" w:hint="eastAsia"/>
-          <w:lang w:eastAsia="zh-CN"/>
-        </w:rPr>
-        <w:t>计算</w:t>
-      </w:r>
-      <w:r>
-        <w:rPr>
-          <w:rFonts w:ascii="宋体" w:eastAsia="宋体" w:hAnsi="宋体" w:cs="宋体" w:hint="eastAsia"/>
-          <w:lang w:eastAsia="zh-CN"/>
-        </w:rPr>
-        <w:t>电路模块的交互行为，从而</w:t>
-      </w:r>
-      <w:r>
-        <w:rPr>
-          <w:rFonts w:ascii="宋体" w:eastAsia="宋体" w:hAnsi="宋体" w:cs="宋体" w:hint="eastAsia"/>
-          <w:lang w:eastAsia="zh-CN"/>
-        </w:rPr>
-        <w:t>更准确地仿真</w:t>
-      </w:r>
-      <w:r>
-        <w:rPr>
-          <w:rFonts w:ascii="宋体" w:eastAsia="宋体" w:hAnsi="宋体" w:cs="宋体" w:hint="eastAsia"/>
-          <w:lang w:eastAsia="zh-CN"/>
-        </w:rPr>
-        <w:t>计算周期数</w:t>
-      </w:r>
-      <w:r>
-        <w:rPr>
-          <w:rFonts w:ascii="宋体" w:eastAsia="宋体" w:hAnsi="宋体" w:cs="宋体" w:hint="eastAsia"/>
-          <w:lang w:eastAsia="zh-CN"/>
-        </w:rPr>
-        <w:t>与功耗等指标</w:t>
-      </w:r>
-      <w:r>
-        <w:rPr>
-          <w:rFonts w:ascii="宋体" w:eastAsia="宋体" w:hAnsi="宋体" w:cs="宋体" w:hint="eastAsia"/>
-          <w:lang w:eastAsia="zh-CN"/>
-        </w:rPr>
-        <w:t>。</w:t>
+          <w:rFonts w:ascii="Times New Roman" w:eastAsia="宋体" w:hAnsi="Times New Roman" w:cs="宋体"/>
+          <w:lang w:eastAsia="zh-CN"/>
+        </w:rPr>
+      </w:pPr>
+      <w:r>
+        <w:rPr>
+          <w:rFonts w:ascii="Times New Roman" w:eastAsia="宋体" w:hAnsi="Times New Roman" w:cs="宋体" w:hint="eastAsia"/>
+          <w:lang w:eastAsia="zh-CN"/>
+        </w:rPr>
+        <w:t>设计基于存算一体的光通信、无线通信系统总体架构，包括算子拆分与算法的重构。</w:t>
       </w:r>
     </w:p>
     <w:p>
@@ -5515,74 +4593,16 @@
         <w:spacing w:after="40"/>
         <w:ind w:leftChars="200" w:left="721" w:hanging="301"/>
         <w:rPr>
-          <w:rFonts w:ascii="Times New Roman" w:hAnsi="Times New Roman"/>
-          <w:lang w:eastAsia="zh-CN"/>
-        </w:rPr>
-      </w:pPr>
-      <w:r>
-        <w:rPr>
-          <w:rFonts w:ascii="Times New Roman" w:eastAsiaTheme="minorEastAsia" w:hAnsi="Times New Roman" w:hint="eastAsia"/>
-          <w:lang w:eastAsia="zh-CN"/>
-        </w:rPr>
-        <w:t>根据项目要求，</w:t>
-      </w:r>
-      <w:r>
-        <w:rPr>
-          <w:rFonts w:ascii="Times New Roman" w:eastAsiaTheme="minorEastAsia" w:hAnsi="Times New Roman" w:hint="eastAsia"/>
-          <w:lang w:eastAsia="zh-CN"/>
-        </w:rPr>
-        <w:t>改写仿真器以支持</w:t>
-      </w:r>
-      <w:r>
-        <w:rPr>
-          <w:rFonts w:ascii="Times New Roman" w:eastAsiaTheme="minorEastAsia" w:hAnsi="Times New Roman" w:hint="eastAsia"/>
-          <w:lang w:eastAsia="zh-CN"/>
-        </w:rPr>
-        <w:t>稀疏</w:t>
-      </w:r>
-      <w:proofErr w:type="gramStart"/>
-      <w:r>
-        <w:rPr>
-          <w:rFonts w:ascii="Times New Roman" w:eastAsiaTheme="minorEastAsia" w:hAnsi="Times New Roman" w:hint="eastAsia"/>
-          <w:lang w:eastAsia="zh-CN"/>
-        </w:rPr>
-        <w:t>性</w:t>
-      </w:r>
-      <w:r>
-        <w:rPr>
-          <w:rFonts w:ascii="Times New Roman" w:eastAsiaTheme="minorEastAsia" w:hAnsi="Times New Roman" w:hint="eastAsia"/>
-          <w:lang w:eastAsia="zh-CN"/>
-        </w:rPr>
-        <w:t>网络</w:t>
-      </w:r>
-      <w:proofErr w:type="gramEnd"/>
-      <w:r>
-        <w:rPr>
-          <w:rFonts w:ascii="Times New Roman" w:eastAsiaTheme="minorEastAsia" w:hAnsi="Times New Roman" w:hint="eastAsia"/>
-          <w:lang w:eastAsia="zh-CN"/>
-        </w:rPr>
-        <w:t>的计算</w:t>
-      </w:r>
-      <w:r>
-        <w:rPr>
-          <w:rFonts w:ascii="Times New Roman" w:eastAsiaTheme="minorEastAsia" w:hAnsi="Times New Roman" w:hint="eastAsia"/>
-          <w:lang w:eastAsia="zh-CN"/>
-        </w:rPr>
-        <w:t>与可靠性的评估</w:t>
-      </w:r>
-      <w:r>
-        <w:rPr>
-          <w:rFonts w:ascii="宋体" w:eastAsia="宋体" w:hAnsi="宋体" w:cs="宋体" w:hint="eastAsia"/>
-          <w:lang w:eastAsia="zh-CN"/>
-        </w:rPr>
-        <w:t>，仿真器的结果作为项目评估算法的重要指标</w:t>
-      </w:r>
-      <w:r>
-        <w:rPr>
-          <w:rFonts w:ascii="Times New Roman" w:eastAsiaTheme="minorEastAsia" w:hAnsi="Times New Roman" w:hint="eastAsia"/>
-          <w:lang w:eastAsia="zh-CN"/>
-        </w:rPr>
-        <w:t>。</w:t>
+          <w:rFonts w:ascii="Times New Roman" w:eastAsia="宋体" w:hAnsi="Times New Roman" w:cs="宋体"/>
+          <w:lang w:eastAsia="zh-CN"/>
+        </w:rPr>
+      </w:pPr>
+      <w:r>
+        <w:rPr>
+          <w:rFonts w:ascii="Times New Roman" w:eastAsia="宋体" w:hAnsi="Times New Roman" w:cs="宋体" w:hint="eastAsia"/>
+          <w:lang w:eastAsia="zh-CN"/>
+        </w:rPr>
+        <w:t>实现部分算子的电路仿真。</w:t>
       </w:r>
     </w:p>
     <w:p>
@@ -5599,85 +4619,30 @@
         <w:spacing w:after="40"/>
         <w:ind w:leftChars="200" w:left="721" w:hanging="301"/>
         <w:rPr>
-          <w:rFonts w:ascii="宋体" w:eastAsia="宋体" w:hAnsi="宋体" w:cs="宋体"/>
-          <w:b/>
-          <w:bCs/>
-          <w:iCs/>
-          <w:color w:val="auto"/>
-          <w:lang w:eastAsia="zh-CN"/>
-        </w:rPr>
-      </w:pPr>
-      <w:r>
-        <w:rPr>
-          <w:rFonts w:ascii="Times New Roman" w:eastAsiaTheme="minorEastAsia" w:hAnsi="Times New Roman" w:hint="eastAsia"/>
-          <w:lang w:eastAsia="zh-CN"/>
-        </w:rPr>
-        <w:t>设计一个</w:t>
-      </w:r>
-      <w:r>
-        <w:rPr>
-          <w:rFonts w:ascii="Times New Roman" w:eastAsiaTheme="minorEastAsia" w:hAnsi="Times New Roman" w:hint="eastAsia"/>
-          <w:lang w:eastAsia="zh-CN"/>
-        </w:rPr>
-        <w:t>基于</w:t>
-      </w:r>
-      <w:r>
-        <w:rPr>
-          <w:rFonts w:ascii="Times New Roman" w:eastAsiaTheme="minorEastAsia" w:hAnsi="Times New Roman"/>
-          <w:lang w:eastAsia="zh-CN"/>
-        </w:rPr>
-        <w:t>ReRAM</w:t>
-      </w:r>
-      <w:r>
-        <w:rPr>
-          <w:rFonts w:ascii="Times New Roman" w:eastAsiaTheme="minorEastAsia" w:hAnsi="Times New Roman" w:hint="eastAsia"/>
-          <w:lang w:eastAsia="zh-CN"/>
-        </w:rPr>
-        <w:t>的</w:t>
-      </w:r>
-      <w:r>
-        <w:rPr>
-          <w:rFonts w:ascii="Times New Roman" w:eastAsiaTheme="minorEastAsia" w:hAnsi="Times New Roman" w:hint="eastAsia"/>
-          <w:lang w:eastAsia="zh-CN"/>
-        </w:rPr>
-        <w:t>DNN</w:t>
-      </w:r>
-      <w:r>
-        <w:rPr>
-          <w:rFonts w:ascii="Times New Roman" w:eastAsiaTheme="minorEastAsia" w:hAnsi="Times New Roman" w:hint="eastAsia"/>
-          <w:lang w:eastAsia="zh-CN"/>
-        </w:rPr>
-        <w:t>加速器架构</w:t>
-      </w:r>
-      <w:r>
-        <w:rPr>
-          <w:rFonts w:ascii="Times New Roman" w:eastAsiaTheme="minorEastAsia" w:hAnsi="Times New Roman" w:hint="eastAsia"/>
-          <w:lang w:eastAsia="zh-CN"/>
-        </w:rPr>
-        <w:t>，以支持稀疏</w:t>
-      </w:r>
-      <w:proofErr w:type="gramStart"/>
-      <w:r>
-        <w:rPr>
-          <w:rFonts w:ascii="Times New Roman" w:eastAsiaTheme="minorEastAsia" w:hAnsi="Times New Roman" w:hint="eastAsia"/>
-          <w:lang w:eastAsia="zh-CN"/>
-        </w:rPr>
-        <w:t>性网络</w:t>
-      </w:r>
-      <w:proofErr w:type="gramEnd"/>
-      <w:r>
-        <w:rPr>
-          <w:rFonts w:ascii="Times New Roman" w:eastAsiaTheme="minorEastAsia" w:hAnsi="Times New Roman" w:hint="eastAsia"/>
-          <w:lang w:eastAsia="zh-CN"/>
-        </w:rPr>
-        <w:t>的计算</w:t>
-      </w:r>
-      <w:r>
-        <w:rPr>
-          <w:rFonts w:ascii="Times New Roman" w:eastAsiaTheme="minorEastAsia" w:hAnsi="Times New Roman" w:hint="eastAsia"/>
-          <w:lang w:eastAsia="zh-CN"/>
-        </w:rPr>
-        <w:t>。</w:t>
+          <w:rFonts w:ascii="Times New Roman" w:eastAsia="宋体" w:hAnsi="Times New Roman" w:cs="宋体" w:hint="eastAsia"/>
+          <w:lang w:eastAsia="zh-CN"/>
+        </w:rPr>
+      </w:pPr>
+      <w:r>
+        <w:rPr>
+          <w:rFonts w:ascii="Times New Roman" w:eastAsia="宋体" w:hAnsi="Times New Roman" w:cs="宋体" w:hint="eastAsia"/>
+          <w:lang w:eastAsia="zh-CN"/>
+        </w:rPr>
+        <w:t>针对高功耗计算模块</w:t>
+      </w:r>
+      <w:r>
+        <w:rPr>
+          <w:rFonts w:ascii="Times New Roman" w:eastAsia="宋体" w:hAnsi="Times New Roman" w:cs="宋体" w:hint="eastAsia"/>
+          <w:lang w:eastAsia="zh-CN"/>
+        </w:rPr>
+        <w:t>AI</w:t>
+      </w:r>
+      <w:r>
+        <w:rPr>
+          <w:rFonts w:ascii="Times New Roman" w:eastAsia="宋体" w:hAnsi="Times New Roman" w:cs="宋体" w:hint="eastAsia"/>
+          <w:lang w:eastAsia="zh-CN"/>
+        </w:rPr>
+        <w:t>化，在误差允许的条件下达到比现有数值算法更低的计算量。</w:t>
       </w:r>
     </w:p>
     <w:p>
@@ -5686,7 +4651,822 @@
         <w:ind w:firstLine="420"/>
         <w:jc w:val="left"/>
         <w:rPr>
-          <w:rFonts w:ascii="宋体" w:eastAsia="宋体" w:hAnsi="宋体" w:cs="宋体"/>
+          <w:rFonts w:ascii="Times New Roman" w:eastAsia="宋体" w:hAnsi="Times New Roman"/>
+          <w:i w:val="0"/>
+          <w:color w:val="auto"/>
+          <w:sz w:val="21"/>
+          <w:szCs w:val="21"/>
+          <w:lang w:eastAsia="zh-CN"/>
+        </w:rPr>
+      </w:pPr>
+      <w:r>
+        <w:rPr>
+          <w:rFonts w:ascii="Times New Roman" w:eastAsia="宋体" w:hAnsi="Times New Roman" w:hint="eastAsia"/>
+          <w:b/>
+          <w:i w:val="0"/>
+          <w:color w:val="auto"/>
+          <w:sz w:val="21"/>
+          <w:szCs w:val="21"/>
+          <w:u w:val="single"/>
+          <w:lang w:eastAsia="zh-CN"/>
+        </w:rPr>
+        <w:t>上海交通大学</w:t>
+      </w:r>
+      <w:r>
+        <w:rPr>
+          <w:rFonts w:ascii="Times New Roman" w:eastAsia="宋体" w:hAnsi="Times New Roman"/>
+          <w:b/>
+          <w:i w:val="0"/>
+          <w:color w:val="auto"/>
+          <w:sz w:val="21"/>
+          <w:szCs w:val="21"/>
+          <w:u w:val="single"/>
+          <w:lang w:eastAsia="zh-CN"/>
+        </w:rPr>
+        <w:t xml:space="preserve">, </w:t>
+      </w:r>
+      <w:r>
+        <w:rPr>
+          <w:rFonts w:ascii="Times New Roman" w:eastAsia="宋体" w:hAnsi="Times New Roman" w:hint="eastAsia"/>
+          <w:b/>
+          <w:i w:val="0"/>
+          <w:color w:val="auto"/>
+          <w:sz w:val="21"/>
+          <w:szCs w:val="21"/>
+          <w:u w:val="single"/>
+          <w:lang w:eastAsia="zh-CN"/>
+        </w:rPr>
+        <w:t>先进计算机体系结构实验室</w:t>
+      </w:r>
+      <w:r>
+        <w:rPr>
+          <w:rFonts w:ascii="Times New Roman" w:eastAsia="宋体" w:hAnsi="Times New Roman" w:hint="eastAsia"/>
+          <w:b/>
+          <w:i w:val="0"/>
+          <w:color w:val="auto"/>
+          <w:sz w:val="21"/>
+          <w:szCs w:val="21"/>
+          <w:u w:val="single"/>
+          <w:lang w:eastAsia="zh-CN"/>
+        </w:rPr>
+        <w:t>，</w:t>
+      </w:r>
+      <w:r>
+        <w:rPr>
+          <w:rFonts w:ascii="Times New Roman" w:eastAsia="宋体" w:hAnsi="Times New Roman"/>
+          <w:b/>
+          <w:i w:val="0"/>
+          <w:color w:val="auto"/>
+          <w:sz w:val="21"/>
+          <w:szCs w:val="21"/>
+          <w:lang w:eastAsia="zh-CN"/>
+        </w:rPr>
+        <w:tab/>
+      </w:r>
+    </w:p>
+    <w:p>
+      <w:pPr>
+        <w:pStyle w:val="Subheading"/>
+        <w:ind w:firstLine="420"/>
+        <w:jc w:val="both"/>
+        <w:rPr>
+          <w:rFonts w:ascii="Times New Roman" w:hAnsi="Times New Roman"/>
+          <w:b/>
+          <w:bCs/>
+          <w:iCs/>
+          <w:color w:val="auto"/>
+          <w:lang w:eastAsia="zh-CN"/>
+        </w:rPr>
+      </w:pPr>
+      <w:r>
+        <w:rPr>
+          <w:rFonts w:ascii="Times New Roman" w:eastAsia="宋体" w:hAnsi="Times New Roman" w:cs="宋体" w:hint="eastAsia"/>
+          <w:b/>
+          <w:bCs/>
+          <w:i w:val="0"/>
+          <w:iCs/>
+          <w:color w:val="auto"/>
+          <w:lang w:eastAsia="zh-CN"/>
+        </w:rPr>
+        <w:t>华为</w:t>
+      </w:r>
+      <w:r>
+        <w:rPr>
+          <w:rFonts w:ascii="Times New Roman" w:eastAsia="宋体" w:hAnsi="Times New Roman" w:cs="宋体" w:hint="eastAsia"/>
+          <w:b/>
+          <w:bCs/>
+          <w:i w:val="0"/>
+          <w:iCs/>
+          <w:color w:val="auto"/>
+          <w:lang w:eastAsia="zh-CN"/>
+        </w:rPr>
+        <w:t xml:space="preserve"> </w:t>
+      </w:r>
+      <w:r>
+        <w:rPr>
+          <w:rFonts w:ascii="Times New Roman" w:eastAsia="宋体" w:hAnsi="Times New Roman" w:cs="宋体" w:hint="eastAsia"/>
+          <w:b/>
+          <w:bCs/>
+          <w:i w:val="0"/>
+          <w:iCs/>
+          <w:color w:val="auto"/>
+          <w:lang w:eastAsia="zh-CN"/>
+        </w:rPr>
+        <w:t xml:space="preserve"> </w:t>
+      </w:r>
+      <w:r>
+        <w:rPr>
+          <w:rFonts w:ascii="Times New Roman" w:eastAsia="宋体" w:hAnsi="Times New Roman" w:cs="宋体" w:hint="eastAsia"/>
+          <w:b/>
+          <w:bCs/>
+          <w:i w:val="0"/>
+          <w:iCs/>
+          <w:color w:val="auto"/>
+          <w:lang w:eastAsia="zh-CN"/>
+        </w:rPr>
+        <w:t>基于</w:t>
+      </w:r>
+      <w:r>
+        <w:rPr>
+          <w:rFonts w:ascii="Times New Roman" w:hAnsi="Times New Roman"/>
+          <w:b/>
+          <w:bCs/>
+          <w:i w:val="0"/>
+          <w:iCs/>
+          <w:color w:val="auto"/>
+          <w:lang w:eastAsia="zh-CN"/>
+        </w:rPr>
+        <w:t>ReRAM</w:t>
+      </w:r>
+      <w:r>
+        <w:rPr>
+          <w:rFonts w:ascii="Times New Roman" w:eastAsia="宋体" w:hAnsi="Times New Roman" w:cs="宋体" w:hint="eastAsia"/>
+          <w:b/>
+          <w:bCs/>
+          <w:i w:val="0"/>
+          <w:iCs/>
+          <w:color w:val="auto"/>
+          <w:lang w:eastAsia="zh-CN"/>
+        </w:rPr>
+        <w:t>的高效可靠</w:t>
+      </w:r>
+      <w:r>
+        <w:rPr>
+          <w:rFonts w:ascii="Times New Roman" w:hAnsi="Times New Roman"/>
+          <w:b/>
+          <w:bCs/>
+          <w:i w:val="0"/>
+          <w:iCs/>
+          <w:color w:val="auto"/>
+          <w:lang w:eastAsia="zh-CN"/>
+        </w:rPr>
+        <w:t>DNN</w:t>
+      </w:r>
+      <w:r>
+        <w:rPr>
+          <w:rFonts w:ascii="Times New Roman" w:eastAsia="宋体" w:hAnsi="Times New Roman" w:cs="宋体" w:hint="eastAsia"/>
+          <w:b/>
+          <w:bCs/>
+          <w:i w:val="0"/>
+          <w:iCs/>
+          <w:color w:val="auto"/>
+          <w:lang w:eastAsia="zh-CN"/>
+        </w:rPr>
+        <w:t>加速器技术研究</w:t>
+      </w:r>
+      <w:r>
+        <w:rPr>
+          <w:rFonts w:ascii="Times New Roman" w:eastAsia="宋体" w:hAnsi="Times New Roman" w:cs="宋体" w:hint="eastAsia"/>
+          <w:b/>
+          <w:bCs/>
+          <w:i w:val="0"/>
+          <w:iCs/>
+          <w:color w:val="auto"/>
+          <w:lang w:eastAsia="zh-CN"/>
+        </w:rPr>
+        <w:t xml:space="preserve"> </w:t>
+      </w:r>
+      <w:r>
+        <w:rPr>
+          <w:rFonts w:ascii="Times New Roman" w:eastAsia="宋体" w:hAnsi="Times New Roman" w:cs="宋体" w:hint="eastAsia"/>
+          <w:b/>
+          <w:bCs/>
+          <w:i w:val="0"/>
+          <w:iCs/>
+          <w:color w:val="auto"/>
+          <w:lang w:eastAsia="zh-CN"/>
+        </w:rPr>
+        <w:t>项目</w:t>
+      </w:r>
+      <w:r>
+        <w:rPr>
+          <w:rFonts w:ascii="Times New Roman" w:hAnsi="Times New Roman"/>
+          <w:b/>
+          <w:bCs/>
+          <w:iCs/>
+          <w:color w:val="auto"/>
+          <w:lang w:eastAsia="zh-CN"/>
+        </w:rPr>
+        <w:tab/>
+      </w:r>
+      <w:r>
+        <w:rPr>
+          <w:rFonts w:ascii="Times New Roman" w:hAnsi="Times New Roman"/>
+          <w:b/>
+          <w:bCs/>
+          <w:iCs/>
+          <w:color w:val="auto"/>
+          <w:lang w:eastAsia="zh-CN"/>
+        </w:rPr>
+        <w:tab/>
+      </w:r>
+      <w:r>
+        <w:rPr>
+          <w:rFonts w:ascii="Times New Roman" w:hAnsi="Times New Roman"/>
+          <w:b/>
+          <w:bCs/>
+          <w:iCs/>
+          <w:color w:val="auto"/>
+          <w:lang w:eastAsia="zh-CN"/>
+        </w:rPr>
+        <w:tab/>
+      </w:r>
+      <w:r>
+        <w:rPr>
+          <w:rFonts w:ascii="Times New Roman" w:hAnsi="Times New Roman"/>
+          <w:b/>
+          <w:bCs/>
+          <w:iCs/>
+          <w:color w:val="auto"/>
+          <w:lang w:eastAsia="zh-CN"/>
+        </w:rPr>
+        <w:tab/>
+      </w:r>
+      <w:r>
+        <w:rPr>
+          <w:rFonts w:ascii="Times New Roman" w:hAnsi="Times New Roman"/>
+          <w:b/>
+          <w:bCs/>
+          <w:iCs/>
+          <w:color w:val="auto"/>
+          <w:lang w:eastAsia="zh-CN"/>
+        </w:rPr>
+        <w:tab/>
+      </w:r>
+      <w:r>
+        <w:rPr>
+          <w:rFonts w:ascii="Times New Roman" w:hAnsi="Times New Roman"/>
+          <w:b/>
+          <w:bCs/>
+          <w:iCs/>
+          <w:color w:val="auto"/>
+          <w:lang w:eastAsia="zh-CN"/>
+        </w:rPr>
+        <w:tab/>
+      </w:r>
+      <w:r>
+        <w:rPr>
+          <w:rFonts w:ascii="Times New Roman" w:eastAsia="宋体" w:hAnsi="Times New Roman"/>
+          <w:b/>
+          <w:i w:val="0"/>
+          <w:color w:val="auto"/>
+          <w:sz w:val="21"/>
+          <w:szCs w:val="21"/>
+          <w:lang w:eastAsia="zh-CN"/>
+        </w:rPr>
+        <w:t>2019.</w:t>
+      </w:r>
+      <w:r>
+        <w:rPr>
+          <w:rFonts w:ascii="Times New Roman" w:eastAsia="宋体" w:hAnsi="Times New Roman"/>
+          <w:b/>
+          <w:i w:val="0"/>
+          <w:color w:val="auto"/>
+          <w:sz w:val="21"/>
+          <w:szCs w:val="21"/>
+          <w:lang w:eastAsia="zh-CN"/>
+        </w:rPr>
+        <w:t>0</w:t>
+      </w:r>
+      <w:r>
+        <w:rPr>
+          <w:rFonts w:ascii="Times New Roman" w:eastAsia="宋体" w:hAnsi="Times New Roman"/>
+          <w:b/>
+          <w:i w:val="0"/>
+          <w:color w:val="auto"/>
+          <w:sz w:val="21"/>
+          <w:szCs w:val="21"/>
+          <w:lang w:eastAsia="zh-CN"/>
+        </w:rPr>
+        <w:t>4</w:t>
+      </w:r>
+      <w:r>
+        <w:rPr>
+          <w:rFonts w:ascii="Times New Roman" w:eastAsia="宋体" w:hAnsi="Times New Roman" w:hint="eastAsia"/>
+          <w:b/>
+          <w:i w:val="0"/>
+          <w:color w:val="auto"/>
+          <w:sz w:val="21"/>
+          <w:szCs w:val="21"/>
+          <w:lang w:eastAsia="zh-CN"/>
+        </w:rPr>
+        <w:t xml:space="preserve"> </w:t>
+      </w:r>
+      <w:r>
+        <w:rPr>
+          <w:rFonts w:ascii="Times New Roman" w:eastAsia="宋体" w:hAnsi="Times New Roman"/>
+          <w:b/>
+          <w:i w:val="0"/>
+          <w:color w:val="auto"/>
+          <w:sz w:val="21"/>
+          <w:szCs w:val="21"/>
+          <w:lang w:eastAsia="zh-CN"/>
+        </w:rPr>
+        <w:t>–</w:t>
+      </w:r>
+      <w:r>
+        <w:rPr>
+          <w:rFonts w:ascii="Times New Roman" w:eastAsia="宋体" w:hAnsi="Times New Roman" w:hint="eastAsia"/>
+          <w:b/>
+          <w:i w:val="0"/>
+          <w:color w:val="auto"/>
+          <w:sz w:val="21"/>
+          <w:szCs w:val="21"/>
+          <w:lang w:eastAsia="zh-CN"/>
+        </w:rPr>
+        <w:t xml:space="preserve"> </w:t>
+      </w:r>
+      <w:r>
+        <w:rPr>
+          <w:rFonts w:ascii="Times New Roman" w:eastAsia="宋体" w:hAnsi="Times New Roman"/>
+          <w:b/>
+          <w:i w:val="0"/>
+          <w:color w:val="auto"/>
+          <w:sz w:val="21"/>
+          <w:szCs w:val="21"/>
+          <w:lang w:eastAsia="zh-CN"/>
+        </w:rPr>
+        <w:t>2020.</w:t>
+      </w:r>
+      <w:r>
+        <w:rPr>
+          <w:rFonts w:ascii="Times New Roman" w:eastAsia="宋体" w:hAnsi="Times New Roman"/>
+          <w:b/>
+          <w:i w:val="0"/>
+          <w:color w:val="auto"/>
+          <w:sz w:val="21"/>
+          <w:szCs w:val="21"/>
+          <w:lang w:eastAsia="zh-CN"/>
+        </w:rPr>
+        <w:t>0</w:t>
+      </w:r>
+      <w:r>
+        <w:rPr>
+          <w:rFonts w:ascii="Times New Roman" w:eastAsia="宋体" w:hAnsi="Times New Roman"/>
+          <w:b/>
+          <w:i w:val="0"/>
+          <w:color w:val="auto"/>
+          <w:sz w:val="21"/>
+          <w:szCs w:val="21"/>
+          <w:lang w:eastAsia="zh-CN"/>
+        </w:rPr>
+        <w:t>4</w:t>
+      </w:r>
+    </w:p>
+    <w:p>
+      <w:pPr>
+        <w:pStyle w:val="Body"/>
+        <w:tabs>
+          <w:tab w:val="left" w:pos="360"/>
+          <w:tab w:val="left" w:pos="720"/>
+          <w:tab w:val="left" w:pos="1080"/>
+        </w:tabs>
+        <w:spacing w:after="40"/>
+        <w:ind w:left="721"/>
+        <w:rPr>
+          <w:rFonts w:ascii="Times New Roman" w:eastAsiaTheme="minorEastAsia" w:hAnsi="Times New Roman"/>
+          <w:lang w:eastAsia="zh-CN"/>
+        </w:rPr>
+      </w:pPr>
+      <w:r>
+        <w:rPr>
+          <w:rFonts w:ascii="Times New Roman" w:eastAsiaTheme="minorEastAsia" w:hAnsi="Times New Roman" w:hint="eastAsia"/>
+          <w:lang w:eastAsia="zh-CN"/>
+        </w:rPr>
+        <w:t>项目研究</w:t>
+      </w:r>
+      <w:r>
+        <w:rPr>
+          <w:rFonts w:ascii="Times New Roman" w:eastAsiaTheme="minorEastAsia" w:hAnsi="Times New Roman" w:hint="eastAsia"/>
+          <w:lang w:eastAsia="zh-CN"/>
+        </w:rPr>
+        <w:t>基于</w:t>
+      </w:r>
+      <w:r>
+        <w:rPr>
+          <w:rFonts w:ascii="Times New Roman" w:eastAsiaTheme="minorEastAsia" w:hAnsi="Times New Roman" w:hint="eastAsia"/>
+          <w:lang w:eastAsia="zh-CN"/>
+        </w:rPr>
+        <w:t>ReRAM</w:t>
+      </w:r>
+      <w:r>
+        <w:rPr>
+          <w:rFonts w:ascii="Times New Roman" w:eastAsiaTheme="minorEastAsia" w:hAnsi="Times New Roman" w:hint="eastAsia"/>
+          <w:lang w:eastAsia="zh-CN"/>
+        </w:rPr>
+        <w:t>的</w:t>
+      </w:r>
+      <w:r>
+        <w:rPr>
+          <w:rFonts w:ascii="Times New Roman" w:eastAsiaTheme="minorEastAsia" w:hAnsi="Times New Roman" w:hint="eastAsia"/>
+          <w:lang w:eastAsia="zh-CN"/>
+        </w:rPr>
+        <w:t>DNN</w:t>
+      </w:r>
+      <w:r>
+        <w:rPr>
+          <w:rFonts w:ascii="Times New Roman" w:eastAsiaTheme="minorEastAsia" w:hAnsi="Times New Roman" w:hint="eastAsia"/>
+          <w:lang w:eastAsia="zh-CN"/>
+        </w:rPr>
+        <w:t>加速器中</w:t>
+      </w:r>
+      <w:r>
+        <w:rPr>
+          <w:rFonts w:ascii="Times New Roman" w:eastAsiaTheme="minorEastAsia" w:hAnsi="Times New Roman" w:hint="eastAsia"/>
+          <w:lang w:eastAsia="zh-CN"/>
+        </w:rPr>
+        <w:t>，提升计算</w:t>
+      </w:r>
+      <w:r>
+        <w:rPr>
+          <w:rFonts w:ascii="Times New Roman" w:eastAsiaTheme="minorEastAsia" w:hAnsi="Times New Roman" w:hint="eastAsia"/>
+          <w:lang w:eastAsia="zh-CN"/>
+        </w:rPr>
+        <w:t>可靠性</w:t>
+      </w:r>
+      <w:r>
+        <w:rPr>
+          <w:rFonts w:ascii="Times New Roman" w:eastAsiaTheme="minorEastAsia" w:hAnsi="Times New Roman" w:hint="eastAsia"/>
+          <w:lang w:eastAsia="zh-CN"/>
+        </w:rPr>
+        <w:t>以及</w:t>
+      </w:r>
+      <w:r>
+        <w:rPr>
+          <w:rFonts w:ascii="Times New Roman" w:eastAsiaTheme="minorEastAsia" w:hAnsi="Times New Roman" w:hint="eastAsia"/>
+          <w:lang w:eastAsia="zh-CN"/>
+        </w:rPr>
+        <w:t>利用稀疏性</w:t>
+      </w:r>
+      <w:r>
+        <w:rPr>
+          <w:rFonts w:ascii="Times New Roman" w:eastAsiaTheme="minorEastAsia" w:hAnsi="Times New Roman" w:hint="eastAsia"/>
+          <w:lang w:eastAsia="zh-CN"/>
+        </w:rPr>
+        <w:t>提升能效</w:t>
+      </w:r>
+      <w:r>
+        <w:rPr>
+          <w:rFonts w:ascii="Times New Roman" w:eastAsiaTheme="minorEastAsia" w:hAnsi="Times New Roman" w:hint="eastAsia"/>
+          <w:lang w:eastAsia="zh-CN"/>
+        </w:rPr>
+        <w:t>，</w:t>
+      </w:r>
+      <w:r>
+        <w:rPr>
+          <w:rFonts w:ascii="Times New Roman" w:eastAsiaTheme="minorEastAsia" w:hAnsi="Times New Roman" w:hint="eastAsia"/>
+          <w:lang w:eastAsia="zh-CN"/>
+        </w:rPr>
+        <w:t>负责工作如下：</w:t>
+      </w:r>
+    </w:p>
+    <w:p>
+      <w:pPr>
+        <w:pStyle w:val="Body"/>
+        <w:numPr>
+          <w:ilvl w:val="0"/>
+          <w:numId w:val="1"/>
+        </w:numPr>
+        <w:tabs>
+          <w:tab w:val="left" w:pos="720"/>
+          <w:tab w:val="left" w:pos="1080"/>
+        </w:tabs>
+        <w:spacing w:after="40"/>
+        <w:ind w:leftChars="200" w:left="721" w:hanging="301"/>
+        <w:rPr>
+          <w:rFonts w:ascii="Times New Roman" w:hAnsi="Times New Roman"/>
+          <w:lang w:eastAsia="zh-CN"/>
+        </w:rPr>
+      </w:pPr>
+      <w:r>
+        <w:rPr>
+          <w:rFonts w:ascii="Times New Roman" w:eastAsia="宋体" w:hAnsi="Times New Roman" w:cs="宋体" w:hint="eastAsia"/>
+          <w:lang w:eastAsia="zh-CN"/>
+        </w:rPr>
+        <w:t>设计并</w:t>
+      </w:r>
+      <w:r>
+        <w:rPr>
+          <w:rFonts w:ascii="Times New Roman" w:eastAsia="宋体" w:hAnsi="Times New Roman" w:cs="宋体" w:hint="eastAsia"/>
+          <w:lang w:eastAsia="zh-CN"/>
+        </w:rPr>
+        <w:t>编写了一个</w:t>
+      </w:r>
+      <w:r>
+        <w:rPr>
+          <w:rFonts w:ascii="Times New Roman" w:eastAsia="宋体" w:hAnsi="Times New Roman" w:cs="宋体" w:hint="eastAsia"/>
+          <w:lang w:eastAsia="zh-CN"/>
+        </w:rPr>
+        <w:t>周期准确的</w:t>
+      </w:r>
+      <w:r>
+        <w:rPr>
+          <w:rFonts w:ascii="Times New Roman" w:hAnsi="Times New Roman"/>
+          <w:lang w:eastAsia="zh-CN"/>
+        </w:rPr>
+        <w:t>ReRAM</w:t>
+      </w:r>
+      <w:r>
+        <w:rPr>
+          <w:rFonts w:ascii="Times New Roman" w:eastAsia="宋体" w:hAnsi="Times New Roman" w:cs="宋体" w:hint="eastAsia"/>
+          <w:lang w:eastAsia="zh-CN"/>
+        </w:rPr>
+        <w:t>神经网络加速器架构的仿真器</w:t>
+      </w:r>
+      <w:r>
+        <w:rPr>
+          <w:rFonts w:ascii="Times New Roman" w:eastAsia="宋体" w:hAnsi="Times New Roman" w:cs="宋体" w:hint="eastAsia"/>
+          <w:lang w:eastAsia="zh-CN"/>
+        </w:rPr>
+        <w:t>。仿真器以</w:t>
+      </w:r>
+      <w:r>
+        <w:rPr>
+          <w:rFonts w:ascii="Times New Roman" w:eastAsia="宋体" w:hAnsi="Times New Roman" w:cs="宋体" w:hint="eastAsia"/>
+          <w:lang w:eastAsia="zh-CN"/>
+        </w:rPr>
+        <w:t>GEM</w:t>
+      </w:r>
+      <w:r>
+        <w:rPr>
+          <w:rFonts w:ascii="Times New Roman" w:eastAsia="宋体" w:hAnsi="Times New Roman" w:cs="宋体"/>
+          <w:lang w:eastAsia="zh-CN"/>
+        </w:rPr>
+        <w:t>5</w:t>
+      </w:r>
+      <w:r>
+        <w:rPr>
+          <w:rFonts w:ascii="Times New Roman" w:eastAsia="宋体" w:hAnsi="Times New Roman" w:cs="宋体" w:hint="eastAsia"/>
+          <w:lang w:eastAsia="zh-CN"/>
+        </w:rPr>
+        <w:t>为基础</w:t>
+      </w:r>
+      <w:r>
+        <w:rPr>
+          <w:rFonts w:ascii="Times New Roman" w:eastAsia="宋体" w:hAnsi="Times New Roman" w:cs="宋体" w:hint="eastAsia"/>
+          <w:lang w:eastAsia="zh-CN"/>
+        </w:rPr>
+        <w:t>编写</w:t>
+      </w:r>
+      <w:r>
+        <w:rPr>
+          <w:rFonts w:ascii="Times New Roman" w:eastAsia="宋体" w:hAnsi="Times New Roman" w:cs="宋体" w:hint="eastAsia"/>
+          <w:lang w:eastAsia="zh-CN"/>
+        </w:rPr>
+        <w:t>，</w:t>
+      </w:r>
+      <w:r>
+        <w:rPr>
+          <w:rFonts w:ascii="Times New Roman" w:eastAsia="宋体" w:hAnsi="Times New Roman" w:cs="宋体" w:hint="eastAsia"/>
+          <w:lang w:eastAsia="zh-CN"/>
+        </w:rPr>
+        <w:t>可以</w:t>
+      </w:r>
+      <w:r>
+        <w:rPr>
+          <w:rFonts w:ascii="Times New Roman" w:eastAsia="宋体" w:hAnsi="Times New Roman" w:cs="宋体" w:hint="eastAsia"/>
+          <w:lang w:eastAsia="zh-CN"/>
+        </w:rPr>
+        <w:t>仿</w:t>
+      </w:r>
+      <w:r>
+        <w:rPr>
+          <w:rFonts w:ascii="Times New Roman" w:eastAsia="宋体" w:hAnsi="Times New Roman" w:cs="宋体" w:hint="eastAsia"/>
+          <w:lang w:eastAsia="zh-CN"/>
+        </w:rPr>
+        <w:t>真存储器</w:t>
+      </w:r>
+      <w:r>
+        <w:rPr>
+          <w:rFonts w:ascii="Times New Roman" w:eastAsia="宋体" w:hAnsi="Times New Roman" w:cs="宋体" w:hint="eastAsia"/>
+          <w:lang w:eastAsia="zh-CN"/>
+        </w:rPr>
+        <w:t>与架构中</w:t>
+      </w:r>
+      <w:r>
+        <w:rPr>
+          <w:rFonts w:ascii="Times New Roman" w:eastAsia="宋体" w:hAnsi="Times New Roman" w:cs="宋体" w:hint="eastAsia"/>
+          <w:lang w:eastAsia="zh-CN"/>
+        </w:rPr>
+        <w:t>各</w:t>
+      </w:r>
+      <w:r>
+        <w:rPr>
+          <w:rFonts w:ascii="Times New Roman" w:eastAsia="宋体" w:hAnsi="Times New Roman" w:cs="宋体" w:hint="eastAsia"/>
+          <w:lang w:eastAsia="zh-CN"/>
+        </w:rPr>
+        <w:t>计算</w:t>
+      </w:r>
+      <w:r>
+        <w:rPr>
+          <w:rFonts w:ascii="Times New Roman" w:eastAsia="宋体" w:hAnsi="Times New Roman" w:cs="宋体" w:hint="eastAsia"/>
+          <w:lang w:eastAsia="zh-CN"/>
+        </w:rPr>
+        <w:t>电路模块的交互行为，从而</w:t>
+      </w:r>
+      <w:r>
+        <w:rPr>
+          <w:rFonts w:ascii="Times New Roman" w:eastAsia="宋体" w:hAnsi="Times New Roman" w:cs="宋体" w:hint="eastAsia"/>
+          <w:lang w:eastAsia="zh-CN"/>
+        </w:rPr>
+        <w:t>更准确地仿真</w:t>
+      </w:r>
+      <w:r>
+        <w:rPr>
+          <w:rFonts w:ascii="Times New Roman" w:eastAsia="宋体" w:hAnsi="Times New Roman" w:cs="宋体" w:hint="eastAsia"/>
+          <w:lang w:eastAsia="zh-CN"/>
+        </w:rPr>
+        <w:t>计算周期数</w:t>
+      </w:r>
+      <w:r>
+        <w:rPr>
+          <w:rFonts w:ascii="Times New Roman" w:eastAsia="宋体" w:hAnsi="Times New Roman" w:cs="宋体" w:hint="eastAsia"/>
+          <w:lang w:eastAsia="zh-CN"/>
+        </w:rPr>
+        <w:t>与功耗等指标</w:t>
+      </w:r>
+      <w:r>
+        <w:rPr>
+          <w:rFonts w:ascii="Times New Roman" w:eastAsia="宋体" w:hAnsi="Times New Roman" w:cs="宋体" w:hint="eastAsia"/>
+          <w:lang w:eastAsia="zh-CN"/>
+        </w:rPr>
+        <w:t>。</w:t>
+      </w:r>
+    </w:p>
+    <w:p>
+      <w:pPr>
+        <w:pStyle w:val="Body"/>
+        <w:numPr>
+          <w:ilvl w:val="0"/>
+          <w:numId w:val="1"/>
+        </w:numPr>
+        <w:tabs>
+          <w:tab w:val="left" w:pos="720"/>
+          <w:tab w:val="left" w:pos="1080"/>
+        </w:tabs>
+        <w:spacing w:after="40"/>
+        <w:ind w:leftChars="200" w:left="721" w:hanging="301"/>
+        <w:rPr>
+          <w:rFonts w:ascii="Times New Roman" w:hAnsi="Times New Roman"/>
+          <w:lang w:eastAsia="zh-CN"/>
+        </w:rPr>
+      </w:pPr>
+      <w:r>
+        <w:rPr>
+          <w:rFonts w:ascii="Times New Roman" w:eastAsiaTheme="minorEastAsia" w:hAnsi="Times New Roman" w:hint="eastAsia"/>
+          <w:lang w:eastAsia="zh-CN"/>
+        </w:rPr>
+        <w:t>根据项目要求，</w:t>
+      </w:r>
+      <w:r>
+        <w:rPr>
+          <w:rFonts w:ascii="Times New Roman" w:eastAsiaTheme="minorEastAsia" w:hAnsi="Times New Roman" w:hint="eastAsia"/>
+          <w:lang w:eastAsia="zh-CN"/>
+        </w:rPr>
+        <w:t>改写仿真器以支持</w:t>
+      </w:r>
+      <w:r>
+        <w:rPr>
+          <w:rFonts w:ascii="Times New Roman" w:eastAsiaTheme="minorEastAsia" w:hAnsi="Times New Roman" w:hint="eastAsia"/>
+          <w:lang w:eastAsia="zh-CN"/>
+        </w:rPr>
+        <w:t>稀疏性</w:t>
+      </w:r>
+      <w:r>
+        <w:rPr>
+          <w:rFonts w:ascii="Times New Roman" w:eastAsiaTheme="minorEastAsia" w:hAnsi="Times New Roman" w:hint="eastAsia"/>
+          <w:lang w:eastAsia="zh-CN"/>
+        </w:rPr>
+        <w:t>网络的计算</w:t>
+      </w:r>
+      <w:r>
+        <w:rPr>
+          <w:rFonts w:ascii="Times New Roman" w:eastAsiaTheme="minorEastAsia" w:hAnsi="Times New Roman" w:hint="eastAsia"/>
+          <w:lang w:eastAsia="zh-CN"/>
+        </w:rPr>
+        <w:t>与可靠性的评估</w:t>
+      </w:r>
+      <w:r>
+        <w:rPr>
+          <w:rFonts w:ascii="Times New Roman" w:eastAsia="宋体" w:hAnsi="Times New Roman" w:cs="宋体" w:hint="eastAsia"/>
+          <w:lang w:eastAsia="zh-CN"/>
+        </w:rPr>
+        <w:t>，仿真器的结果作为项目评估算法的重要指标</w:t>
+      </w:r>
+      <w:r>
+        <w:rPr>
+          <w:rFonts w:ascii="Times New Roman" w:eastAsiaTheme="minorEastAsia" w:hAnsi="Times New Roman" w:hint="eastAsia"/>
+          <w:lang w:eastAsia="zh-CN"/>
+        </w:rPr>
+        <w:t>。</w:t>
+      </w:r>
+    </w:p>
+    <w:p>
+      <w:pPr>
+        <w:pStyle w:val="Body"/>
+        <w:numPr>
+          <w:ilvl w:val="0"/>
+          <w:numId w:val="1"/>
+        </w:numPr>
+        <w:tabs>
+          <w:tab w:val="left" w:pos="720"/>
+          <w:tab w:val="left" w:pos="1080"/>
+        </w:tabs>
+        <w:spacing w:after="40"/>
+        <w:ind w:leftChars="200" w:left="721" w:hanging="301"/>
+        <w:rPr>
+          <w:rFonts w:ascii="Times New Roman" w:eastAsia="宋体" w:hAnsi="Times New Roman" w:cs="宋体"/>
+          <w:b/>
+          <w:bCs/>
+          <w:iCs/>
+          <w:color w:val="auto"/>
+          <w:lang w:eastAsia="zh-CN"/>
+        </w:rPr>
+      </w:pPr>
+      <w:r>
+        <w:rPr>
+          <w:rFonts w:ascii="Times New Roman" w:eastAsiaTheme="minorEastAsia" w:hAnsi="Times New Roman" w:hint="eastAsia"/>
+          <w:lang w:eastAsia="zh-CN"/>
+        </w:rPr>
+        <w:t>设计一个</w:t>
+      </w:r>
+      <w:r>
+        <w:rPr>
+          <w:rFonts w:ascii="Times New Roman" w:eastAsiaTheme="minorEastAsia" w:hAnsi="Times New Roman" w:hint="eastAsia"/>
+          <w:lang w:eastAsia="zh-CN"/>
+        </w:rPr>
+        <w:t>基于</w:t>
+      </w:r>
+      <w:r>
+        <w:rPr>
+          <w:rFonts w:ascii="Times New Roman" w:eastAsiaTheme="minorEastAsia" w:hAnsi="Times New Roman"/>
+          <w:lang w:eastAsia="zh-CN"/>
+        </w:rPr>
+        <w:t>ReRAM</w:t>
+      </w:r>
+      <w:r>
+        <w:rPr>
+          <w:rFonts w:ascii="Times New Roman" w:eastAsiaTheme="minorEastAsia" w:hAnsi="Times New Roman" w:hint="eastAsia"/>
+          <w:lang w:eastAsia="zh-CN"/>
+        </w:rPr>
+        <w:t>的</w:t>
+      </w:r>
+      <w:r>
+        <w:rPr>
+          <w:rFonts w:ascii="Times New Roman" w:eastAsiaTheme="minorEastAsia" w:hAnsi="Times New Roman" w:hint="eastAsia"/>
+          <w:lang w:eastAsia="zh-CN"/>
+        </w:rPr>
+        <w:t>DNN</w:t>
+      </w:r>
+      <w:r>
+        <w:rPr>
+          <w:rFonts w:ascii="Times New Roman" w:eastAsiaTheme="minorEastAsia" w:hAnsi="Times New Roman" w:hint="eastAsia"/>
+          <w:lang w:eastAsia="zh-CN"/>
+        </w:rPr>
+        <w:t>加速器架构</w:t>
+      </w:r>
+      <w:r>
+        <w:rPr>
+          <w:rFonts w:ascii="Times New Roman" w:eastAsiaTheme="minorEastAsia" w:hAnsi="Times New Roman" w:hint="eastAsia"/>
+          <w:lang w:eastAsia="zh-CN"/>
+        </w:rPr>
+        <w:t>，以支持稀疏性网络的计算</w:t>
+      </w:r>
+      <w:r>
+        <w:rPr>
+          <w:rFonts w:ascii="Times New Roman" w:eastAsiaTheme="minorEastAsia" w:hAnsi="Times New Roman" w:hint="eastAsia"/>
+          <w:lang w:eastAsia="zh-CN"/>
+        </w:rPr>
+        <w:t>。</w:t>
+      </w:r>
+    </w:p>
+    <w:p>
+      <w:pPr>
+        <w:pStyle w:val="Subheading"/>
+        <w:ind w:firstLine="420"/>
+        <w:jc w:val="left"/>
+        <w:rPr>
+          <w:rFonts w:ascii="Times New Roman" w:eastAsia="宋体" w:hAnsi="Times New Roman" w:cs="宋体"/>
           <w:b/>
           <w:bCs/>
           <w:iCs/>
@@ -6194,15 +5974,6 @@
   </w:num>
   <w:num w:numId="5">
     <w:abstractNumId w:val="1"/>
-    <w:lvlOverride w:ilvl="0"/>
-    <w:lvlOverride w:ilvl="1"/>
-    <w:lvlOverride w:ilvl="2"/>
-    <w:lvlOverride w:ilvl="3"/>
-    <w:lvlOverride w:ilvl="4"/>
-    <w:lvlOverride w:ilvl="5"/>
-    <w:lvlOverride w:ilvl="6"/>
-    <w:lvlOverride w:ilvl="7"/>
-    <w:lvlOverride w:ilvl="8"/>
   </w:num>
 </w:numbering>
 </file>
